--- a/docs/package/03_Contracts/iNXT_BrokerVerse_Service_Catalogue_and_Rate_Annex.docx
+++ b/docs/package/03_Contracts/iNXT_BrokerVerse_Service_Catalogue_and_Rate_Annex.docx
@@ -789,7 +789,7 @@
             </w:rPr>
             <w:fldChar w:fldCharType="separate"/>
           </w:r>
-          <w:hyperlink w:anchor="__RefHeading___Toc48693_4049217194">
+          <w:hyperlink w:anchor="__RefHeading___Toc48693_3199679052">
             <w:r>
               <w:rPr>
                 <w:webHidden/>
@@ -824,7 +824,7 @@
             </w:tabs>
             <w:rPr/>
           </w:pPr>
-          <w:hyperlink w:anchor="__RefHeading___Toc48695_4049217194">
+          <w:hyperlink w:anchor="__RefHeading___Toc48695_3199679052">
             <w:r>
               <w:rPr>
                 <w:webHidden/>
@@ -853,7 +853,7 @@
             </w:tabs>
             <w:rPr/>
           </w:pPr>
-          <w:hyperlink w:anchor="__RefHeading___Toc48697_4049217194">
+          <w:hyperlink w:anchor="__RefHeading___Toc48697_3199679052">
             <w:r>
               <w:rPr>
                 <w:webHidden/>
@@ -875,7 +875,7 @@
             </w:tabs>
             <w:rPr/>
           </w:pPr>
-          <w:hyperlink w:anchor="__RefHeading___Toc48699_4049217194">
+          <w:hyperlink w:anchor="__RefHeading___Toc48699_3199679052">
             <w:r>
               <w:rPr>
                 <w:webHidden/>
@@ -897,7 +897,7 @@
             </w:tabs>
             <w:rPr/>
           </w:pPr>
-          <w:hyperlink w:anchor="__RefHeading___Toc48701_4049217194">
+          <w:hyperlink w:anchor="__RefHeading___Toc48701_3199679052">
             <w:r>
               <w:rPr>
                 <w:webHidden/>
@@ -919,7 +919,7 @@
             </w:tabs>
             <w:rPr/>
           </w:pPr>
-          <w:hyperlink w:anchor="__RefHeading___Toc48703_4049217194">
+          <w:hyperlink w:anchor="__RefHeading___Toc48703_3199679052">
             <w:r>
               <w:rPr>
                 <w:webHidden/>
@@ -941,7 +941,7 @@
             </w:tabs>
             <w:rPr/>
           </w:pPr>
-          <w:hyperlink w:anchor="__RefHeading___Toc48705_4049217194">
+          <w:hyperlink w:anchor="__RefHeading___Toc48705_3199679052">
             <w:r>
               <w:rPr>
                 <w:webHidden/>
@@ -963,7 +963,7 @@
             </w:tabs>
             <w:rPr/>
           </w:pPr>
-          <w:hyperlink w:anchor="__RefHeading___Toc48707_4049217194">
+          <w:hyperlink w:anchor="__RefHeading___Toc48707_3199679052">
             <w:r>
               <w:rPr>
                 <w:webHidden/>
@@ -985,7 +985,7 @@
             </w:tabs>
             <w:rPr/>
           </w:pPr>
-          <w:hyperlink w:anchor="__RefHeading___Toc48709_4049217194">
+          <w:hyperlink w:anchor="__RefHeading___Toc48709_3199679052">
             <w:r>
               <w:rPr>
                 <w:webHidden/>
@@ -1007,7 +1007,7 @@
             </w:tabs>
             <w:rPr/>
           </w:pPr>
-          <w:hyperlink w:anchor="__RefHeading___Toc48711_4049217194">
+          <w:hyperlink w:anchor="__RefHeading___Toc48711_3199679052">
             <w:r>
               <w:rPr>
                 <w:webHidden/>
@@ -1029,7 +1029,7 @@
             </w:tabs>
             <w:rPr/>
           </w:pPr>
-          <w:hyperlink w:anchor="__RefHeading___Toc48713_4049217194">
+          <w:hyperlink w:anchor="__RefHeading___Toc48713_3199679052">
             <w:r>
               <w:rPr>
                 <w:webHidden/>
@@ -1051,7 +1051,7 @@
             </w:tabs>
             <w:rPr/>
           </w:pPr>
-          <w:hyperlink w:anchor="__RefHeading___Toc48715_4049217194">
+          <w:hyperlink w:anchor="__RefHeading___Toc48715_3199679052">
             <w:r>
               <w:rPr>
                 <w:webHidden/>
@@ -1073,7 +1073,7 @@
             </w:tabs>
             <w:rPr/>
           </w:pPr>
-          <w:hyperlink w:anchor="__RefHeading___Toc48717_4049217194">
+          <w:hyperlink w:anchor="__RefHeading___Toc48717_3199679052">
             <w:r>
               <w:rPr>
                 <w:webHidden/>
@@ -1095,7 +1095,7 @@
             </w:tabs>
             <w:rPr/>
           </w:pPr>
-          <w:hyperlink w:anchor="__RefHeading___Toc48719_4049217194">
+          <w:hyperlink w:anchor="__RefHeading___Toc48719_3199679052">
             <w:r>
               <w:rPr>
                 <w:webHidden/>
@@ -1117,7 +1117,7 @@
             </w:tabs>
             <w:rPr/>
           </w:pPr>
-          <w:hyperlink w:anchor="__RefHeading___Toc48721_4049217194">
+          <w:hyperlink w:anchor="__RefHeading___Toc48721_3199679052">
             <w:r>
               <w:rPr>
                 <w:webHidden/>
@@ -1139,7 +1139,7 @@
             </w:tabs>
             <w:rPr/>
           </w:pPr>
-          <w:hyperlink w:anchor="__RefHeading___Toc48723_4049217194">
+          <w:hyperlink w:anchor="__RefHeading___Toc48723_3199679052">
             <w:r>
               <w:rPr>
                 <w:webHidden/>
@@ -1161,7 +1161,7 @@
             </w:tabs>
             <w:rPr/>
           </w:pPr>
-          <w:hyperlink w:anchor="__RefHeading___Toc48725_4049217194">
+          <w:hyperlink w:anchor="__RefHeading___Toc48725_3199679052">
             <w:r>
               <w:rPr>
                 <w:webHidden/>
@@ -1183,7 +1183,7 @@
             </w:tabs>
             <w:rPr/>
           </w:pPr>
-          <w:hyperlink w:anchor="__RefHeading___Toc48727_4049217194">
+          <w:hyperlink w:anchor="__RefHeading___Toc48727_3199679052">
             <w:r>
               <w:rPr>
                 <w:webHidden/>
@@ -1205,7 +1205,7 @@
             </w:tabs>
             <w:rPr/>
           </w:pPr>
-          <w:hyperlink w:anchor="__RefHeading___Toc48729_4049217194">
+          <w:hyperlink w:anchor="__RefHeading___Toc48729_3199679052">
             <w:r>
               <w:rPr>
                 <w:webHidden/>
@@ -1227,7 +1227,7 @@
             </w:tabs>
             <w:rPr/>
           </w:pPr>
-          <w:hyperlink w:anchor="__RefHeading___Toc48731_4049217194">
+          <w:hyperlink w:anchor="__RefHeading___Toc48731_3199679052">
             <w:r>
               <w:rPr>
                 <w:webHidden/>
@@ -1249,7 +1249,7 @@
             </w:tabs>
             <w:rPr/>
           </w:pPr>
-          <w:hyperlink w:anchor="__RefHeading___Toc48733_4049217194">
+          <w:hyperlink w:anchor="__RefHeading___Toc48733_3199679052">
             <w:r>
               <w:rPr>
                 <w:webHidden/>
@@ -1271,7 +1271,7 @@
             </w:tabs>
             <w:rPr/>
           </w:pPr>
-          <w:hyperlink w:anchor="__RefHeading___Toc48735_4049217194">
+          <w:hyperlink w:anchor="__RefHeading___Toc48735_3199679052">
             <w:r>
               <w:rPr>
                 <w:webHidden/>
@@ -1293,7 +1293,7 @@
             </w:tabs>
             <w:rPr/>
           </w:pPr>
-          <w:hyperlink w:anchor="__RefHeading___Toc48737_4049217194">
+          <w:hyperlink w:anchor="__RefHeading___Toc48737_3199679052">
             <w:r>
               <w:rPr>
                 <w:webHidden/>
@@ -1315,7 +1315,7 @@
             </w:tabs>
             <w:rPr/>
           </w:pPr>
-          <w:hyperlink w:anchor="__RefHeading___Toc48739_4049217194">
+          <w:hyperlink w:anchor="__RefHeading___Toc48739_3199679052">
             <w:r>
               <w:rPr>
                 <w:webHidden/>
@@ -1337,7 +1337,7 @@
             </w:tabs>
             <w:rPr/>
           </w:pPr>
-          <w:hyperlink w:anchor="__RefHeading___Toc48741_4049217194">
+          <w:hyperlink w:anchor="__RefHeading___Toc48741_3199679052">
             <w:r>
               <w:rPr>
                 <w:webHidden/>
@@ -1385,7 +1385,7 @@
       <w:r>
         <w:br w:type="page"/>
       </w:r>
-      <w:bookmarkStart w:id="0" w:name="__RefHeading___Toc48693_4049217194"/>
+      <w:bookmarkStart w:id="0" w:name="__RefHeading___Toc48693_3199679052"/>
       <w:bookmarkStart w:id="1" w:name="_Toc48319687"/>
       <w:bookmarkStart w:id="2" w:name="_Toc11824118"/>
       <w:bookmarkEnd w:id="0"/>
@@ -2030,7 +2030,7 @@
           <w:spacing w:val="0"/>
         </w:rPr>
       </w:pPr>
-      <w:bookmarkStart w:id="4" w:name="__RefHeading___Toc48695_4049217194"/>
+      <w:bookmarkStart w:id="4" w:name="__RefHeading___Toc48695_3199679052"/>
       <w:bookmarkStart w:id="5" w:name="_Toc233203388"/>
       <w:bookmarkEnd w:id="4"/>
       <w:r>
@@ -3572,7 +3572,7 @@
         <w:pageBreakBefore w:val="false"/>
         <w:rPr/>
       </w:pPr>
-      <w:bookmarkStart w:id="6" w:name="__RefHeading___Toc48697_4049217194"/>
+      <w:bookmarkStart w:id="6" w:name="__RefHeading___Toc48697_3199679052"/>
       <w:bookmarkEnd w:id="6"/>
       <w:r>
         <w:rPr>
@@ -3818,7 +3818,7 @@
         <w:pStyle w:val="Heading1"/>
         <w:rPr/>
       </w:pPr>
-      <w:bookmarkStart w:id="7" w:name="__RefHeading___Toc48699_4049217194"/>
+      <w:bookmarkStart w:id="7" w:name="__RefHeading___Toc48699_3199679052"/>
       <w:bookmarkEnd w:id="7"/>
       <w:r>
         <w:rPr>
@@ -3835,7 +3835,7 @@
         <w:pStyle w:val="Heading2"/>
         <w:rPr/>
       </w:pPr>
-      <w:bookmarkStart w:id="8" w:name="__RefHeading___Toc48701_4049217194"/>
+      <w:bookmarkStart w:id="8" w:name="__RefHeading___Toc48701_3199679052"/>
       <w:bookmarkEnd w:id="8"/>
       <w:r>
         <w:rPr>
@@ -5706,7 +5706,7 @@
         <w:pStyle w:val="Heading2"/>
         <w:rPr/>
       </w:pPr>
-      <w:bookmarkStart w:id="9" w:name="__RefHeading___Toc48703_4049217194"/>
+      <w:bookmarkStart w:id="9" w:name="__RefHeading___Toc48703_3199679052"/>
       <w:bookmarkEnd w:id="9"/>
       <w:r>
         <w:rPr>
@@ -6723,7 +6723,7 @@
         <w:pStyle w:val="Heading2"/>
         <w:rPr/>
       </w:pPr>
-      <w:bookmarkStart w:id="10" w:name="__RefHeading___Toc48705_4049217194"/>
+      <w:bookmarkStart w:id="10" w:name="__RefHeading___Toc48705_3199679052"/>
       <w:bookmarkEnd w:id="10"/>
       <w:r>
         <w:rPr>
@@ -7758,7 +7758,7 @@
         <w:pStyle w:val="Heading1"/>
         <w:rPr/>
       </w:pPr>
-      <w:bookmarkStart w:id="11" w:name="__RefHeading___Toc48707_4049217194"/>
+      <w:bookmarkStart w:id="11" w:name="__RefHeading___Toc48707_3199679052"/>
       <w:bookmarkEnd w:id="11"/>
       <w:r>
         <w:rPr>
@@ -7775,7 +7775,7 @@
         <w:pStyle w:val="Heading2"/>
         <w:rPr/>
       </w:pPr>
-      <w:bookmarkStart w:id="12" w:name="__RefHeading___Toc48709_4049217194"/>
+      <w:bookmarkStart w:id="12" w:name="__RefHeading___Toc48709_3199679052"/>
       <w:bookmarkEnd w:id="12"/>
       <w:r>
         <w:rPr>
@@ -8228,7 +8228,7 @@
         <w:pStyle w:val="Heading2"/>
         <w:rPr/>
       </w:pPr>
-      <w:bookmarkStart w:id="13" w:name="__RefHeading___Toc48711_4049217194"/>
+      <w:bookmarkStart w:id="13" w:name="__RefHeading___Toc48711_3199679052"/>
       <w:bookmarkEnd w:id="13"/>
       <w:r>
         <w:rPr>
@@ -8869,7 +8869,7 @@
         <w:pStyle w:val="Heading2"/>
         <w:rPr/>
       </w:pPr>
-      <w:bookmarkStart w:id="14" w:name="__RefHeading___Toc48713_4049217194"/>
+      <w:bookmarkStart w:id="14" w:name="__RefHeading___Toc48713_3199679052"/>
       <w:bookmarkEnd w:id="14"/>
       <w:r>
         <w:rPr>
@@ -9740,7 +9740,7 @@
         <w:pStyle w:val="Heading2"/>
         <w:rPr/>
       </w:pPr>
-      <w:bookmarkStart w:id="15" w:name="__RefHeading___Toc48715_4049217194"/>
+      <w:bookmarkStart w:id="15" w:name="__RefHeading___Toc48715_3199679052"/>
       <w:bookmarkEnd w:id="15"/>
       <w:r>
         <w:rPr>
@@ -11332,7 +11332,7 @@
         <w:pStyle w:val="Heading2"/>
         <w:rPr/>
       </w:pPr>
-      <w:bookmarkStart w:id="16" w:name="__RefHeading___Toc48717_4049217194"/>
+      <w:bookmarkStart w:id="16" w:name="__RefHeading___Toc48717_3199679052"/>
       <w:bookmarkEnd w:id="16"/>
       <w:r>
         <w:rPr>
@@ -12364,7 +12364,7 @@
         <w:pStyle w:val="Heading2"/>
         <w:rPr/>
       </w:pPr>
-      <w:bookmarkStart w:id="17" w:name="__RefHeading___Toc48719_4049217194"/>
+      <w:bookmarkStart w:id="17" w:name="__RefHeading___Toc48719_3199679052"/>
       <w:bookmarkEnd w:id="17"/>
       <w:r>
         <w:rPr>
@@ -14839,7 +14839,7 @@
         <w:pStyle w:val="Heading2"/>
         <w:rPr/>
       </w:pPr>
-      <w:bookmarkStart w:id="18" w:name="__RefHeading___Toc48721_4049217194"/>
+      <w:bookmarkStart w:id="18" w:name="__RefHeading___Toc48721_3199679052"/>
       <w:bookmarkEnd w:id="18"/>
       <w:r>
         <w:rPr>
@@ -16354,7 +16354,7 @@
         <w:pStyle w:val="Heading2"/>
         <w:rPr/>
       </w:pPr>
-      <w:bookmarkStart w:id="19" w:name="__RefHeading___Toc48723_4049217194"/>
+      <w:bookmarkStart w:id="19" w:name="__RefHeading___Toc48723_3199679052"/>
       <w:bookmarkEnd w:id="19"/>
       <w:r>
         <w:rPr>
@@ -16869,7 +16869,7 @@
         <w:pStyle w:val="Heading2"/>
         <w:rPr/>
       </w:pPr>
-      <w:bookmarkStart w:id="20" w:name="__RefHeading___Toc48725_4049217194"/>
+      <w:bookmarkStart w:id="20" w:name="__RefHeading___Toc48725_3199679052"/>
       <w:bookmarkEnd w:id="20"/>
       <w:r>
         <w:rPr>
@@ -17223,7 +17223,7 @@
       <w:r>
         <w:br w:type="page"/>
       </w:r>
-      <w:bookmarkStart w:id="21" w:name="__RefHeading___Toc48727_4049217194"/>
+      <w:bookmarkStart w:id="21" w:name="__RefHeading___Toc48727_3199679052"/>
       <w:bookmarkEnd w:id="21"/>
       <w:r>
         <w:rPr>
@@ -17987,7 +17987,7 @@
         <w:pStyle w:val="Heading1"/>
         <w:rPr/>
       </w:pPr>
-      <w:bookmarkStart w:id="22" w:name="__RefHeading___Toc48729_4049217194"/>
+      <w:bookmarkStart w:id="22" w:name="__RefHeading___Toc48729_3199679052"/>
       <w:bookmarkEnd w:id="22"/>
       <w:r>
         <w:rPr>
@@ -18019,7 +18019,7 @@
         <w:pStyle w:val="Heading2"/>
         <w:rPr/>
       </w:pPr>
-      <w:bookmarkStart w:id="23" w:name="__RefHeading___Toc48731_4049217194"/>
+      <w:bookmarkStart w:id="23" w:name="__RefHeading___Toc48731_3199679052"/>
       <w:bookmarkEnd w:id="23"/>
       <w:r>
         <w:rPr>
@@ -18131,7 +18131,7 @@
         <w:pStyle w:val="Heading2"/>
         <w:rPr/>
       </w:pPr>
-      <w:bookmarkStart w:id="24" w:name="__RefHeading___Toc48733_4049217194"/>
+      <w:bookmarkStart w:id="24" w:name="__RefHeading___Toc48733_3199679052"/>
       <w:bookmarkEnd w:id="24"/>
       <w:r>
         <w:rPr>
@@ -18224,7 +18224,7 @@
         <w:pStyle w:val="Heading2"/>
         <w:rPr/>
       </w:pPr>
-      <w:bookmarkStart w:id="25" w:name="__RefHeading___Toc48735_4049217194"/>
+      <w:bookmarkStart w:id="25" w:name="__RefHeading___Toc48735_3199679052"/>
       <w:bookmarkEnd w:id="25"/>
       <w:r>
         <w:rPr>
@@ -18298,7 +18298,7 @@
         <w:pStyle w:val="Heading2"/>
         <w:rPr/>
       </w:pPr>
-      <w:bookmarkStart w:id="26" w:name="__RefHeading___Toc48737_4049217194"/>
+      <w:bookmarkStart w:id="26" w:name="__RefHeading___Toc48737_3199679052"/>
       <w:bookmarkEnd w:id="26"/>
       <w:r>
         <w:rPr>
@@ -18353,7 +18353,7 @@
         <w:pStyle w:val="Heading2"/>
         <w:rPr/>
       </w:pPr>
-      <w:bookmarkStart w:id="27" w:name="__RefHeading___Toc48739_4049217194"/>
+      <w:bookmarkStart w:id="27" w:name="__RefHeading___Toc48739_3199679052"/>
       <w:bookmarkEnd w:id="27"/>
       <w:r>
         <w:rPr>
@@ -18444,7 +18444,7 @@
           <w:spacing w:val="0"/>
         </w:rPr>
       </w:pPr>
-      <w:bookmarkStart w:id="28" w:name="__RefHeading___Toc48741_4049217194"/>
+      <w:bookmarkStart w:id="28" w:name="__RefHeading___Toc48741_3199679052"/>
       <w:bookmarkStart w:id="29" w:name="_Toc233203395"/>
       <w:bookmarkEnd w:id="28"/>
       <w:r>

--- a/docs/package/03_Contracts/iNXT_BrokerVerse_Service_Catalogue_and_Rate_Annex.docx
+++ b/docs/package/03_Contracts/iNXT_BrokerVerse_Service_Catalogue_and_Rate_Annex.docx
@@ -10,7 +10,7 @@
       <w:r>
         <w:rPr/>
         <w:drawing>
-          <wp:anchor behindDoc="1" distT="0" distB="0" distL="0" distR="0" simplePos="0" locked="0" layoutInCell="0" allowOverlap="1" relativeHeight="18">
+          <wp:anchor behindDoc="1" distT="0" distB="0" distL="0" distR="0" simplePos="0" locked="0" layoutInCell="0" allowOverlap="1" relativeHeight="20">
             <wp:simplePos x="0" y="0"/>
             <wp:positionH relativeFrom="margin">
               <wp:posOffset>-914400</wp:posOffset>
@@ -55,7 +55,7 @@
           </wp:anchor>
         </w:drawing>
         <w:drawing>
-          <wp:anchor behindDoc="1" distT="0" distB="0" distL="0" distR="0" simplePos="0" locked="0" layoutInCell="0" allowOverlap="1" relativeHeight="29">
+          <wp:anchor behindDoc="1" distT="0" distB="0" distL="0" distR="0" simplePos="0" locked="0" layoutInCell="0" allowOverlap="1" relativeHeight="31">
             <wp:simplePos x="0" y="0"/>
             <wp:positionH relativeFrom="margin">
               <wp:align>center</wp:align>
@@ -111,7 +111,7 @@
         <mc:AlternateContent>
           <mc:Choice Requires="wps">
             <w:drawing>
-              <wp:anchor behindDoc="0" distT="45720" distB="45720" distL="114300" distR="114300" simplePos="0" locked="0" layoutInCell="0" allowOverlap="1" relativeHeight="19" wp14:anchorId="3D43415C">
+              <wp:anchor behindDoc="0" distT="45720" distB="45720" distL="114300" distR="114300" simplePos="0" locked="0" layoutInCell="0" allowOverlap="1" relativeHeight="21" wp14:anchorId="3D43415C">
                 <wp:simplePos x="0" y="0"/>
                 <wp:positionH relativeFrom="page">
                   <wp:posOffset>194310</wp:posOffset>
@@ -226,7 +226,7 @@
         <mc:AlternateContent>
           <mc:Choice Requires="wps">
             <w:drawing>
-              <wp:anchor behindDoc="0" distT="45720" distB="45720" distL="113030" distR="114935" simplePos="0" locked="0" layoutInCell="0" allowOverlap="1" relativeHeight="21" wp14:anchorId="58C23128">
+              <wp:anchor behindDoc="0" distT="45720" distB="45720" distL="113030" distR="114935" simplePos="0" locked="0" layoutInCell="0" allowOverlap="1" relativeHeight="23" wp14:anchorId="58C23128">
                 <wp:simplePos x="0" y="0"/>
                 <wp:positionH relativeFrom="page">
                   <wp:posOffset>3094990</wp:posOffset>
@@ -341,7 +341,7 @@
         <mc:AlternateContent>
           <mc:Choice Requires="wps">
             <w:drawing>
-              <wp:anchor behindDoc="0" distT="45720" distB="45720" distL="114300" distR="113665" simplePos="0" locked="0" layoutInCell="0" allowOverlap="1" relativeHeight="23" wp14:anchorId="1BF25123">
+              <wp:anchor behindDoc="0" distT="45720" distB="45720" distL="114300" distR="113665" simplePos="0" locked="0" layoutInCell="0" allowOverlap="1" relativeHeight="25" wp14:anchorId="1BF25123">
                 <wp:simplePos x="0" y="0"/>
                 <wp:positionH relativeFrom="page">
                   <wp:posOffset>4992370</wp:posOffset>
@@ -400,7 +400,7 @@
                                 <w:bCs/>
                                 <w:color w:val="1D74BA"/>
                               </w:rPr>
-                              <w:t>03 October 2026</w:t>
+                              <w:t>04 October 2026</w:t>
                             </w:r>
                           </w:p>
                         </w:txbxContent>
@@ -443,7 +443,7 @@
                           <w:bCs/>
                           <w:color w:val="1D74BA"/>
                         </w:rPr>
-                        <w:t>03 October 2026</w:t>
+                        <w:t>04 October 2026</w:t>
                       </w:r>
                     </w:p>
                   </w:txbxContent>
@@ -456,7 +456,7 @@
         <mc:AlternateContent>
           <mc:Choice Requires="wps">
             <w:drawing>
-              <wp:anchor behindDoc="0" distT="45720" distB="46355" distL="114300" distR="114300" simplePos="0" locked="0" layoutInCell="0" allowOverlap="1" relativeHeight="25" wp14:anchorId="01DE2BF4">
+              <wp:anchor behindDoc="0" distT="45720" distB="46355" distL="114300" distR="114300" simplePos="0" locked="0" layoutInCell="0" allowOverlap="1" relativeHeight="27" wp14:anchorId="01DE2BF4">
                 <wp:simplePos x="0" y="0"/>
                 <wp:positionH relativeFrom="margin">
                   <wp:align>center</wp:align>
@@ -601,7 +601,7 @@
         <mc:AlternateContent>
           <mc:Choice Requires="wps">
             <w:drawing>
-              <wp:anchor behindDoc="0" distT="45720" distB="50800" distL="114300" distR="114300" simplePos="0" locked="0" layoutInCell="0" allowOverlap="1" relativeHeight="27" wp14:anchorId="204C02CC">
+              <wp:anchor behindDoc="0" distT="45720" distB="50800" distL="114300" distR="114300" simplePos="0" locked="0" layoutInCell="0" allowOverlap="1" relativeHeight="29" wp14:anchorId="204C02CC">
                 <wp:simplePos x="0" y="0"/>
                 <wp:positionH relativeFrom="margin">
                   <wp:align>center</wp:align>
@@ -789,7 +789,7 @@
             </w:rPr>
             <w:fldChar w:fldCharType="separate"/>
           </w:r>
-          <w:hyperlink w:anchor="__RefHeading___Toc27456_3066934455">
+          <w:hyperlink w:anchor="__RefHeading___Toc16273_2842061002">
             <w:r>
               <w:rPr>
                 <w:webHidden/>
@@ -824,7 +824,7 @@
             </w:tabs>
             <w:rPr/>
           </w:pPr>
-          <w:hyperlink w:anchor="__RefHeading___Toc27458_3066934455">
+          <w:hyperlink w:anchor="__RefHeading___Toc16275_2842061002">
             <w:r>
               <w:rPr>
                 <w:webHidden/>
@@ -853,7 +853,7 @@
             </w:tabs>
             <w:rPr/>
           </w:pPr>
-          <w:hyperlink w:anchor="__RefHeading___Toc27460_3066934455">
+          <w:hyperlink w:anchor="__RefHeading___Toc16277_2842061002">
             <w:r>
               <w:rPr>
                 <w:webHidden/>
@@ -875,7 +875,7 @@
             </w:tabs>
             <w:rPr/>
           </w:pPr>
-          <w:hyperlink w:anchor="__RefHeading___Toc27462_3066934455">
+          <w:hyperlink w:anchor="__RefHeading___Toc16279_2842061002">
             <w:r>
               <w:rPr>
                 <w:webHidden/>
@@ -883,7 +883,7 @@
               </w:rPr>
               <w:t>4. Service catalogue</w:t>
               <w:tab/>
-              <w:t>5</w:t>
+              <w:t>6</w:t>
             </w:r>
           </w:hyperlink>
         </w:p>
@@ -897,7 +897,7 @@
             </w:tabs>
             <w:rPr/>
           </w:pPr>
-          <w:hyperlink w:anchor="__RefHeading___Toc27464_3066934455">
+          <w:hyperlink w:anchor="__RefHeading___Toc16281_2842061002">
             <w:r>
               <w:rPr>
                 <w:webHidden/>
@@ -905,7 +905,7 @@
               </w:rPr>
               <w:t>4.1 Overview</w:t>
               <w:tab/>
-              <w:t>5</w:t>
+              <w:t>6</w:t>
             </w:r>
           </w:hyperlink>
         </w:p>
@@ -919,7 +919,7 @@
             </w:tabs>
             <w:rPr/>
           </w:pPr>
-          <w:hyperlink w:anchor="__RefHeading___Toc27466_3066934455">
+          <w:hyperlink w:anchor="__RefHeading___Toc16283_2842061002">
             <w:r>
               <w:rPr>
                 <w:webHidden/>
@@ -927,7 +927,7 @@
               </w:rPr>
               <w:t>4.2 Size tiers</w:t>
               <w:tab/>
-              <w:t>5</w:t>
+              <w:t>6</w:t>
             </w:r>
           </w:hyperlink>
         </w:p>
@@ -941,7 +941,7 @@
             </w:tabs>
             <w:rPr/>
           </w:pPr>
-          <w:hyperlink w:anchor="__RefHeading___Toc27468_3066934455">
+          <w:hyperlink w:anchor="__RefHeading___Toc16285_2842061002">
             <w:r>
               <w:rPr>
                 <w:webHidden/>
@@ -949,7 +949,7 @@
               </w:rPr>
               <w:t>4.3 Packages</w:t>
               <w:tab/>
-              <w:t>5</w:t>
+              <w:t>6</w:t>
             </w:r>
           </w:hyperlink>
         </w:p>
@@ -963,7 +963,7 @@
             </w:tabs>
             <w:rPr/>
           </w:pPr>
-          <w:hyperlink w:anchor="__RefHeading___Toc27470_3066934455">
+          <w:hyperlink w:anchor="__RefHeading___Toc16287_2842061002">
             <w:r>
               <w:rPr>
                 <w:webHidden/>
@@ -971,7 +971,7 @@
               </w:rPr>
               <w:t>5. Rates</w:t>
               <w:tab/>
-              <w:t>7</w:t>
+              <w:t>8</w:t>
             </w:r>
           </w:hyperlink>
         </w:p>
@@ -985,7 +985,7 @@
             </w:tabs>
             <w:rPr/>
           </w:pPr>
-          <w:hyperlink w:anchor="__RefHeading___Toc27472_3066934455">
+          <w:hyperlink w:anchor="__RefHeading___Toc16289_2842061002">
             <w:r>
               <w:rPr>
                 <w:webHidden/>
@@ -993,7 +993,7 @@
               </w:rPr>
               <w:t>5.1 S01: perpetual licence</w:t>
               <w:tab/>
-              <w:t>7</w:t>
+              <w:t>8</w:t>
             </w:r>
           </w:hyperlink>
         </w:p>
@@ -1007,7 +1007,7 @@
             </w:tabs>
             <w:rPr/>
           </w:pPr>
-          <w:hyperlink w:anchor="__RefHeading___Toc27474_3066934455">
+          <w:hyperlink w:anchor="__RefHeading___Toc16291_2842061002">
             <w:r>
               <w:rPr>
                 <w:webHidden/>
@@ -1015,7 +1015,7 @@
               </w:rPr>
               <w:t>5.2 S02: subscription</w:t>
               <w:tab/>
-              <w:t>7</w:t>
+              <w:t>8</w:t>
             </w:r>
           </w:hyperlink>
         </w:p>
@@ -1029,7 +1029,7 @@
             </w:tabs>
             <w:rPr/>
           </w:pPr>
-          <w:hyperlink w:anchor="__RefHeading___Toc27476_3066934455">
+          <w:hyperlink w:anchor="__RefHeading___Toc16293_2842061002">
             <w:r>
               <w:rPr>
                 <w:webHidden/>
@@ -1037,7 +1037,7 @@
               </w:rPr>
               <w:t>5.3 S03: implementation or onboarding</w:t>
               <w:tab/>
-              <w:t>7</w:t>
+              <w:t>8</w:t>
             </w:r>
           </w:hyperlink>
         </w:p>
@@ -1051,7 +1051,7 @@
             </w:tabs>
             <w:rPr/>
           </w:pPr>
-          <w:hyperlink w:anchor="__RefHeading___Toc27478_3066934455">
+          <w:hyperlink w:anchor="__RefHeading___Toc16295_2842061002">
             <w:r>
               <w:rPr>
                 <w:webHidden/>
@@ -1059,7 +1059,7 @@
               </w:rPr>
               <w:t>5.4 S04 to S06: maintenance and support</w:t>
               <w:tab/>
-              <w:t>7</w:t>
+              <w:t>8</w:t>
             </w:r>
           </w:hyperlink>
         </w:p>
@@ -1073,7 +1073,7 @@
             </w:tabs>
             <w:rPr/>
           </w:pPr>
-          <w:hyperlink w:anchor="__RefHeading___Toc27480_3066934455">
+          <w:hyperlink w:anchor="__RefHeading___Toc16297_2842061002">
             <w:r>
               <w:rPr>
                 <w:webHidden/>
@@ -1081,7 +1081,7 @@
               </w:rPr>
               <w:t>5.5 S07: hosting</w:t>
               <w:tab/>
-              <w:t>8</w:t>
+              <w:t>9</w:t>
             </w:r>
           </w:hyperlink>
         </w:p>
@@ -1095,7 +1095,7 @@
             </w:tabs>
             <w:rPr/>
           </w:pPr>
-          <w:hyperlink w:anchor="__RefHeading___Toc27482_3066934455">
+          <w:hyperlink w:anchor="__RefHeading___Toc16299_2842061002">
             <w:r>
               <w:rPr>
                 <w:webHidden/>
@@ -1103,7 +1103,7 @@
               </w:rPr>
               <w:t>5.6 S08: optional services</w:t>
               <w:tab/>
-              <w:t>8</w:t>
+              <w:t>9</w:t>
             </w:r>
           </w:hyperlink>
         </w:p>
@@ -1117,7 +1117,7 @@
             </w:tabs>
             <w:rPr/>
           </w:pPr>
-          <w:hyperlink w:anchor="__RefHeading___Toc27484_3066934455">
+          <w:hyperlink w:anchor="__RefHeading___Toc16301_2842061002">
             <w:r>
               <w:rPr>
                 <w:webHidden/>
@@ -1125,7 +1125,7 @@
               </w:rPr>
               <w:t>5.7 S09: change requests and day rates</w:t>
               <w:tab/>
-              <w:t>9</w:t>
+              <w:t>12</w:t>
             </w:r>
           </w:hyperlink>
         </w:p>
@@ -1139,7 +1139,7 @@
             </w:tabs>
             <w:rPr/>
           </w:pPr>
-          <w:hyperlink w:anchor="__RefHeading___Toc27486_3066934455">
+          <w:hyperlink w:anchor="__RefHeading___Toc16303_2842061002">
             <w:r>
               <w:rPr>
                 <w:webHidden/>
@@ -1147,7 +1147,7 @@
               </w:rPr>
               <w:t>5.8 S10: exit and transition</w:t>
               <w:tab/>
-              <w:t>10</w:t>
+              <w:t>12</w:t>
             </w:r>
           </w:hyperlink>
         </w:p>
@@ -1161,7 +1161,7 @@
             </w:tabs>
             <w:rPr/>
           </w:pPr>
-          <w:hyperlink w:anchor="__RefHeading___Toc27488_3066934455">
+          <w:hyperlink w:anchor="__RefHeading___Toc16305_2842061002">
             <w:r>
               <w:rPr>
                 <w:webHidden/>
@@ -1169,7 +1169,7 @@
               </w:rPr>
               <w:t>5.9 S11: source code escrow</w:t>
               <w:tab/>
-              <w:t>10</w:t>
+              <w:t>12</w:t>
             </w:r>
           </w:hyperlink>
         </w:p>
@@ -1183,7 +1183,7 @@
             </w:tabs>
             <w:rPr/>
           </w:pPr>
-          <w:hyperlink w:anchor="__RefHeading___Toc27490_3066934455">
+          <w:hyperlink w:anchor="__RefHeading___Toc16307_2842061002">
             <w:r>
               <w:rPr>
                 <w:webHidden/>
@@ -1191,7 +1191,7 @@
               </w:rPr>
               <w:t>6. Payment terms</w:t>
               <w:tab/>
-              <w:t>11</w:t>
+              <w:t>13</w:t>
             </w:r>
           </w:hyperlink>
         </w:p>
@@ -1205,7 +1205,7 @@
             </w:tabs>
             <w:rPr/>
           </w:pPr>
-          <w:hyperlink w:anchor="__RefHeading___Toc27492_3066934455">
+          <w:hyperlink w:anchor="__RefHeading___Toc16309_2842061002">
             <w:r>
               <w:rPr>
                 <w:webHidden/>
@@ -1213,7 +1213,7 @@
               </w:rPr>
               <w:t>7. Out of scope</w:t>
               <w:tab/>
-              <w:t>12</w:t>
+              <w:t>14</w:t>
             </w:r>
           </w:hyperlink>
         </w:p>
@@ -1227,7 +1227,7 @@
             </w:tabs>
             <w:rPr/>
           </w:pPr>
-          <w:hyperlink w:anchor="__RefHeading___Toc27494_3066934455">
+          <w:hyperlink w:anchor="__RefHeading___Toc16311_2842061002">
             <w:r>
               <w:rPr>
                 <w:webHidden/>
@@ -1235,7 +1235,7 @@
               </w:rPr>
               <w:t>7.1 Product changes</w:t>
               <w:tab/>
-              <w:t>12</w:t>
+              <w:t>14</w:t>
             </w:r>
           </w:hyperlink>
         </w:p>
@@ -1249,7 +1249,7 @@
             </w:tabs>
             <w:rPr/>
           </w:pPr>
-          <w:hyperlink w:anchor="__RefHeading___Toc27496_3066934455">
+          <w:hyperlink w:anchor="__RefHeading___Toc16313_2842061002">
             <w:r>
               <w:rPr>
                 <w:webHidden/>
@@ -1257,7 +1257,7 @@
               </w:rPr>
               <w:t>7.2 Data services</w:t>
               <w:tab/>
-              <w:t>12</w:t>
+              <w:t>14</w:t>
             </w:r>
           </w:hyperlink>
         </w:p>
@@ -1271,7 +1271,7 @@
             </w:tabs>
             <w:rPr/>
           </w:pPr>
-          <w:hyperlink w:anchor="__RefHeading___Toc27498_3066934455">
+          <w:hyperlink w:anchor="__RefHeading___Toc16315_2842061002">
             <w:r>
               <w:rPr>
                 <w:webHidden/>
@@ -1279,7 +1279,7 @@
               </w:rPr>
               <w:t>7.3 Infrastructure and third parties</w:t>
               <w:tab/>
-              <w:t>12</w:t>
+              <w:t>14</w:t>
             </w:r>
           </w:hyperlink>
         </w:p>
@@ -1293,7 +1293,7 @@
             </w:tabs>
             <w:rPr/>
           </w:pPr>
-          <w:hyperlink w:anchor="__RefHeading___Toc27500_3066934455">
+          <w:hyperlink w:anchor="__RefHeading___Toc16317_2842061002">
             <w:r>
               <w:rPr>
                 <w:webHidden/>
@@ -1301,7 +1301,7 @@
               </w:rPr>
               <w:t>7.4 Regulatory and advice</w:t>
               <w:tab/>
-              <w:t>12</w:t>
+              <w:t>14</w:t>
             </w:r>
           </w:hyperlink>
         </w:p>
@@ -1315,7 +1315,7 @@
             </w:tabs>
             <w:rPr/>
           </w:pPr>
-          <w:hyperlink w:anchor="__RefHeading___Toc27502_3066934455">
+          <w:hyperlink w:anchor="__RefHeading___Toc16319_2842061002">
             <w:r>
               <w:rPr>
                 <w:webHidden/>
@@ -1323,7 +1323,7 @@
               </w:rPr>
               <w:t>7.5 Training and support</w:t>
               <w:tab/>
-              <w:t>12</w:t>
+              <w:t>15</w:t>
             </w:r>
           </w:hyperlink>
         </w:p>
@@ -1337,7 +1337,7 @@
             </w:tabs>
             <w:rPr/>
           </w:pPr>
-          <w:hyperlink w:anchor="__RefHeading___Toc27504_3066934455">
+          <w:hyperlink w:anchor="__RefHeading___Toc16321_2842061002">
             <w:r>
               <w:rPr>
                 <w:webHidden/>
@@ -1352,7 +1352,7 @@
                 <w:rStyle w:val="IndexLink"/>
               </w:rPr>
               <w:tab/>
-              <w:t>14</w:t>
+              <w:t>16</w:t>
             </w:r>
           </w:hyperlink>
           <w:r>
@@ -1385,7 +1385,7 @@
       <w:r>
         <w:br w:type="page"/>
       </w:r>
-      <w:bookmarkStart w:id="0" w:name="__RefHeading___Toc27456_3066934455"/>
+      <w:bookmarkStart w:id="0" w:name="__RefHeading___Toc16273_2842061002"/>
       <w:bookmarkStart w:id="1" w:name="_Toc48319687"/>
       <w:bookmarkStart w:id="2" w:name="_Toc11824118"/>
       <w:bookmarkEnd w:id="0"/>
@@ -1742,7 +1742,7 @@
                 <w:szCs w:val="24"/>
                 <w:lang w:val="en-US" w:eastAsia="ja-JP" w:bidi="ar-SA"/>
               </w:rPr>
-              <w:t>03 October 2026</w:t>
+              <w:t>04 October 2026</w:t>
             </w:r>
           </w:p>
         </w:tc>
@@ -1779,7 +1779,7 @@
                 <w:szCs w:val="24"/>
                 <w:lang w:val="en-US" w:eastAsia="ja-JP" w:bidi="ar-SA"/>
               </w:rPr>
-              <w:t>1.0</w:t>
+              <w:t>1.0.1</w:t>
             </w:r>
           </w:p>
         </w:tc>
@@ -1927,7 +1927,7 @@
                 <w:szCs w:val="24"/>
                 <w:lang w:val="en-US" w:eastAsia="ja-JP" w:bidi="ar-SA"/>
               </w:rPr>
-              <w:t>Template for discussion; subject to review by the parties' legal counsel</w:t>
+              <w:t>Version 1.0.1: optional services confirmed by management on 04 October 2026: optional modules and partner services (module activation, connector go-live, dealer programme set-up, client brand pack, regulator and partner items) added to S08 with their man-days and rates; package totals unchanged. Version 1.0: template for discussion; subject to review by the parties' legal counsel</w:t>
             </w:r>
           </w:p>
         </w:tc>
@@ -2030,7 +2030,7 @@
           <w:spacing w:val="0"/>
         </w:rPr>
       </w:pPr>
-      <w:bookmarkStart w:id="4" w:name="__RefHeading___Toc27458_3066934455"/>
+      <w:bookmarkStart w:id="4" w:name="__RefHeading___Toc16275_2842061002"/>
       <w:bookmarkStart w:id="5" w:name="_Toc233203388"/>
       <w:bookmarkEnd w:id="4"/>
       <w:r>
@@ -3809,7 +3809,7 @@
         <w:pageBreakBefore w:val="false"/>
         <w:rPr/>
       </w:pPr>
-      <w:bookmarkStart w:id="6" w:name="__RefHeading___Toc27460_3066934455"/>
+      <w:bookmarkStart w:id="6" w:name="__RefHeading___Toc16277_2842061002"/>
       <w:bookmarkEnd w:id="6"/>
       <w:r>
         <w:rPr>
@@ -3937,7 +3937,7 @@
           <w:color w:val="101820"/>
           <w:sz w:val="21"/>
         </w:rPr>
-        <w:t>The rates are the list rates of the iorta TechNXT price book dated 03 October 2026 (</w:t>
+        <w:t>The rates are the list rates of the iorta TechNXT price book dated 04 October 2026 (</w:t>
       </w:r>
       <w:r>
         <w:rPr>
@@ -4055,7 +4055,7 @@
         <w:pStyle w:val="Heading1"/>
         <w:rPr/>
       </w:pPr>
-      <w:bookmarkStart w:id="7" w:name="__RefHeading___Toc27462_3066934455"/>
+      <w:bookmarkStart w:id="7" w:name="__RefHeading___Toc16279_2842061002"/>
       <w:bookmarkEnd w:id="7"/>
       <w:r>
         <w:rPr>
@@ -4072,7 +4072,7 @@
         <w:pStyle w:val="Heading2"/>
         <w:rPr/>
       </w:pPr>
-      <w:bookmarkStart w:id="8" w:name="__RefHeading___Toc27464_3066934455"/>
+      <w:bookmarkStart w:id="8" w:name="__RefHeading___Toc16281_2842061002"/>
       <w:bookmarkEnd w:id="8"/>
       <w:r>
         <w:rPr>
@@ -5395,7 +5395,7 @@
                 <w:szCs w:val="24"/>
                 <w:lang w:val="en-US" w:eastAsia="ja-JP" w:bidi="ar-SA"/>
               </w:rPr>
-              <w:t>Optional services: environments, training, data migration, integrations, lines of business, reports, on-site days</w:t>
+              <w:t>Optional services: environments, training, data migration, integrations, lines of business, reports, on-site days; optional modules and partner services (module activation, connector go-live, dealer programme set-up, client brand pack, regulator and partner items)</w:t>
             </w:r>
           </w:p>
         </w:tc>
@@ -5943,7 +5943,7 @@
         <w:pStyle w:val="Heading2"/>
         <w:rPr/>
       </w:pPr>
-      <w:bookmarkStart w:id="9" w:name="__RefHeading___Toc27466_3066934455"/>
+      <w:bookmarkStart w:id="9" w:name="__RefHeading___Toc16283_2842061002"/>
       <w:bookmarkEnd w:id="9"/>
       <w:r>
         <w:rPr>
@@ -6960,7 +6960,7 @@
         <w:pStyle w:val="Heading2"/>
         <w:rPr/>
       </w:pPr>
-      <w:bookmarkStart w:id="10" w:name="__RefHeading___Toc27468_3066934455"/>
+      <w:bookmarkStart w:id="10" w:name="__RefHeading___Toc16285_2842061002"/>
       <w:bookmarkEnd w:id="10"/>
       <w:r>
         <w:rPr>
@@ -7995,7 +7995,7 @@
         <w:pStyle w:val="Heading1"/>
         <w:rPr/>
       </w:pPr>
-      <w:bookmarkStart w:id="11" w:name="__RefHeading___Toc27470_3066934455"/>
+      <w:bookmarkStart w:id="11" w:name="__RefHeading___Toc16287_2842061002"/>
       <w:bookmarkEnd w:id="11"/>
       <w:r>
         <w:rPr>
@@ -8012,7 +8012,7 @@
         <w:pStyle w:val="Heading2"/>
         <w:rPr/>
       </w:pPr>
-      <w:bookmarkStart w:id="12" w:name="__RefHeading___Toc27472_3066934455"/>
+      <w:bookmarkStart w:id="12" w:name="__RefHeading___Toc16289_2842061002"/>
       <w:bookmarkEnd w:id="12"/>
       <w:r>
         <w:rPr>
@@ -8465,7 +8465,7 @@
         <w:pStyle w:val="Heading2"/>
         <w:rPr/>
       </w:pPr>
-      <w:bookmarkStart w:id="13" w:name="__RefHeading___Toc27474_3066934455"/>
+      <w:bookmarkStart w:id="13" w:name="__RefHeading___Toc16291_2842061002"/>
       <w:bookmarkEnd w:id="13"/>
       <w:r>
         <w:rPr>
@@ -9106,7 +9106,7 @@
         <w:pStyle w:val="Heading2"/>
         <w:rPr/>
       </w:pPr>
-      <w:bookmarkStart w:id="14" w:name="__RefHeading___Toc27476_3066934455"/>
+      <w:bookmarkStart w:id="14" w:name="__RefHeading___Toc16293_2842061002"/>
       <w:bookmarkEnd w:id="14"/>
       <w:r>
         <w:rPr>
@@ -9977,7 +9977,7 @@
         <w:pStyle w:val="Heading2"/>
         <w:rPr/>
       </w:pPr>
-      <w:bookmarkStart w:id="15" w:name="__RefHeading___Toc27478_3066934455"/>
+      <w:bookmarkStart w:id="15" w:name="__RefHeading___Toc16295_2842061002"/>
       <w:bookmarkEnd w:id="15"/>
       <w:r>
         <w:rPr>
@@ -11569,7 +11569,7 @@
         <w:pStyle w:val="Heading2"/>
         <w:rPr/>
       </w:pPr>
-      <w:bookmarkStart w:id="16" w:name="__RefHeading___Toc27480_3066934455"/>
+      <w:bookmarkStart w:id="16" w:name="__RefHeading___Toc16297_2842061002"/>
       <w:bookmarkEnd w:id="16"/>
       <w:r>
         <w:rPr>
@@ -13601,7 +13601,7 @@
         <w:pStyle w:val="Heading2"/>
         <w:rPr/>
       </w:pPr>
-      <w:bookmarkStart w:id="17" w:name="__RefHeading___Toc27482_3066934455"/>
+      <w:bookmarkStart w:id="17" w:name="__RefHeading___Toc16299_2842061002"/>
       <w:bookmarkEnd w:id="17"/>
       <w:r>
         <w:rPr>
@@ -16073,10 +16073,3281 @@
     </w:p>
     <w:p>
       <w:pPr>
+        <w:pStyle w:val="Heading3"/>
+        <w:rPr/>
+      </w:pPr>
+      <w:r>
+        <w:rPr>
+          <w:rFonts w:eastAsia="Segoe UI" w:cs="Segoe UI"/>
+          <w:b/>
+          <w:color w:val="0F4761"/>
+          <w:sz w:val="23"/>
+        </w:rPr>
+        <w:t>5.6.1  Optional modules and partner services</w:t>
+      </w:r>
+    </w:p>
+    <w:p>
+      <w:pPr>
+        <w:pStyle w:val="Normal"/>
+        <w:spacing w:lineRule="auto" w:line="276" w:before="0" w:after="120"/>
+        <w:rPr/>
+      </w:pPr>
+      <w:r>
+        <w:rPr>
+          <w:rFonts w:eastAsia="Segoe UI" w:cs="Segoe UI" w:ascii="Segoe UI" w:hAnsi="Segoe UI"/>
+          <w:color w:val="101820"/>
+          <w:sz w:val="21"/>
+        </w:rPr>
+        <w:t>Every module of the Software is included in the licence or subscription fee and in every package. The services in this table are optional, add-on items that the Client may order on an Order Form at any time: the set-up of a module with the Client's officers and advisers, the go-live of a delivered connector with its partner, and the validation or certification steps a regulator or a partner requires before first use. Each rate is the stated man-days at the blended day rate of S09 (PHP 16,100.00), rounded to PHP 10,000.00. The fees of the regulator or the partner (AMLC, IC, BIR, the CTPL provider, insurers, banks, gateways and screening list providers) are not included; the Client contracts with and pays the partner directly, and every filing, registration and enrolment with a regulator is made by the Client in its own name. The Client's compliance officer, accountant and tax adviser confirm the settings and the treatment. Ordering any of these services does not change the price of a package.</w:t>
+      </w:r>
+    </w:p>
+    <w:tbl>
+      <w:tblPr>
+        <w:tblStyle w:val="TableGrid"/>
+        <w:tblW w:w="9014" w:type="dxa"/>
+        <w:jc w:val="left"/>
+        <w:tblInd w:w="0" w:type="dxa"/>
+        <w:tblLayout w:type="fixed"/>
+        <w:tblCellMar>
+          <w:top w:w="0" w:type="dxa"/>
+          <w:left w:w="108" w:type="dxa"/>
+          <w:bottom w:w="0" w:type="dxa"/>
+          <w:right w:w="108" w:type="dxa"/>
+        </w:tblCellMar>
+        <w:tblLook w:val="04a0" w:noHBand="0" w:noVBand="1" w:firstColumn="1" w:lastRow="0" w:lastColumn="0" w:firstRow="1"/>
+      </w:tblPr>
+      <w:tblGrid>
+        <w:gridCol w:w="2737"/>
+        <w:gridCol w:w="1123"/>
+        <w:gridCol w:w="1413"/>
+        <w:gridCol w:w="2737"/>
+        <w:gridCol w:w="1004"/>
+      </w:tblGrid>
+      <w:tr>
+        <w:trPr>
+          <w:tblHeader w:val="true"/>
+        </w:trPr>
+        <w:tc>
+          <w:tcPr>
+            <w:tcW w:w="2737" w:type="dxa"/>
+            <w:tcBorders>
+              <w:top w:val="single" w:sz="4" w:space="0" w:color="BFC7D1"/>
+              <w:left w:val="single" w:sz="4" w:space="0" w:color="BFC7D1"/>
+              <w:bottom w:val="single" w:sz="4" w:space="0" w:color="BFC7D1"/>
+              <w:right w:val="single" w:sz="4" w:space="0" w:color="BFC7D1"/>
+            </w:tcBorders>
+            <w:shd w:color="auto" w:fill="DCE9F7" w:val="clear"/>
+          </w:tcPr>
+          <w:p>
+            <w:pPr>
+              <w:pStyle w:val="Normal"/>
+              <w:widowControl/>
+              <w:spacing w:lineRule="auto" w:line="240" w:before="0" w:after="20"/>
+              <w:jc w:val="left"/>
+              <w:rPr>
+                <w:rFonts w:ascii="Aptos" w:hAnsi="Aptos" w:eastAsia="ＭＳ 明朝" w:cs="Arial"/>
+                <w:kern w:val="0"/>
+                <w:sz w:val="24"/>
+                <w:szCs w:val="24"/>
+                <w:lang w:val="en-US" w:eastAsia="ja-JP" w:bidi="ar-SA"/>
+              </w:rPr>
+            </w:pPr>
+            <w:r>
+              <w:rPr>
+                <w:rFonts w:eastAsia="Segoe UI" w:cs="Segoe UI" w:ascii="Segoe UI" w:hAnsi="Segoe UI"/>
+                <w:b/>
+                <w:color w:val="0F4761"/>
+                <w:kern w:val="0"/>
+                <w:sz w:val="16"/>
+                <w:szCs w:val="24"/>
+                <w:lang w:val="en-US" w:eastAsia="ja-JP" w:bidi="ar-SA"/>
+              </w:rPr>
+              <w:t>Item</w:t>
+            </w:r>
+          </w:p>
+        </w:tc>
+        <w:tc>
+          <w:tcPr>
+            <w:tcW w:w="1123" w:type="dxa"/>
+            <w:tcBorders>
+              <w:top w:val="single" w:sz="4" w:space="0" w:color="BFC7D1"/>
+              <w:left w:val="single" w:sz="4" w:space="0" w:color="BFC7D1"/>
+              <w:bottom w:val="single" w:sz="4" w:space="0" w:color="BFC7D1"/>
+              <w:right w:val="single" w:sz="4" w:space="0" w:color="BFC7D1"/>
+            </w:tcBorders>
+            <w:shd w:color="auto" w:fill="DCE9F7" w:val="clear"/>
+          </w:tcPr>
+          <w:p>
+            <w:pPr>
+              <w:pStyle w:val="Normal"/>
+              <w:widowControl/>
+              <w:spacing w:lineRule="auto" w:line="240" w:before="0" w:after="20"/>
+              <w:jc w:val="left"/>
+              <w:rPr>
+                <w:rFonts w:ascii="Aptos" w:hAnsi="Aptos" w:eastAsia="ＭＳ 明朝" w:cs="Arial"/>
+                <w:kern w:val="0"/>
+                <w:sz w:val="24"/>
+                <w:szCs w:val="24"/>
+                <w:lang w:val="en-US" w:eastAsia="ja-JP" w:bidi="ar-SA"/>
+              </w:rPr>
+            </w:pPr>
+            <w:r>
+              <w:rPr>
+                <w:rFonts w:eastAsia="Segoe UI" w:cs="Segoe UI" w:ascii="Segoe UI" w:hAnsi="Segoe UI"/>
+                <w:b/>
+                <w:color w:val="0F4761"/>
+                <w:kern w:val="0"/>
+                <w:sz w:val="16"/>
+                <w:szCs w:val="24"/>
+                <w:lang w:val="en-US" w:eastAsia="ja-JP" w:bidi="ar-SA"/>
+              </w:rPr>
+              <w:t>Man-days</w:t>
+            </w:r>
+          </w:p>
+        </w:tc>
+        <w:tc>
+          <w:tcPr>
+            <w:tcW w:w="1413" w:type="dxa"/>
+            <w:tcBorders>
+              <w:top w:val="single" w:sz="4" w:space="0" w:color="BFC7D1"/>
+              <w:left w:val="single" w:sz="4" w:space="0" w:color="BFC7D1"/>
+              <w:bottom w:val="single" w:sz="4" w:space="0" w:color="BFC7D1"/>
+              <w:right w:val="single" w:sz="4" w:space="0" w:color="BFC7D1"/>
+            </w:tcBorders>
+            <w:shd w:color="auto" w:fill="DCE9F7" w:val="clear"/>
+          </w:tcPr>
+          <w:p>
+            <w:pPr>
+              <w:pStyle w:val="Normal"/>
+              <w:widowControl/>
+              <w:spacing w:lineRule="auto" w:line="240" w:before="0" w:after="20"/>
+              <w:jc w:val="left"/>
+              <w:rPr>
+                <w:rFonts w:ascii="Aptos" w:hAnsi="Aptos" w:eastAsia="ＭＳ 明朝" w:cs="Arial"/>
+                <w:kern w:val="0"/>
+                <w:sz w:val="24"/>
+                <w:szCs w:val="24"/>
+                <w:lang w:val="en-US" w:eastAsia="ja-JP" w:bidi="ar-SA"/>
+              </w:rPr>
+            </w:pPr>
+            <w:r>
+              <w:rPr>
+                <w:rFonts w:eastAsia="Segoe UI" w:cs="Segoe UI" w:ascii="Segoe UI" w:hAnsi="Segoe UI"/>
+                <w:b/>
+                <w:color w:val="0F4761"/>
+                <w:kern w:val="0"/>
+                <w:sz w:val="16"/>
+                <w:szCs w:val="24"/>
+                <w:lang w:val="en-US" w:eastAsia="ja-JP" w:bidi="ar-SA"/>
+              </w:rPr>
+              <w:t>Rate (PHP)</w:t>
+            </w:r>
+          </w:p>
+        </w:tc>
+        <w:tc>
+          <w:tcPr>
+            <w:tcW w:w="2737" w:type="dxa"/>
+            <w:tcBorders>
+              <w:top w:val="single" w:sz="4" w:space="0" w:color="BFC7D1"/>
+              <w:left w:val="single" w:sz="4" w:space="0" w:color="BFC7D1"/>
+              <w:bottom w:val="single" w:sz="4" w:space="0" w:color="BFC7D1"/>
+              <w:right w:val="single" w:sz="4" w:space="0" w:color="BFC7D1"/>
+            </w:tcBorders>
+            <w:shd w:color="auto" w:fill="DCE9F7" w:val="clear"/>
+          </w:tcPr>
+          <w:p>
+            <w:pPr>
+              <w:pStyle w:val="Normal"/>
+              <w:widowControl/>
+              <w:spacing w:lineRule="auto" w:line="240" w:before="0" w:after="20"/>
+              <w:jc w:val="left"/>
+              <w:rPr>
+                <w:rFonts w:ascii="Aptos" w:hAnsi="Aptos" w:eastAsia="ＭＳ 明朝" w:cs="Arial"/>
+                <w:kern w:val="0"/>
+                <w:sz w:val="24"/>
+                <w:szCs w:val="24"/>
+                <w:lang w:val="en-US" w:eastAsia="ja-JP" w:bidi="ar-SA"/>
+              </w:rPr>
+            </w:pPr>
+            <w:r>
+              <w:rPr>
+                <w:rFonts w:eastAsia="Segoe UI" w:cs="Segoe UI" w:ascii="Segoe UI" w:hAnsi="Segoe UI"/>
+                <w:b/>
+                <w:color w:val="0F4761"/>
+                <w:kern w:val="0"/>
+                <w:sz w:val="16"/>
+                <w:szCs w:val="24"/>
+                <w:lang w:val="en-US" w:eastAsia="ja-JP" w:bidi="ar-SA"/>
+              </w:rPr>
+              <w:t>Scope</w:t>
+            </w:r>
+          </w:p>
+        </w:tc>
+        <w:tc>
+          <w:tcPr>
+            <w:tcW w:w="1004" w:type="dxa"/>
+            <w:tcBorders>
+              <w:top w:val="single" w:sz="4" w:space="0" w:color="BFC7D1"/>
+              <w:left w:val="single" w:sz="4" w:space="0" w:color="BFC7D1"/>
+              <w:bottom w:val="single" w:sz="4" w:space="0" w:color="BFC7D1"/>
+              <w:right w:val="single" w:sz="4" w:space="0" w:color="BFC7D1"/>
+            </w:tcBorders>
+            <w:shd w:color="auto" w:fill="DCE9F7" w:val="clear"/>
+          </w:tcPr>
+          <w:p>
+            <w:pPr>
+              <w:pStyle w:val="Normal"/>
+              <w:widowControl/>
+              <w:spacing w:lineRule="auto" w:line="240" w:before="0" w:after="20"/>
+              <w:jc w:val="left"/>
+              <w:rPr>
+                <w:rFonts w:ascii="Aptos" w:hAnsi="Aptos" w:eastAsia="ＭＳ 明朝" w:cs="Arial"/>
+                <w:kern w:val="0"/>
+                <w:sz w:val="24"/>
+                <w:szCs w:val="24"/>
+                <w:lang w:val="en-US" w:eastAsia="ja-JP" w:bidi="ar-SA"/>
+              </w:rPr>
+            </w:pPr>
+            <w:r>
+              <w:rPr>
+                <w:rFonts w:eastAsia="Segoe UI" w:cs="Segoe UI" w:ascii="Segoe UI" w:hAnsi="Segoe UI"/>
+                <w:b/>
+                <w:color w:val="0F4761"/>
+                <w:kern w:val="0"/>
+                <w:sz w:val="16"/>
+                <w:szCs w:val="24"/>
+                <w:lang w:val="en-US" w:eastAsia="ja-JP" w:bidi="ar-SA"/>
+              </w:rPr>
+              <w:t>Billing</w:t>
+            </w:r>
+          </w:p>
+        </w:tc>
+      </w:tr>
+      <w:tr>
+        <w:trPr/>
+        <w:tc>
+          <w:tcPr>
+            <w:tcW w:w="2737" w:type="dxa"/>
+            <w:tcBorders>
+              <w:top w:val="single" w:sz="4" w:space="0" w:color="BFC7D1"/>
+              <w:left w:val="single" w:sz="4" w:space="0" w:color="BFC7D1"/>
+              <w:bottom w:val="single" w:sz="4" w:space="0" w:color="BFC7D1"/>
+              <w:right w:val="single" w:sz="4" w:space="0" w:color="BFC7D1"/>
+            </w:tcBorders>
+          </w:tcPr>
+          <w:p>
+            <w:pPr>
+              <w:pStyle w:val="Normal"/>
+              <w:widowControl/>
+              <w:spacing w:lineRule="auto" w:line="240" w:before="0" w:after="20"/>
+              <w:jc w:val="left"/>
+              <w:rPr>
+                <w:rFonts w:ascii="Aptos" w:hAnsi="Aptos" w:eastAsia="ＭＳ 明朝" w:cs="Arial"/>
+                <w:kern w:val="0"/>
+                <w:sz w:val="24"/>
+                <w:szCs w:val="24"/>
+                <w:lang w:val="en-US" w:eastAsia="ja-JP" w:bidi="ar-SA"/>
+              </w:rPr>
+            </w:pPr>
+            <w:r>
+              <w:rPr>
+                <w:rFonts w:eastAsia="Segoe UI" w:cs="Segoe UI" w:ascii="Segoe UI" w:hAnsi="Segoe UI"/>
+                <w:color w:val="101820"/>
+                <w:kern w:val="0"/>
+                <w:sz w:val="16"/>
+                <w:szCs w:val="24"/>
+                <w:lang w:val="en-US" w:eastAsia="ja-JP" w:bidi="ar-SA"/>
+              </w:rPr>
+              <w:t>Connector go-live with a partner</w:t>
+            </w:r>
+          </w:p>
+        </w:tc>
+        <w:tc>
+          <w:tcPr>
+            <w:tcW w:w="1123" w:type="dxa"/>
+            <w:tcBorders>
+              <w:top w:val="single" w:sz="4" w:space="0" w:color="BFC7D1"/>
+              <w:left w:val="single" w:sz="4" w:space="0" w:color="BFC7D1"/>
+              <w:bottom w:val="single" w:sz="4" w:space="0" w:color="BFC7D1"/>
+              <w:right w:val="single" w:sz="4" w:space="0" w:color="BFC7D1"/>
+            </w:tcBorders>
+          </w:tcPr>
+          <w:p>
+            <w:pPr>
+              <w:pStyle w:val="Normal"/>
+              <w:widowControl/>
+              <w:spacing w:lineRule="auto" w:line="240" w:before="0" w:after="20"/>
+              <w:jc w:val="left"/>
+              <w:rPr>
+                <w:rFonts w:ascii="Aptos" w:hAnsi="Aptos" w:eastAsia="ＭＳ 明朝" w:cs="Arial"/>
+                <w:kern w:val="0"/>
+                <w:sz w:val="24"/>
+                <w:szCs w:val="24"/>
+                <w:lang w:val="en-US" w:eastAsia="ja-JP" w:bidi="ar-SA"/>
+              </w:rPr>
+            </w:pPr>
+            <w:r>
+              <w:rPr>
+                <w:rFonts w:eastAsia="Segoe UI" w:cs="Segoe UI" w:ascii="Segoe UI" w:hAnsi="Segoe UI"/>
+                <w:color w:val="101820"/>
+                <w:kern w:val="0"/>
+                <w:sz w:val="16"/>
+                <w:szCs w:val="24"/>
+                <w:lang w:val="en-US" w:eastAsia="ja-JP" w:bidi="ar-SA"/>
+              </w:rPr>
+              <w:t>5</w:t>
+            </w:r>
+          </w:p>
+        </w:tc>
+        <w:tc>
+          <w:tcPr>
+            <w:tcW w:w="1413" w:type="dxa"/>
+            <w:tcBorders>
+              <w:top w:val="single" w:sz="4" w:space="0" w:color="BFC7D1"/>
+              <w:left w:val="single" w:sz="4" w:space="0" w:color="BFC7D1"/>
+              <w:bottom w:val="single" w:sz="4" w:space="0" w:color="BFC7D1"/>
+              <w:right w:val="single" w:sz="4" w:space="0" w:color="BFC7D1"/>
+            </w:tcBorders>
+          </w:tcPr>
+          <w:p>
+            <w:pPr>
+              <w:pStyle w:val="Normal"/>
+              <w:widowControl/>
+              <w:spacing w:lineRule="auto" w:line="240" w:before="0" w:after="20"/>
+              <w:jc w:val="left"/>
+              <w:rPr>
+                <w:rFonts w:ascii="Aptos" w:hAnsi="Aptos" w:eastAsia="ＭＳ 明朝" w:cs="Arial"/>
+                <w:kern w:val="0"/>
+                <w:sz w:val="24"/>
+                <w:szCs w:val="24"/>
+                <w:lang w:val="en-US" w:eastAsia="ja-JP" w:bidi="ar-SA"/>
+              </w:rPr>
+            </w:pPr>
+            <w:r>
+              <w:rPr>
+                <w:rFonts w:eastAsia="Segoe UI" w:cs="Segoe UI" w:ascii="Segoe UI" w:hAnsi="Segoe UI"/>
+                <w:color w:val="101820"/>
+                <w:kern w:val="0"/>
+                <w:sz w:val="16"/>
+                <w:szCs w:val="24"/>
+                <w:lang w:val="en-US" w:eastAsia="ja-JP" w:bidi="ar-SA"/>
+              </w:rPr>
+              <w:t>80,000.00 per connector</w:t>
+            </w:r>
+          </w:p>
+        </w:tc>
+        <w:tc>
+          <w:tcPr>
+            <w:tcW w:w="2737" w:type="dxa"/>
+            <w:tcBorders>
+              <w:top w:val="single" w:sz="4" w:space="0" w:color="BFC7D1"/>
+              <w:left w:val="single" w:sz="4" w:space="0" w:color="BFC7D1"/>
+              <w:bottom w:val="single" w:sz="4" w:space="0" w:color="BFC7D1"/>
+              <w:right w:val="single" w:sz="4" w:space="0" w:color="BFC7D1"/>
+            </w:tcBorders>
+          </w:tcPr>
+          <w:p>
+            <w:pPr>
+              <w:pStyle w:val="Normal"/>
+              <w:widowControl/>
+              <w:spacing w:lineRule="auto" w:line="240" w:before="0" w:after="20"/>
+              <w:jc w:val="left"/>
+              <w:rPr>
+                <w:rFonts w:ascii="Aptos" w:hAnsi="Aptos" w:eastAsia="ＭＳ 明朝" w:cs="Arial"/>
+                <w:kern w:val="0"/>
+                <w:sz w:val="24"/>
+                <w:szCs w:val="24"/>
+                <w:lang w:val="en-US" w:eastAsia="ja-JP" w:bidi="ar-SA"/>
+              </w:rPr>
+            </w:pPr>
+            <w:r>
+              <w:rPr>
+                <w:rFonts w:eastAsia="Segoe UI" w:cs="Segoe UI" w:ascii="Segoe UI" w:hAnsi="Segoe UI"/>
+                <w:color w:val="101820"/>
+                <w:kern w:val="0"/>
+                <w:sz w:val="16"/>
+                <w:szCs w:val="24"/>
+                <w:lang w:val="en-US" w:eastAsia="ja-JP" w:bidi="ar-SA"/>
+              </w:rPr>
+              <w:t>One delivered connector (one SMS gateway, the CTPL provider and LTO feed, one insurer's API mapping, one bank's file layout, or the BIR EIS) taken live: configuration, credential check, live test and support of the partner's acceptance</w:t>
+            </w:r>
+          </w:p>
+        </w:tc>
+        <w:tc>
+          <w:tcPr>
+            <w:tcW w:w="1004" w:type="dxa"/>
+            <w:tcBorders>
+              <w:top w:val="single" w:sz="4" w:space="0" w:color="BFC7D1"/>
+              <w:left w:val="single" w:sz="4" w:space="0" w:color="BFC7D1"/>
+              <w:bottom w:val="single" w:sz="4" w:space="0" w:color="BFC7D1"/>
+              <w:right w:val="single" w:sz="4" w:space="0" w:color="BFC7D1"/>
+            </w:tcBorders>
+          </w:tcPr>
+          <w:p>
+            <w:pPr>
+              <w:pStyle w:val="Normal"/>
+              <w:widowControl/>
+              <w:spacing w:lineRule="auto" w:line="240" w:before="0" w:after="20"/>
+              <w:jc w:val="left"/>
+              <w:rPr>
+                <w:rFonts w:ascii="Aptos" w:hAnsi="Aptos" w:eastAsia="ＭＳ 明朝" w:cs="Arial"/>
+                <w:kern w:val="0"/>
+                <w:sz w:val="24"/>
+                <w:szCs w:val="24"/>
+                <w:lang w:val="en-US" w:eastAsia="ja-JP" w:bidi="ar-SA"/>
+              </w:rPr>
+            </w:pPr>
+            <w:r>
+              <w:rPr>
+                <w:rFonts w:eastAsia="Segoe UI" w:cs="Segoe UI" w:ascii="Segoe UI" w:hAnsi="Segoe UI"/>
+                <w:color w:val="101820"/>
+                <w:kern w:val="0"/>
+                <w:sz w:val="16"/>
+                <w:szCs w:val="24"/>
+                <w:lang w:val="en-US" w:eastAsia="ja-JP" w:bidi="ar-SA"/>
+              </w:rPr>
+              <w:t>On delivery</w:t>
+            </w:r>
+          </w:p>
+        </w:tc>
+      </w:tr>
+      <w:tr>
+        <w:trPr/>
+        <w:tc>
+          <w:tcPr>
+            <w:tcW w:w="2737" w:type="dxa"/>
+            <w:tcBorders>
+              <w:top w:val="single" w:sz="4" w:space="0" w:color="BFC7D1"/>
+              <w:left w:val="single" w:sz="4" w:space="0" w:color="BFC7D1"/>
+              <w:bottom w:val="single" w:sz="4" w:space="0" w:color="BFC7D1"/>
+              <w:right w:val="single" w:sz="4" w:space="0" w:color="BFC7D1"/>
+            </w:tcBorders>
+          </w:tcPr>
+          <w:p>
+            <w:pPr>
+              <w:pStyle w:val="Normal"/>
+              <w:widowControl/>
+              <w:spacing w:lineRule="auto" w:line="240" w:before="0" w:after="20"/>
+              <w:jc w:val="left"/>
+              <w:rPr>
+                <w:rFonts w:ascii="Aptos" w:hAnsi="Aptos" w:eastAsia="ＭＳ 明朝" w:cs="Arial"/>
+                <w:kern w:val="0"/>
+                <w:sz w:val="24"/>
+                <w:szCs w:val="24"/>
+                <w:lang w:val="en-US" w:eastAsia="ja-JP" w:bidi="ar-SA"/>
+              </w:rPr>
+            </w:pPr>
+            <w:r>
+              <w:rPr>
+                <w:rFonts w:eastAsia="Segoe UI" w:cs="Segoe UI" w:ascii="Segoe UI" w:hAnsi="Segoe UI"/>
+                <w:color w:val="101820"/>
+                <w:kern w:val="0"/>
+                <w:sz w:val="16"/>
+                <w:szCs w:val="24"/>
+                <w:lang w:val="en-US" w:eastAsia="ja-JP" w:bidi="ar-SA"/>
+              </w:rPr>
+              <w:t>Activation of the AML/CFT toolkit</w:t>
+            </w:r>
+          </w:p>
+        </w:tc>
+        <w:tc>
+          <w:tcPr>
+            <w:tcW w:w="1123" w:type="dxa"/>
+            <w:tcBorders>
+              <w:top w:val="single" w:sz="4" w:space="0" w:color="BFC7D1"/>
+              <w:left w:val="single" w:sz="4" w:space="0" w:color="BFC7D1"/>
+              <w:bottom w:val="single" w:sz="4" w:space="0" w:color="BFC7D1"/>
+              <w:right w:val="single" w:sz="4" w:space="0" w:color="BFC7D1"/>
+            </w:tcBorders>
+          </w:tcPr>
+          <w:p>
+            <w:pPr>
+              <w:pStyle w:val="Normal"/>
+              <w:widowControl/>
+              <w:spacing w:lineRule="auto" w:line="240" w:before="0" w:after="20"/>
+              <w:jc w:val="left"/>
+              <w:rPr>
+                <w:rFonts w:ascii="Aptos" w:hAnsi="Aptos" w:eastAsia="ＭＳ 明朝" w:cs="Arial"/>
+                <w:kern w:val="0"/>
+                <w:sz w:val="24"/>
+                <w:szCs w:val="24"/>
+                <w:lang w:val="en-US" w:eastAsia="ja-JP" w:bidi="ar-SA"/>
+              </w:rPr>
+            </w:pPr>
+            <w:r>
+              <w:rPr>
+                <w:rFonts w:eastAsia="Segoe UI" w:cs="Segoe UI" w:ascii="Segoe UI" w:hAnsi="Segoe UI"/>
+                <w:color w:val="101820"/>
+                <w:kern w:val="0"/>
+                <w:sz w:val="16"/>
+                <w:szCs w:val="24"/>
+                <w:lang w:val="en-US" w:eastAsia="ja-JP" w:bidi="ar-SA"/>
+              </w:rPr>
+              <w:t>8</w:t>
+            </w:r>
+          </w:p>
+        </w:tc>
+        <w:tc>
+          <w:tcPr>
+            <w:tcW w:w="1413" w:type="dxa"/>
+            <w:tcBorders>
+              <w:top w:val="single" w:sz="4" w:space="0" w:color="BFC7D1"/>
+              <w:left w:val="single" w:sz="4" w:space="0" w:color="BFC7D1"/>
+              <w:bottom w:val="single" w:sz="4" w:space="0" w:color="BFC7D1"/>
+              <w:right w:val="single" w:sz="4" w:space="0" w:color="BFC7D1"/>
+            </w:tcBorders>
+          </w:tcPr>
+          <w:p>
+            <w:pPr>
+              <w:pStyle w:val="Normal"/>
+              <w:widowControl/>
+              <w:spacing w:lineRule="auto" w:line="240" w:before="0" w:after="20"/>
+              <w:jc w:val="left"/>
+              <w:rPr>
+                <w:rFonts w:ascii="Aptos" w:hAnsi="Aptos" w:eastAsia="ＭＳ 明朝" w:cs="Arial"/>
+                <w:kern w:val="0"/>
+                <w:sz w:val="24"/>
+                <w:szCs w:val="24"/>
+                <w:lang w:val="en-US" w:eastAsia="ja-JP" w:bidi="ar-SA"/>
+              </w:rPr>
+            </w:pPr>
+            <w:r>
+              <w:rPr>
+                <w:rFonts w:eastAsia="Segoe UI" w:cs="Segoe UI" w:ascii="Segoe UI" w:hAnsi="Segoe UI"/>
+                <w:color w:val="101820"/>
+                <w:kern w:val="0"/>
+                <w:sz w:val="16"/>
+                <w:szCs w:val="24"/>
+                <w:lang w:val="en-US" w:eastAsia="ja-JP" w:bidi="ar-SA"/>
+              </w:rPr>
+              <w:t>130,000.00 one-time</w:t>
+            </w:r>
+          </w:p>
+        </w:tc>
+        <w:tc>
+          <w:tcPr>
+            <w:tcW w:w="2737" w:type="dxa"/>
+            <w:tcBorders>
+              <w:top w:val="single" w:sz="4" w:space="0" w:color="BFC7D1"/>
+              <w:left w:val="single" w:sz="4" w:space="0" w:color="BFC7D1"/>
+              <w:bottom w:val="single" w:sz="4" w:space="0" w:color="BFC7D1"/>
+              <w:right w:val="single" w:sz="4" w:space="0" w:color="BFC7D1"/>
+            </w:tcBorders>
+          </w:tcPr>
+          <w:p>
+            <w:pPr>
+              <w:pStyle w:val="Normal"/>
+              <w:widowControl/>
+              <w:spacing w:lineRule="auto" w:line="240" w:before="0" w:after="20"/>
+              <w:jc w:val="left"/>
+              <w:rPr>
+                <w:rFonts w:ascii="Aptos" w:hAnsi="Aptos" w:eastAsia="ＭＳ 明朝" w:cs="Arial"/>
+                <w:kern w:val="0"/>
+                <w:sz w:val="24"/>
+                <w:szCs w:val="24"/>
+                <w:lang w:val="en-US" w:eastAsia="ja-JP" w:bidi="ar-SA"/>
+              </w:rPr>
+            </w:pPr>
+            <w:r>
+              <w:rPr>
+                <w:rFonts w:eastAsia="Segoe UI" w:cs="Segoe UI" w:ascii="Segoe UI" w:hAnsi="Segoe UI"/>
+                <w:color w:val="101820"/>
+                <w:kern w:val="0"/>
+                <w:sz w:val="16"/>
+                <w:szCs w:val="24"/>
+                <w:lang w:val="en-US" w:eastAsia="ja-JP" w:bidi="ar-SA"/>
+              </w:rPr>
+              <w:t>Risk factors and rules workshop with the compliance officer, settings, first list loads, provider set-up and a test AMLC file</w:t>
+            </w:r>
+          </w:p>
+        </w:tc>
+        <w:tc>
+          <w:tcPr>
+            <w:tcW w:w="1004" w:type="dxa"/>
+            <w:tcBorders>
+              <w:top w:val="single" w:sz="4" w:space="0" w:color="BFC7D1"/>
+              <w:left w:val="single" w:sz="4" w:space="0" w:color="BFC7D1"/>
+              <w:bottom w:val="single" w:sz="4" w:space="0" w:color="BFC7D1"/>
+              <w:right w:val="single" w:sz="4" w:space="0" w:color="BFC7D1"/>
+            </w:tcBorders>
+          </w:tcPr>
+          <w:p>
+            <w:pPr>
+              <w:pStyle w:val="Normal"/>
+              <w:widowControl/>
+              <w:spacing w:lineRule="auto" w:line="240" w:before="0" w:after="20"/>
+              <w:jc w:val="left"/>
+              <w:rPr>
+                <w:rFonts w:ascii="Aptos" w:hAnsi="Aptos" w:eastAsia="ＭＳ 明朝" w:cs="Arial"/>
+                <w:kern w:val="0"/>
+                <w:sz w:val="24"/>
+                <w:szCs w:val="24"/>
+                <w:lang w:val="en-US" w:eastAsia="ja-JP" w:bidi="ar-SA"/>
+              </w:rPr>
+            </w:pPr>
+            <w:r>
+              <w:rPr>
+                <w:rFonts w:eastAsia="Segoe UI" w:cs="Segoe UI" w:ascii="Segoe UI" w:hAnsi="Segoe UI"/>
+                <w:color w:val="101820"/>
+                <w:kern w:val="0"/>
+                <w:sz w:val="16"/>
+                <w:szCs w:val="24"/>
+                <w:lang w:val="en-US" w:eastAsia="ja-JP" w:bidi="ar-SA"/>
+              </w:rPr>
+              <w:t>On delivery</w:t>
+            </w:r>
+          </w:p>
+        </w:tc>
+      </w:tr>
+      <w:tr>
+        <w:trPr/>
+        <w:tc>
+          <w:tcPr>
+            <w:tcW w:w="2737" w:type="dxa"/>
+            <w:tcBorders>
+              <w:top w:val="single" w:sz="4" w:space="0" w:color="BFC7D1"/>
+              <w:left w:val="single" w:sz="4" w:space="0" w:color="BFC7D1"/>
+              <w:bottom w:val="single" w:sz="4" w:space="0" w:color="BFC7D1"/>
+              <w:right w:val="single" w:sz="4" w:space="0" w:color="BFC7D1"/>
+            </w:tcBorders>
+          </w:tcPr>
+          <w:p>
+            <w:pPr>
+              <w:pStyle w:val="Normal"/>
+              <w:widowControl/>
+              <w:spacing w:lineRule="auto" w:line="240" w:before="0" w:after="20"/>
+              <w:jc w:val="left"/>
+              <w:rPr>
+                <w:rFonts w:ascii="Aptos" w:hAnsi="Aptos" w:eastAsia="ＭＳ 明朝" w:cs="Arial"/>
+                <w:kern w:val="0"/>
+                <w:sz w:val="24"/>
+                <w:szCs w:val="24"/>
+                <w:lang w:val="en-US" w:eastAsia="ja-JP" w:bidi="ar-SA"/>
+              </w:rPr>
+            </w:pPr>
+            <w:r>
+              <w:rPr>
+                <w:rFonts w:eastAsia="Segoe UI" w:cs="Segoe UI" w:ascii="Segoe UI" w:hAnsi="Segoe UI"/>
+                <w:color w:val="101820"/>
+                <w:kern w:val="0"/>
+                <w:sz w:val="16"/>
+                <w:szCs w:val="24"/>
+                <w:lang w:val="en-US" w:eastAsia="ja-JP" w:bidi="ar-SA"/>
+              </w:rPr>
+              <w:t>Activation of the IC compliance registers</w:t>
+            </w:r>
+          </w:p>
+        </w:tc>
+        <w:tc>
+          <w:tcPr>
+            <w:tcW w:w="1123" w:type="dxa"/>
+            <w:tcBorders>
+              <w:top w:val="single" w:sz="4" w:space="0" w:color="BFC7D1"/>
+              <w:left w:val="single" w:sz="4" w:space="0" w:color="BFC7D1"/>
+              <w:bottom w:val="single" w:sz="4" w:space="0" w:color="BFC7D1"/>
+              <w:right w:val="single" w:sz="4" w:space="0" w:color="BFC7D1"/>
+            </w:tcBorders>
+          </w:tcPr>
+          <w:p>
+            <w:pPr>
+              <w:pStyle w:val="Normal"/>
+              <w:widowControl/>
+              <w:spacing w:lineRule="auto" w:line="240" w:before="0" w:after="20"/>
+              <w:jc w:val="left"/>
+              <w:rPr>
+                <w:rFonts w:ascii="Aptos" w:hAnsi="Aptos" w:eastAsia="ＭＳ 明朝" w:cs="Arial"/>
+                <w:kern w:val="0"/>
+                <w:sz w:val="24"/>
+                <w:szCs w:val="24"/>
+                <w:lang w:val="en-US" w:eastAsia="ja-JP" w:bidi="ar-SA"/>
+              </w:rPr>
+            </w:pPr>
+            <w:r>
+              <w:rPr>
+                <w:rFonts w:eastAsia="Segoe UI" w:cs="Segoe UI" w:ascii="Segoe UI" w:hAnsi="Segoe UI"/>
+                <w:color w:val="101820"/>
+                <w:kern w:val="0"/>
+                <w:sz w:val="16"/>
+                <w:szCs w:val="24"/>
+                <w:lang w:val="en-US" w:eastAsia="ja-JP" w:bidi="ar-SA"/>
+              </w:rPr>
+              <w:t>6</w:t>
+            </w:r>
+          </w:p>
+        </w:tc>
+        <w:tc>
+          <w:tcPr>
+            <w:tcW w:w="1413" w:type="dxa"/>
+            <w:tcBorders>
+              <w:top w:val="single" w:sz="4" w:space="0" w:color="BFC7D1"/>
+              <w:left w:val="single" w:sz="4" w:space="0" w:color="BFC7D1"/>
+              <w:bottom w:val="single" w:sz="4" w:space="0" w:color="BFC7D1"/>
+              <w:right w:val="single" w:sz="4" w:space="0" w:color="BFC7D1"/>
+            </w:tcBorders>
+          </w:tcPr>
+          <w:p>
+            <w:pPr>
+              <w:pStyle w:val="Normal"/>
+              <w:widowControl/>
+              <w:spacing w:lineRule="auto" w:line="240" w:before="0" w:after="20"/>
+              <w:jc w:val="left"/>
+              <w:rPr>
+                <w:rFonts w:ascii="Aptos" w:hAnsi="Aptos" w:eastAsia="ＭＳ 明朝" w:cs="Arial"/>
+                <w:kern w:val="0"/>
+                <w:sz w:val="24"/>
+                <w:szCs w:val="24"/>
+                <w:lang w:val="en-US" w:eastAsia="ja-JP" w:bidi="ar-SA"/>
+              </w:rPr>
+            </w:pPr>
+            <w:r>
+              <w:rPr>
+                <w:rFonts w:eastAsia="Segoe UI" w:cs="Segoe UI" w:ascii="Segoe UI" w:hAnsi="Segoe UI"/>
+                <w:color w:val="101820"/>
+                <w:kern w:val="0"/>
+                <w:sz w:val="16"/>
+                <w:szCs w:val="24"/>
+                <w:lang w:val="en-US" w:eastAsia="ja-JP" w:bidi="ar-SA"/>
+              </w:rPr>
+              <w:t>100,000.00 one-time</w:t>
+            </w:r>
+          </w:p>
+        </w:tc>
+        <w:tc>
+          <w:tcPr>
+            <w:tcW w:w="2737" w:type="dxa"/>
+            <w:tcBorders>
+              <w:top w:val="single" w:sz="4" w:space="0" w:color="BFC7D1"/>
+              <w:left w:val="single" w:sz="4" w:space="0" w:color="BFC7D1"/>
+              <w:bottom w:val="single" w:sz="4" w:space="0" w:color="BFC7D1"/>
+              <w:right w:val="single" w:sz="4" w:space="0" w:color="BFC7D1"/>
+            </w:tcBorders>
+          </w:tcPr>
+          <w:p>
+            <w:pPr>
+              <w:pStyle w:val="Normal"/>
+              <w:widowControl/>
+              <w:spacing w:lineRule="auto" w:line="240" w:before="0" w:after="20"/>
+              <w:jc w:val="left"/>
+              <w:rPr>
+                <w:rFonts w:ascii="Aptos" w:hAnsi="Aptos" w:eastAsia="ＭＳ 明朝" w:cs="Arial"/>
+                <w:kern w:val="0"/>
+                <w:sz w:val="24"/>
+                <w:szCs w:val="24"/>
+                <w:lang w:val="en-US" w:eastAsia="ja-JP" w:bidi="ar-SA"/>
+              </w:rPr>
+            </w:pPr>
+            <w:r>
+              <w:rPr>
+                <w:rFonts w:eastAsia="Segoe UI" w:cs="Segoe UI" w:ascii="Segoe UI" w:hAnsi="Segoe UI"/>
+                <w:color w:val="101820"/>
+                <w:kern w:val="0"/>
+                <w:sz w:val="16"/>
+                <w:szCs w:val="24"/>
+                <w:lang w:val="en-US" w:eastAsia="ja-JP" w:bidi="ar-SA"/>
+              </w:rPr>
+              <w:t>Licence and fit and proper register load, insurer certificates, complaints and breach settings, mapping of the IC statement to the Client's chart of accounts</w:t>
+            </w:r>
+          </w:p>
+        </w:tc>
+        <w:tc>
+          <w:tcPr>
+            <w:tcW w:w="1004" w:type="dxa"/>
+            <w:tcBorders>
+              <w:top w:val="single" w:sz="4" w:space="0" w:color="BFC7D1"/>
+              <w:left w:val="single" w:sz="4" w:space="0" w:color="BFC7D1"/>
+              <w:bottom w:val="single" w:sz="4" w:space="0" w:color="BFC7D1"/>
+              <w:right w:val="single" w:sz="4" w:space="0" w:color="BFC7D1"/>
+            </w:tcBorders>
+          </w:tcPr>
+          <w:p>
+            <w:pPr>
+              <w:pStyle w:val="Normal"/>
+              <w:widowControl/>
+              <w:spacing w:lineRule="auto" w:line="240" w:before="0" w:after="20"/>
+              <w:jc w:val="left"/>
+              <w:rPr>
+                <w:rFonts w:ascii="Aptos" w:hAnsi="Aptos" w:eastAsia="ＭＳ 明朝" w:cs="Arial"/>
+                <w:kern w:val="0"/>
+                <w:sz w:val="24"/>
+                <w:szCs w:val="24"/>
+                <w:lang w:val="en-US" w:eastAsia="ja-JP" w:bidi="ar-SA"/>
+              </w:rPr>
+            </w:pPr>
+            <w:r>
+              <w:rPr>
+                <w:rFonts w:eastAsia="Segoe UI" w:cs="Segoe UI" w:ascii="Segoe UI" w:hAnsi="Segoe UI"/>
+                <w:color w:val="101820"/>
+                <w:kern w:val="0"/>
+                <w:sz w:val="16"/>
+                <w:szCs w:val="24"/>
+                <w:lang w:val="en-US" w:eastAsia="ja-JP" w:bidi="ar-SA"/>
+              </w:rPr>
+              <w:t>On delivery</w:t>
+            </w:r>
+          </w:p>
+        </w:tc>
+      </w:tr>
+      <w:tr>
+        <w:trPr/>
+        <w:tc>
+          <w:tcPr>
+            <w:tcW w:w="2737" w:type="dxa"/>
+            <w:tcBorders>
+              <w:top w:val="single" w:sz="4" w:space="0" w:color="BFC7D1"/>
+              <w:left w:val="single" w:sz="4" w:space="0" w:color="BFC7D1"/>
+              <w:bottom w:val="single" w:sz="4" w:space="0" w:color="BFC7D1"/>
+              <w:right w:val="single" w:sz="4" w:space="0" w:color="BFC7D1"/>
+            </w:tcBorders>
+          </w:tcPr>
+          <w:p>
+            <w:pPr>
+              <w:pStyle w:val="Normal"/>
+              <w:widowControl/>
+              <w:spacing w:lineRule="auto" w:line="240" w:before="0" w:after="20"/>
+              <w:jc w:val="left"/>
+              <w:rPr>
+                <w:rFonts w:ascii="Aptos" w:hAnsi="Aptos" w:eastAsia="ＭＳ 明朝" w:cs="Arial"/>
+                <w:kern w:val="0"/>
+                <w:sz w:val="24"/>
+                <w:szCs w:val="24"/>
+                <w:lang w:val="en-US" w:eastAsia="ja-JP" w:bidi="ar-SA"/>
+              </w:rPr>
+            </w:pPr>
+            <w:r>
+              <w:rPr>
+                <w:rFonts w:eastAsia="Segoe UI" w:cs="Segoe UI" w:ascii="Segoe UI" w:hAnsi="Segoe UI"/>
+                <w:color w:val="101820"/>
+                <w:kern w:val="0"/>
+                <w:sz w:val="16"/>
+                <w:szCs w:val="24"/>
+                <w:lang w:val="en-US" w:eastAsia="ja-JP" w:bidi="ar-SA"/>
+              </w:rPr>
+              <w:t>Activation of the BIR pack</w:t>
+            </w:r>
+          </w:p>
+        </w:tc>
+        <w:tc>
+          <w:tcPr>
+            <w:tcW w:w="1123" w:type="dxa"/>
+            <w:tcBorders>
+              <w:top w:val="single" w:sz="4" w:space="0" w:color="BFC7D1"/>
+              <w:left w:val="single" w:sz="4" w:space="0" w:color="BFC7D1"/>
+              <w:bottom w:val="single" w:sz="4" w:space="0" w:color="BFC7D1"/>
+              <w:right w:val="single" w:sz="4" w:space="0" w:color="BFC7D1"/>
+            </w:tcBorders>
+          </w:tcPr>
+          <w:p>
+            <w:pPr>
+              <w:pStyle w:val="Normal"/>
+              <w:widowControl/>
+              <w:spacing w:lineRule="auto" w:line="240" w:before="0" w:after="20"/>
+              <w:jc w:val="left"/>
+              <w:rPr>
+                <w:rFonts w:ascii="Aptos" w:hAnsi="Aptos" w:eastAsia="ＭＳ 明朝" w:cs="Arial"/>
+                <w:kern w:val="0"/>
+                <w:sz w:val="24"/>
+                <w:szCs w:val="24"/>
+                <w:lang w:val="en-US" w:eastAsia="ja-JP" w:bidi="ar-SA"/>
+              </w:rPr>
+            </w:pPr>
+            <w:r>
+              <w:rPr>
+                <w:rFonts w:eastAsia="Segoe UI" w:cs="Segoe UI" w:ascii="Segoe UI" w:hAnsi="Segoe UI"/>
+                <w:color w:val="101820"/>
+                <w:kern w:val="0"/>
+                <w:sz w:val="16"/>
+                <w:szCs w:val="24"/>
+                <w:lang w:val="en-US" w:eastAsia="ja-JP" w:bidi="ar-SA"/>
+              </w:rPr>
+              <w:t>8</w:t>
+            </w:r>
+          </w:p>
+        </w:tc>
+        <w:tc>
+          <w:tcPr>
+            <w:tcW w:w="1413" w:type="dxa"/>
+            <w:tcBorders>
+              <w:top w:val="single" w:sz="4" w:space="0" w:color="BFC7D1"/>
+              <w:left w:val="single" w:sz="4" w:space="0" w:color="BFC7D1"/>
+              <w:bottom w:val="single" w:sz="4" w:space="0" w:color="BFC7D1"/>
+              <w:right w:val="single" w:sz="4" w:space="0" w:color="BFC7D1"/>
+            </w:tcBorders>
+          </w:tcPr>
+          <w:p>
+            <w:pPr>
+              <w:pStyle w:val="Normal"/>
+              <w:widowControl/>
+              <w:spacing w:lineRule="auto" w:line="240" w:before="0" w:after="20"/>
+              <w:jc w:val="left"/>
+              <w:rPr>
+                <w:rFonts w:ascii="Aptos" w:hAnsi="Aptos" w:eastAsia="ＭＳ 明朝" w:cs="Arial"/>
+                <w:kern w:val="0"/>
+                <w:sz w:val="24"/>
+                <w:szCs w:val="24"/>
+                <w:lang w:val="en-US" w:eastAsia="ja-JP" w:bidi="ar-SA"/>
+              </w:rPr>
+            </w:pPr>
+            <w:r>
+              <w:rPr>
+                <w:rFonts w:eastAsia="Segoe UI" w:cs="Segoe UI" w:ascii="Segoe UI" w:hAnsi="Segoe UI"/>
+                <w:color w:val="101820"/>
+                <w:kern w:val="0"/>
+                <w:sz w:val="16"/>
+                <w:szCs w:val="24"/>
+                <w:lang w:val="en-US" w:eastAsia="ja-JP" w:bidi="ar-SA"/>
+              </w:rPr>
+              <w:t>130,000.00 one-time</w:t>
+            </w:r>
+          </w:p>
+        </w:tc>
+        <w:tc>
+          <w:tcPr>
+            <w:tcW w:w="2737" w:type="dxa"/>
+            <w:tcBorders>
+              <w:top w:val="single" w:sz="4" w:space="0" w:color="BFC7D1"/>
+              <w:left w:val="single" w:sz="4" w:space="0" w:color="BFC7D1"/>
+              <w:bottom w:val="single" w:sz="4" w:space="0" w:color="BFC7D1"/>
+              <w:right w:val="single" w:sz="4" w:space="0" w:color="BFC7D1"/>
+            </w:tcBorders>
+          </w:tcPr>
+          <w:p>
+            <w:pPr>
+              <w:pStyle w:val="Normal"/>
+              <w:widowControl/>
+              <w:spacing w:lineRule="auto" w:line="240" w:before="0" w:after="20"/>
+              <w:jc w:val="left"/>
+              <w:rPr>
+                <w:rFonts w:ascii="Aptos" w:hAnsi="Aptos" w:eastAsia="ＭＳ 明朝" w:cs="Arial"/>
+                <w:kern w:val="0"/>
+                <w:sz w:val="24"/>
+                <w:szCs w:val="24"/>
+                <w:lang w:val="en-US" w:eastAsia="ja-JP" w:bidi="ar-SA"/>
+              </w:rPr>
+            </w:pPr>
+            <w:r>
+              <w:rPr>
+                <w:rFonts w:eastAsia="Segoe UI" w:cs="Segoe UI" w:ascii="Segoe UI" w:hAnsi="Segoe UI"/>
+                <w:color w:val="101820"/>
+                <w:kern w:val="0"/>
+                <w:sz w:val="16"/>
+                <w:szCs w:val="24"/>
+                <w:lang w:val="en-US" w:eastAsia="ja-JP" w:bidi="ar-SA"/>
+              </w:rPr>
+              <w:t>BIR and EOPT invoice settings with the tax adviser, ATC mapping, DAT file dry run, CAS books pack</w:t>
+            </w:r>
+          </w:p>
+        </w:tc>
+        <w:tc>
+          <w:tcPr>
+            <w:tcW w:w="1004" w:type="dxa"/>
+            <w:tcBorders>
+              <w:top w:val="single" w:sz="4" w:space="0" w:color="BFC7D1"/>
+              <w:left w:val="single" w:sz="4" w:space="0" w:color="BFC7D1"/>
+              <w:bottom w:val="single" w:sz="4" w:space="0" w:color="BFC7D1"/>
+              <w:right w:val="single" w:sz="4" w:space="0" w:color="BFC7D1"/>
+            </w:tcBorders>
+          </w:tcPr>
+          <w:p>
+            <w:pPr>
+              <w:pStyle w:val="Normal"/>
+              <w:widowControl/>
+              <w:spacing w:lineRule="auto" w:line="240" w:before="0" w:after="20"/>
+              <w:jc w:val="left"/>
+              <w:rPr>
+                <w:rFonts w:ascii="Aptos" w:hAnsi="Aptos" w:eastAsia="ＭＳ 明朝" w:cs="Arial"/>
+                <w:kern w:val="0"/>
+                <w:sz w:val="24"/>
+                <w:szCs w:val="24"/>
+                <w:lang w:val="en-US" w:eastAsia="ja-JP" w:bidi="ar-SA"/>
+              </w:rPr>
+            </w:pPr>
+            <w:r>
+              <w:rPr>
+                <w:rFonts w:eastAsia="Segoe UI" w:cs="Segoe UI" w:ascii="Segoe UI" w:hAnsi="Segoe UI"/>
+                <w:color w:val="101820"/>
+                <w:kern w:val="0"/>
+                <w:sz w:val="16"/>
+                <w:szCs w:val="24"/>
+                <w:lang w:val="en-US" w:eastAsia="ja-JP" w:bidi="ar-SA"/>
+              </w:rPr>
+              <w:t>On delivery</w:t>
+            </w:r>
+          </w:p>
+        </w:tc>
+      </w:tr>
+      <w:tr>
+        <w:trPr/>
+        <w:tc>
+          <w:tcPr>
+            <w:tcW w:w="2737" w:type="dxa"/>
+            <w:tcBorders>
+              <w:top w:val="single" w:sz="4" w:space="0" w:color="BFC7D1"/>
+              <w:left w:val="single" w:sz="4" w:space="0" w:color="BFC7D1"/>
+              <w:bottom w:val="single" w:sz="4" w:space="0" w:color="BFC7D1"/>
+              <w:right w:val="single" w:sz="4" w:space="0" w:color="BFC7D1"/>
+            </w:tcBorders>
+          </w:tcPr>
+          <w:p>
+            <w:pPr>
+              <w:pStyle w:val="Normal"/>
+              <w:widowControl/>
+              <w:spacing w:lineRule="auto" w:line="240" w:before="0" w:after="20"/>
+              <w:jc w:val="left"/>
+              <w:rPr>
+                <w:rFonts w:ascii="Aptos" w:hAnsi="Aptos" w:eastAsia="ＭＳ 明朝" w:cs="Arial"/>
+                <w:kern w:val="0"/>
+                <w:sz w:val="24"/>
+                <w:szCs w:val="24"/>
+                <w:lang w:val="en-US" w:eastAsia="ja-JP" w:bidi="ar-SA"/>
+              </w:rPr>
+            </w:pPr>
+            <w:r>
+              <w:rPr>
+                <w:rFonts w:eastAsia="Segoe UI" w:cs="Segoe UI" w:ascii="Segoe UI" w:hAnsi="Segoe UI"/>
+                <w:color w:val="101820"/>
+                <w:kern w:val="0"/>
+                <w:sz w:val="16"/>
+                <w:szCs w:val="24"/>
+                <w:lang w:val="en-US" w:eastAsia="ja-JP" w:bidi="ar-SA"/>
+              </w:rPr>
+              <w:t>Dealer programme set-up</w:t>
+            </w:r>
+          </w:p>
+        </w:tc>
+        <w:tc>
+          <w:tcPr>
+            <w:tcW w:w="1123" w:type="dxa"/>
+            <w:tcBorders>
+              <w:top w:val="single" w:sz="4" w:space="0" w:color="BFC7D1"/>
+              <w:left w:val="single" w:sz="4" w:space="0" w:color="BFC7D1"/>
+              <w:bottom w:val="single" w:sz="4" w:space="0" w:color="BFC7D1"/>
+              <w:right w:val="single" w:sz="4" w:space="0" w:color="BFC7D1"/>
+            </w:tcBorders>
+          </w:tcPr>
+          <w:p>
+            <w:pPr>
+              <w:pStyle w:val="Normal"/>
+              <w:widowControl/>
+              <w:spacing w:lineRule="auto" w:line="240" w:before="0" w:after="20"/>
+              <w:jc w:val="left"/>
+              <w:rPr>
+                <w:rFonts w:ascii="Aptos" w:hAnsi="Aptos" w:eastAsia="ＭＳ 明朝" w:cs="Arial"/>
+                <w:kern w:val="0"/>
+                <w:sz w:val="24"/>
+                <w:szCs w:val="24"/>
+                <w:lang w:val="en-US" w:eastAsia="ja-JP" w:bidi="ar-SA"/>
+              </w:rPr>
+            </w:pPr>
+            <w:r>
+              <w:rPr>
+                <w:rFonts w:eastAsia="Segoe UI" w:cs="Segoe UI" w:ascii="Segoe UI" w:hAnsi="Segoe UI"/>
+                <w:color w:val="101820"/>
+                <w:kern w:val="0"/>
+                <w:sz w:val="16"/>
+                <w:szCs w:val="24"/>
+                <w:lang w:val="en-US" w:eastAsia="ja-JP" w:bidi="ar-SA"/>
+              </w:rPr>
+              <w:t>3</w:t>
+            </w:r>
+          </w:p>
+        </w:tc>
+        <w:tc>
+          <w:tcPr>
+            <w:tcW w:w="1413" w:type="dxa"/>
+            <w:tcBorders>
+              <w:top w:val="single" w:sz="4" w:space="0" w:color="BFC7D1"/>
+              <w:left w:val="single" w:sz="4" w:space="0" w:color="BFC7D1"/>
+              <w:bottom w:val="single" w:sz="4" w:space="0" w:color="BFC7D1"/>
+              <w:right w:val="single" w:sz="4" w:space="0" w:color="BFC7D1"/>
+            </w:tcBorders>
+          </w:tcPr>
+          <w:p>
+            <w:pPr>
+              <w:pStyle w:val="Normal"/>
+              <w:widowControl/>
+              <w:spacing w:lineRule="auto" w:line="240" w:before="0" w:after="20"/>
+              <w:jc w:val="left"/>
+              <w:rPr>
+                <w:rFonts w:ascii="Aptos" w:hAnsi="Aptos" w:eastAsia="ＭＳ 明朝" w:cs="Arial"/>
+                <w:kern w:val="0"/>
+                <w:sz w:val="24"/>
+                <w:szCs w:val="24"/>
+                <w:lang w:val="en-US" w:eastAsia="ja-JP" w:bidi="ar-SA"/>
+              </w:rPr>
+            </w:pPr>
+            <w:r>
+              <w:rPr>
+                <w:rFonts w:eastAsia="Segoe UI" w:cs="Segoe UI" w:ascii="Segoe UI" w:hAnsi="Segoe UI"/>
+                <w:color w:val="101820"/>
+                <w:kern w:val="0"/>
+                <w:sz w:val="16"/>
+                <w:szCs w:val="24"/>
+                <w:lang w:val="en-US" w:eastAsia="ja-JP" w:bidi="ar-SA"/>
+              </w:rPr>
+              <w:t>50,000.00 per programme</w:t>
+            </w:r>
+          </w:p>
+        </w:tc>
+        <w:tc>
+          <w:tcPr>
+            <w:tcW w:w="2737" w:type="dxa"/>
+            <w:tcBorders>
+              <w:top w:val="single" w:sz="4" w:space="0" w:color="BFC7D1"/>
+              <w:left w:val="single" w:sz="4" w:space="0" w:color="BFC7D1"/>
+              <w:bottom w:val="single" w:sz="4" w:space="0" w:color="BFC7D1"/>
+              <w:right w:val="single" w:sz="4" w:space="0" w:color="BFC7D1"/>
+            </w:tcBorders>
+          </w:tcPr>
+          <w:p>
+            <w:pPr>
+              <w:pStyle w:val="Normal"/>
+              <w:widowControl/>
+              <w:spacing w:lineRule="auto" w:line="240" w:before="0" w:after="20"/>
+              <w:jc w:val="left"/>
+              <w:rPr>
+                <w:rFonts w:ascii="Aptos" w:hAnsi="Aptos" w:eastAsia="ＭＳ 明朝" w:cs="Arial"/>
+                <w:kern w:val="0"/>
+                <w:sz w:val="24"/>
+                <w:szCs w:val="24"/>
+                <w:lang w:val="en-US" w:eastAsia="ja-JP" w:bidi="ar-SA"/>
+              </w:rPr>
+            </w:pPr>
+            <w:r>
+              <w:rPr>
+                <w:rFonts w:eastAsia="Segoe UI" w:cs="Segoe UI" w:ascii="Segoe UI" w:hAnsi="Segoe UI"/>
+                <w:color w:val="101820"/>
+                <w:kern w:val="0"/>
+                <w:sz w:val="16"/>
+                <w:szCs w:val="24"/>
+                <w:lang w:val="en-US" w:eastAsia="ja-JP" w:bidi="ar-SA"/>
+              </w:rPr>
+              <w:t>Channels, rates, subsidy, bank letter and the first upload of one programme</w:t>
+            </w:r>
+          </w:p>
+        </w:tc>
+        <w:tc>
+          <w:tcPr>
+            <w:tcW w:w="1004" w:type="dxa"/>
+            <w:tcBorders>
+              <w:top w:val="single" w:sz="4" w:space="0" w:color="BFC7D1"/>
+              <w:left w:val="single" w:sz="4" w:space="0" w:color="BFC7D1"/>
+              <w:bottom w:val="single" w:sz="4" w:space="0" w:color="BFC7D1"/>
+              <w:right w:val="single" w:sz="4" w:space="0" w:color="BFC7D1"/>
+            </w:tcBorders>
+          </w:tcPr>
+          <w:p>
+            <w:pPr>
+              <w:pStyle w:val="Normal"/>
+              <w:widowControl/>
+              <w:spacing w:lineRule="auto" w:line="240" w:before="0" w:after="20"/>
+              <w:jc w:val="left"/>
+              <w:rPr>
+                <w:rFonts w:ascii="Aptos" w:hAnsi="Aptos" w:eastAsia="ＭＳ 明朝" w:cs="Arial"/>
+                <w:kern w:val="0"/>
+                <w:sz w:val="24"/>
+                <w:szCs w:val="24"/>
+                <w:lang w:val="en-US" w:eastAsia="ja-JP" w:bidi="ar-SA"/>
+              </w:rPr>
+            </w:pPr>
+            <w:r>
+              <w:rPr>
+                <w:rFonts w:eastAsia="Segoe UI" w:cs="Segoe UI" w:ascii="Segoe UI" w:hAnsi="Segoe UI"/>
+                <w:color w:val="101820"/>
+                <w:kern w:val="0"/>
+                <w:sz w:val="16"/>
+                <w:szCs w:val="24"/>
+                <w:lang w:val="en-US" w:eastAsia="ja-JP" w:bidi="ar-SA"/>
+              </w:rPr>
+              <w:t>On delivery</w:t>
+            </w:r>
+          </w:p>
+        </w:tc>
+      </w:tr>
+      <w:tr>
+        <w:trPr/>
+        <w:tc>
+          <w:tcPr>
+            <w:tcW w:w="2737" w:type="dxa"/>
+            <w:tcBorders>
+              <w:top w:val="single" w:sz="4" w:space="0" w:color="BFC7D1"/>
+              <w:left w:val="single" w:sz="4" w:space="0" w:color="BFC7D1"/>
+              <w:bottom w:val="single" w:sz="4" w:space="0" w:color="BFC7D1"/>
+              <w:right w:val="single" w:sz="4" w:space="0" w:color="BFC7D1"/>
+            </w:tcBorders>
+          </w:tcPr>
+          <w:p>
+            <w:pPr>
+              <w:pStyle w:val="Normal"/>
+              <w:widowControl/>
+              <w:spacing w:lineRule="auto" w:line="240" w:before="0" w:after="20"/>
+              <w:jc w:val="left"/>
+              <w:rPr>
+                <w:rFonts w:ascii="Aptos" w:hAnsi="Aptos" w:eastAsia="ＭＳ 明朝" w:cs="Arial"/>
+                <w:kern w:val="0"/>
+                <w:sz w:val="24"/>
+                <w:szCs w:val="24"/>
+                <w:lang w:val="en-US" w:eastAsia="ja-JP" w:bidi="ar-SA"/>
+              </w:rPr>
+            </w:pPr>
+            <w:r>
+              <w:rPr>
+                <w:rFonts w:eastAsia="Segoe UI" w:cs="Segoe UI" w:ascii="Segoe UI" w:hAnsi="Segoe UI"/>
+                <w:color w:val="101820"/>
+                <w:kern w:val="0"/>
+                <w:sz w:val="16"/>
+                <w:szCs w:val="24"/>
+                <w:lang w:val="en-US" w:eastAsia="ja-JP" w:bidi="ar-SA"/>
+              </w:rPr>
+              <w:t>Client brand pack</w:t>
+            </w:r>
+          </w:p>
+        </w:tc>
+        <w:tc>
+          <w:tcPr>
+            <w:tcW w:w="1123" w:type="dxa"/>
+            <w:tcBorders>
+              <w:top w:val="single" w:sz="4" w:space="0" w:color="BFC7D1"/>
+              <w:left w:val="single" w:sz="4" w:space="0" w:color="BFC7D1"/>
+              <w:bottom w:val="single" w:sz="4" w:space="0" w:color="BFC7D1"/>
+              <w:right w:val="single" w:sz="4" w:space="0" w:color="BFC7D1"/>
+            </w:tcBorders>
+          </w:tcPr>
+          <w:p>
+            <w:pPr>
+              <w:pStyle w:val="Normal"/>
+              <w:widowControl/>
+              <w:spacing w:lineRule="auto" w:line="240" w:before="0" w:after="20"/>
+              <w:jc w:val="left"/>
+              <w:rPr>
+                <w:rFonts w:ascii="Aptos" w:hAnsi="Aptos" w:eastAsia="ＭＳ 明朝" w:cs="Arial"/>
+                <w:kern w:val="0"/>
+                <w:sz w:val="24"/>
+                <w:szCs w:val="24"/>
+                <w:lang w:val="en-US" w:eastAsia="ja-JP" w:bidi="ar-SA"/>
+              </w:rPr>
+            </w:pPr>
+            <w:r>
+              <w:rPr>
+                <w:rFonts w:eastAsia="Segoe UI" w:cs="Segoe UI" w:ascii="Segoe UI" w:hAnsi="Segoe UI"/>
+                <w:color w:val="101820"/>
+                <w:kern w:val="0"/>
+                <w:sz w:val="16"/>
+                <w:szCs w:val="24"/>
+                <w:lang w:val="en-US" w:eastAsia="ja-JP" w:bidi="ar-SA"/>
+              </w:rPr>
+              <w:t>2</w:t>
+            </w:r>
+          </w:p>
+        </w:tc>
+        <w:tc>
+          <w:tcPr>
+            <w:tcW w:w="1413" w:type="dxa"/>
+            <w:tcBorders>
+              <w:top w:val="single" w:sz="4" w:space="0" w:color="BFC7D1"/>
+              <w:left w:val="single" w:sz="4" w:space="0" w:color="BFC7D1"/>
+              <w:bottom w:val="single" w:sz="4" w:space="0" w:color="BFC7D1"/>
+              <w:right w:val="single" w:sz="4" w:space="0" w:color="BFC7D1"/>
+            </w:tcBorders>
+          </w:tcPr>
+          <w:p>
+            <w:pPr>
+              <w:pStyle w:val="Normal"/>
+              <w:widowControl/>
+              <w:spacing w:lineRule="auto" w:line="240" w:before="0" w:after="20"/>
+              <w:jc w:val="left"/>
+              <w:rPr>
+                <w:rFonts w:ascii="Aptos" w:hAnsi="Aptos" w:eastAsia="ＭＳ 明朝" w:cs="Arial"/>
+                <w:kern w:val="0"/>
+                <w:sz w:val="24"/>
+                <w:szCs w:val="24"/>
+                <w:lang w:val="en-US" w:eastAsia="ja-JP" w:bidi="ar-SA"/>
+              </w:rPr>
+            </w:pPr>
+            <w:r>
+              <w:rPr>
+                <w:rFonts w:eastAsia="Segoe UI" w:cs="Segoe UI" w:ascii="Segoe UI" w:hAnsi="Segoe UI"/>
+                <w:color w:val="101820"/>
+                <w:kern w:val="0"/>
+                <w:sz w:val="16"/>
+                <w:szCs w:val="24"/>
+                <w:lang w:val="en-US" w:eastAsia="ja-JP" w:bidi="ar-SA"/>
+              </w:rPr>
+              <w:t>30,000.00 per pack</w:t>
+            </w:r>
+          </w:p>
+        </w:tc>
+        <w:tc>
+          <w:tcPr>
+            <w:tcW w:w="2737" w:type="dxa"/>
+            <w:tcBorders>
+              <w:top w:val="single" w:sz="4" w:space="0" w:color="BFC7D1"/>
+              <w:left w:val="single" w:sz="4" w:space="0" w:color="BFC7D1"/>
+              <w:bottom w:val="single" w:sz="4" w:space="0" w:color="BFC7D1"/>
+              <w:right w:val="single" w:sz="4" w:space="0" w:color="BFC7D1"/>
+            </w:tcBorders>
+          </w:tcPr>
+          <w:p>
+            <w:pPr>
+              <w:pStyle w:val="Normal"/>
+              <w:widowControl/>
+              <w:spacing w:lineRule="auto" w:line="240" w:before="0" w:after="20"/>
+              <w:jc w:val="left"/>
+              <w:rPr>
+                <w:rFonts w:ascii="Aptos" w:hAnsi="Aptos" w:eastAsia="ＭＳ 明朝" w:cs="Arial"/>
+                <w:kern w:val="0"/>
+                <w:sz w:val="24"/>
+                <w:szCs w:val="24"/>
+                <w:lang w:val="en-US" w:eastAsia="ja-JP" w:bidi="ar-SA"/>
+              </w:rPr>
+            </w:pPr>
+            <w:r>
+              <w:rPr>
+                <w:rFonts w:eastAsia="Segoe UI" w:cs="Segoe UI" w:ascii="Segoe UI" w:hAnsi="Segoe UI"/>
+                <w:color w:val="101820"/>
+                <w:kern w:val="0"/>
+                <w:sz w:val="16"/>
+                <w:szCs w:val="24"/>
+                <w:lang w:val="en-US" w:eastAsia="ja-JP" w:bidi="ar-SA"/>
+              </w:rPr>
+              <w:t>Theme, sign-in picture, document and e-mail branding, e-signature mapping and the exported pack; third-party marks only with the owner's written permission</w:t>
+            </w:r>
+          </w:p>
+        </w:tc>
+        <w:tc>
+          <w:tcPr>
+            <w:tcW w:w="1004" w:type="dxa"/>
+            <w:tcBorders>
+              <w:top w:val="single" w:sz="4" w:space="0" w:color="BFC7D1"/>
+              <w:left w:val="single" w:sz="4" w:space="0" w:color="BFC7D1"/>
+              <w:bottom w:val="single" w:sz="4" w:space="0" w:color="BFC7D1"/>
+              <w:right w:val="single" w:sz="4" w:space="0" w:color="BFC7D1"/>
+            </w:tcBorders>
+          </w:tcPr>
+          <w:p>
+            <w:pPr>
+              <w:pStyle w:val="Normal"/>
+              <w:widowControl/>
+              <w:spacing w:lineRule="auto" w:line="240" w:before="0" w:after="20"/>
+              <w:jc w:val="left"/>
+              <w:rPr>
+                <w:rFonts w:ascii="Aptos" w:hAnsi="Aptos" w:eastAsia="ＭＳ 明朝" w:cs="Arial"/>
+                <w:kern w:val="0"/>
+                <w:sz w:val="24"/>
+                <w:szCs w:val="24"/>
+                <w:lang w:val="en-US" w:eastAsia="ja-JP" w:bidi="ar-SA"/>
+              </w:rPr>
+            </w:pPr>
+            <w:r>
+              <w:rPr>
+                <w:rFonts w:eastAsia="Segoe UI" w:cs="Segoe UI" w:ascii="Segoe UI" w:hAnsi="Segoe UI"/>
+                <w:color w:val="101820"/>
+                <w:kern w:val="0"/>
+                <w:sz w:val="16"/>
+                <w:szCs w:val="24"/>
+                <w:lang w:val="en-US" w:eastAsia="ja-JP" w:bidi="ar-SA"/>
+              </w:rPr>
+              <w:t>On delivery</w:t>
+            </w:r>
+          </w:p>
+        </w:tc>
+      </w:tr>
+      <w:tr>
+        <w:trPr/>
+        <w:tc>
+          <w:tcPr>
+            <w:tcW w:w="2737" w:type="dxa"/>
+            <w:tcBorders>
+              <w:top w:val="single" w:sz="4" w:space="0" w:color="BFC7D1"/>
+              <w:left w:val="single" w:sz="4" w:space="0" w:color="BFC7D1"/>
+              <w:bottom w:val="single" w:sz="4" w:space="0" w:color="BFC7D1"/>
+              <w:right w:val="single" w:sz="4" w:space="0" w:color="BFC7D1"/>
+            </w:tcBorders>
+          </w:tcPr>
+          <w:p>
+            <w:pPr>
+              <w:pStyle w:val="Normal"/>
+              <w:widowControl/>
+              <w:spacing w:lineRule="auto" w:line="240" w:before="0" w:after="20"/>
+              <w:jc w:val="left"/>
+              <w:rPr>
+                <w:rFonts w:ascii="Aptos" w:hAnsi="Aptos" w:eastAsia="ＭＳ 明朝" w:cs="Arial"/>
+                <w:kern w:val="0"/>
+                <w:sz w:val="24"/>
+                <w:szCs w:val="24"/>
+                <w:lang w:val="en-US" w:eastAsia="ja-JP" w:bidi="ar-SA"/>
+              </w:rPr>
+            </w:pPr>
+            <w:r>
+              <w:rPr>
+                <w:rFonts w:eastAsia="Segoe UI" w:cs="Segoe UI" w:ascii="Segoe UI" w:hAnsi="Segoe UI"/>
+                <w:color w:val="101820"/>
+                <w:kern w:val="0"/>
+                <w:sz w:val="16"/>
+                <w:szCs w:val="24"/>
+                <w:lang w:val="en-US" w:eastAsia="ja-JP" w:bidi="ar-SA"/>
+              </w:rPr>
+              <w:t>AMLC reporting file validation and portal test</w:t>
+            </w:r>
+          </w:p>
+        </w:tc>
+        <w:tc>
+          <w:tcPr>
+            <w:tcW w:w="1123" w:type="dxa"/>
+            <w:tcBorders>
+              <w:top w:val="single" w:sz="4" w:space="0" w:color="BFC7D1"/>
+              <w:left w:val="single" w:sz="4" w:space="0" w:color="BFC7D1"/>
+              <w:bottom w:val="single" w:sz="4" w:space="0" w:color="BFC7D1"/>
+              <w:right w:val="single" w:sz="4" w:space="0" w:color="BFC7D1"/>
+            </w:tcBorders>
+          </w:tcPr>
+          <w:p>
+            <w:pPr>
+              <w:pStyle w:val="Normal"/>
+              <w:widowControl/>
+              <w:spacing w:lineRule="auto" w:line="240" w:before="0" w:after="20"/>
+              <w:jc w:val="left"/>
+              <w:rPr>
+                <w:rFonts w:ascii="Aptos" w:hAnsi="Aptos" w:eastAsia="ＭＳ 明朝" w:cs="Arial"/>
+                <w:kern w:val="0"/>
+                <w:sz w:val="24"/>
+                <w:szCs w:val="24"/>
+                <w:lang w:val="en-US" w:eastAsia="ja-JP" w:bidi="ar-SA"/>
+              </w:rPr>
+            </w:pPr>
+            <w:r>
+              <w:rPr>
+                <w:rFonts w:eastAsia="Segoe UI" w:cs="Segoe UI" w:ascii="Segoe UI" w:hAnsi="Segoe UI"/>
+                <w:color w:val="101820"/>
+                <w:kern w:val="0"/>
+                <w:sz w:val="16"/>
+                <w:szCs w:val="24"/>
+                <w:lang w:val="en-US" w:eastAsia="ja-JP" w:bidi="ar-SA"/>
+              </w:rPr>
+              <w:t>3</w:t>
+            </w:r>
+          </w:p>
+        </w:tc>
+        <w:tc>
+          <w:tcPr>
+            <w:tcW w:w="1413" w:type="dxa"/>
+            <w:tcBorders>
+              <w:top w:val="single" w:sz="4" w:space="0" w:color="BFC7D1"/>
+              <w:left w:val="single" w:sz="4" w:space="0" w:color="BFC7D1"/>
+              <w:bottom w:val="single" w:sz="4" w:space="0" w:color="BFC7D1"/>
+              <w:right w:val="single" w:sz="4" w:space="0" w:color="BFC7D1"/>
+            </w:tcBorders>
+          </w:tcPr>
+          <w:p>
+            <w:pPr>
+              <w:pStyle w:val="Normal"/>
+              <w:widowControl/>
+              <w:spacing w:lineRule="auto" w:line="240" w:before="0" w:after="20"/>
+              <w:jc w:val="left"/>
+              <w:rPr>
+                <w:rFonts w:ascii="Aptos" w:hAnsi="Aptos" w:eastAsia="ＭＳ 明朝" w:cs="Arial"/>
+                <w:kern w:val="0"/>
+                <w:sz w:val="24"/>
+                <w:szCs w:val="24"/>
+                <w:lang w:val="en-US" w:eastAsia="ja-JP" w:bidi="ar-SA"/>
+              </w:rPr>
+            </w:pPr>
+            <w:r>
+              <w:rPr>
+                <w:rFonts w:eastAsia="Segoe UI" w:cs="Segoe UI" w:ascii="Segoe UI" w:hAnsi="Segoe UI"/>
+                <w:color w:val="101820"/>
+                <w:kern w:val="0"/>
+                <w:sz w:val="16"/>
+                <w:szCs w:val="24"/>
+                <w:lang w:val="en-US" w:eastAsia="ja-JP" w:bidi="ar-SA"/>
+              </w:rPr>
+              <w:t>50,000.00 one-time</w:t>
+            </w:r>
+          </w:p>
+        </w:tc>
+        <w:tc>
+          <w:tcPr>
+            <w:tcW w:w="2737" w:type="dxa"/>
+            <w:tcBorders>
+              <w:top w:val="single" w:sz="4" w:space="0" w:color="BFC7D1"/>
+              <w:left w:val="single" w:sz="4" w:space="0" w:color="BFC7D1"/>
+              <w:bottom w:val="single" w:sz="4" w:space="0" w:color="BFC7D1"/>
+              <w:right w:val="single" w:sz="4" w:space="0" w:color="BFC7D1"/>
+            </w:tcBorders>
+          </w:tcPr>
+          <w:p>
+            <w:pPr>
+              <w:pStyle w:val="Normal"/>
+              <w:widowControl/>
+              <w:spacing w:lineRule="auto" w:line="240" w:before="0" w:after="20"/>
+              <w:jc w:val="left"/>
+              <w:rPr>
+                <w:rFonts w:ascii="Aptos" w:hAnsi="Aptos" w:eastAsia="ＭＳ 明朝" w:cs="Arial"/>
+                <w:kern w:val="0"/>
+                <w:sz w:val="24"/>
+                <w:szCs w:val="24"/>
+                <w:lang w:val="en-US" w:eastAsia="ja-JP" w:bidi="ar-SA"/>
+              </w:rPr>
+            </w:pPr>
+            <w:r>
+              <w:rPr>
+                <w:rFonts w:eastAsia="Segoe UI" w:cs="Segoe UI" w:ascii="Segoe UI" w:hAnsi="Segoe UI"/>
+                <w:color w:val="101820"/>
+                <w:kern w:val="0"/>
+                <w:sz w:val="16"/>
+                <w:szCs w:val="24"/>
+                <w:lang w:val="en-US" w:eastAsia="ja-JP" w:bidi="ar-SA"/>
+              </w:rPr>
+              <w:t>CTR and STR layout, institution and transaction codes confirmed with the AMLC, test file accepted in the AMLC portal</w:t>
+            </w:r>
+          </w:p>
+        </w:tc>
+        <w:tc>
+          <w:tcPr>
+            <w:tcW w:w="1004" w:type="dxa"/>
+            <w:tcBorders>
+              <w:top w:val="single" w:sz="4" w:space="0" w:color="BFC7D1"/>
+              <w:left w:val="single" w:sz="4" w:space="0" w:color="BFC7D1"/>
+              <w:bottom w:val="single" w:sz="4" w:space="0" w:color="BFC7D1"/>
+              <w:right w:val="single" w:sz="4" w:space="0" w:color="BFC7D1"/>
+            </w:tcBorders>
+          </w:tcPr>
+          <w:p>
+            <w:pPr>
+              <w:pStyle w:val="Normal"/>
+              <w:widowControl/>
+              <w:spacing w:lineRule="auto" w:line="240" w:before="0" w:after="20"/>
+              <w:jc w:val="left"/>
+              <w:rPr>
+                <w:rFonts w:ascii="Aptos" w:hAnsi="Aptos" w:eastAsia="ＭＳ 明朝" w:cs="Arial"/>
+                <w:kern w:val="0"/>
+                <w:sz w:val="24"/>
+                <w:szCs w:val="24"/>
+                <w:lang w:val="en-US" w:eastAsia="ja-JP" w:bidi="ar-SA"/>
+              </w:rPr>
+            </w:pPr>
+            <w:r>
+              <w:rPr>
+                <w:rFonts w:eastAsia="Segoe UI" w:cs="Segoe UI" w:ascii="Segoe UI" w:hAnsi="Segoe UI"/>
+                <w:color w:val="101820"/>
+                <w:kern w:val="0"/>
+                <w:sz w:val="16"/>
+                <w:szCs w:val="24"/>
+                <w:lang w:val="en-US" w:eastAsia="ja-JP" w:bidi="ar-SA"/>
+              </w:rPr>
+              <w:t>On delivery</w:t>
+            </w:r>
+          </w:p>
+        </w:tc>
+      </w:tr>
+      <w:tr>
+        <w:trPr/>
+        <w:tc>
+          <w:tcPr>
+            <w:tcW w:w="2737" w:type="dxa"/>
+            <w:tcBorders>
+              <w:top w:val="single" w:sz="4" w:space="0" w:color="BFC7D1"/>
+              <w:left w:val="single" w:sz="4" w:space="0" w:color="BFC7D1"/>
+              <w:bottom w:val="single" w:sz="4" w:space="0" w:color="BFC7D1"/>
+              <w:right w:val="single" w:sz="4" w:space="0" w:color="BFC7D1"/>
+            </w:tcBorders>
+          </w:tcPr>
+          <w:p>
+            <w:pPr>
+              <w:pStyle w:val="Normal"/>
+              <w:widowControl/>
+              <w:spacing w:lineRule="auto" w:line="240" w:before="0" w:after="20"/>
+              <w:jc w:val="left"/>
+              <w:rPr>
+                <w:rFonts w:ascii="Aptos" w:hAnsi="Aptos" w:eastAsia="ＭＳ 明朝" w:cs="Arial"/>
+                <w:kern w:val="0"/>
+                <w:sz w:val="24"/>
+                <w:szCs w:val="24"/>
+                <w:lang w:val="en-US" w:eastAsia="ja-JP" w:bidi="ar-SA"/>
+              </w:rPr>
+            </w:pPr>
+            <w:r>
+              <w:rPr>
+                <w:rFonts w:eastAsia="Segoe UI" w:cs="Segoe UI" w:ascii="Segoe UI" w:hAnsi="Segoe UI"/>
+                <w:color w:val="101820"/>
+                <w:kern w:val="0"/>
+                <w:sz w:val="16"/>
+                <w:szCs w:val="24"/>
+                <w:lang w:val="en-US" w:eastAsia="ja-JP" w:bidi="ar-SA"/>
+              </w:rPr>
+              <w:t>IC annual statement form alignment</w:t>
+            </w:r>
+          </w:p>
+        </w:tc>
+        <w:tc>
+          <w:tcPr>
+            <w:tcW w:w="1123" w:type="dxa"/>
+            <w:tcBorders>
+              <w:top w:val="single" w:sz="4" w:space="0" w:color="BFC7D1"/>
+              <w:left w:val="single" w:sz="4" w:space="0" w:color="BFC7D1"/>
+              <w:bottom w:val="single" w:sz="4" w:space="0" w:color="BFC7D1"/>
+              <w:right w:val="single" w:sz="4" w:space="0" w:color="BFC7D1"/>
+            </w:tcBorders>
+          </w:tcPr>
+          <w:p>
+            <w:pPr>
+              <w:pStyle w:val="Normal"/>
+              <w:widowControl/>
+              <w:spacing w:lineRule="auto" w:line="240" w:before="0" w:after="20"/>
+              <w:jc w:val="left"/>
+              <w:rPr>
+                <w:rFonts w:ascii="Aptos" w:hAnsi="Aptos" w:eastAsia="ＭＳ 明朝" w:cs="Arial"/>
+                <w:kern w:val="0"/>
+                <w:sz w:val="24"/>
+                <w:szCs w:val="24"/>
+                <w:lang w:val="en-US" w:eastAsia="ja-JP" w:bidi="ar-SA"/>
+              </w:rPr>
+            </w:pPr>
+            <w:r>
+              <w:rPr>
+                <w:rFonts w:eastAsia="Segoe UI" w:cs="Segoe UI" w:ascii="Segoe UI" w:hAnsi="Segoe UI"/>
+                <w:color w:val="101820"/>
+                <w:kern w:val="0"/>
+                <w:sz w:val="16"/>
+                <w:szCs w:val="24"/>
+                <w:lang w:val="en-US" w:eastAsia="ja-JP" w:bidi="ar-SA"/>
+              </w:rPr>
+              <w:t>3</w:t>
+            </w:r>
+          </w:p>
+        </w:tc>
+        <w:tc>
+          <w:tcPr>
+            <w:tcW w:w="1413" w:type="dxa"/>
+            <w:tcBorders>
+              <w:top w:val="single" w:sz="4" w:space="0" w:color="BFC7D1"/>
+              <w:left w:val="single" w:sz="4" w:space="0" w:color="BFC7D1"/>
+              <w:bottom w:val="single" w:sz="4" w:space="0" w:color="BFC7D1"/>
+              <w:right w:val="single" w:sz="4" w:space="0" w:color="BFC7D1"/>
+            </w:tcBorders>
+          </w:tcPr>
+          <w:p>
+            <w:pPr>
+              <w:pStyle w:val="Normal"/>
+              <w:widowControl/>
+              <w:spacing w:lineRule="auto" w:line="240" w:before="0" w:after="20"/>
+              <w:jc w:val="left"/>
+              <w:rPr>
+                <w:rFonts w:ascii="Aptos" w:hAnsi="Aptos" w:eastAsia="ＭＳ 明朝" w:cs="Arial"/>
+                <w:kern w:val="0"/>
+                <w:sz w:val="24"/>
+                <w:szCs w:val="24"/>
+                <w:lang w:val="en-US" w:eastAsia="ja-JP" w:bidi="ar-SA"/>
+              </w:rPr>
+            </w:pPr>
+            <w:r>
+              <w:rPr>
+                <w:rFonts w:eastAsia="Segoe UI" w:cs="Segoe UI" w:ascii="Segoe UI" w:hAnsi="Segoe UI"/>
+                <w:color w:val="101820"/>
+                <w:kern w:val="0"/>
+                <w:sz w:val="16"/>
+                <w:szCs w:val="24"/>
+                <w:lang w:val="en-US" w:eastAsia="ja-JP" w:bidi="ar-SA"/>
+              </w:rPr>
+              <w:t>50,000.00 one-time</w:t>
+            </w:r>
+          </w:p>
+        </w:tc>
+        <w:tc>
+          <w:tcPr>
+            <w:tcW w:w="2737" w:type="dxa"/>
+            <w:tcBorders>
+              <w:top w:val="single" w:sz="4" w:space="0" w:color="BFC7D1"/>
+              <w:left w:val="single" w:sz="4" w:space="0" w:color="BFC7D1"/>
+              <w:bottom w:val="single" w:sz="4" w:space="0" w:color="BFC7D1"/>
+              <w:right w:val="single" w:sz="4" w:space="0" w:color="BFC7D1"/>
+            </w:tcBorders>
+          </w:tcPr>
+          <w:p>
+            <w:pPr>
+              <w:pStyle w:val="Normal"/>
+              <w:widowControl/>
+              <w:spacing w:lineRule="auto" w:line="240" w:before="0" w:after="20"/>
+              <w:jc w:val="left"/>
+              <w:rPr>
+                <w:rFonts w:ascii="Aptos" w:hAnsi="Aptos" w:eastAsia="ＭＳ 明朝" w:cs="Arial"/>
+                <w:kern w:val="0"/>
+                <w:sz w:val="24"/>
+                <w:szCs w:val="24"/>
+                <w:lang w:val="en-US" w:eastAsia="ja-JP" w:bidi="ar-SA"/>
+              </w:rPr>
+            </w:pPr>
+            <w:r>
+              <w:rPr>
+                <w:rFonts w:eastAsia="Segoe UI" w:cs="Segoe UI" w:ascii="Segoe UI" w:hAnsi="Segoe UI"/>
+                <w:color w:val="101820"/>
+                <w:kern w:val="0"/>
+                <w:sz w:val="16"/>
+                <w:szCs w:val="24"/>
+                <w:lang w:val="en-US" w:eastAsia="ja-JP" w:bidi="ar-SA"/>
+              </w:rPr>
+              <w:t>The accountant's working paper mapped to the IC form set in force for the year</w:t>
+            </w:r>
+          </w:p>
+        </w:tc>
+        <w:tc>
+          <w:tcPr>
+            <w:tcW w:w="1004" w:type="dxa"/>
+            <w:tcBorders>
+              <w:top w:val="single" w:sz="4" w:space="0" w:color="BFC7D1"/>
+              <w:left w:val="single" w:sz="4" w:space="0" w:color="BFC7D1"/>
+              <w:bottom w:val="single" w:sz="4" w:space="0" w:color="BFC7D1"/>
+              <w:right w:val="single" w:sz="4" w:space="0" w:color="BFC7D1"/>
+            </w:tcBorders>
+          </w:tcPr>
+          <w:p>
+            <w:pPr>
+              <w:pStyle w:val="Normal"/>
+              <w:widowControl/>
+              <w:spacing w:lineRule="auto" w:line="240" w:before="0" w:after="20"/>
+              <w:jc w:val="left"/>
+              <w:rPr>
+                <w:rFonts w:ascii="Aptos" w:hAnsi="Aptos" w:eastAsia="ＭＳ 明朝" w:cs="Arial"/>
+                <w:kern w:val="0"/>
+                <w:sz w:val="24"/>
+                <w:szCs w:val="24"/>
+                <w:lang w:val="en-US" w:eastAsia="ja-JP" w:bidi="ar-SA"/>
+              </w:rPr>
+            </w:pPr>
+            <w:r>
+              <w:rPr>
+                <w:rFonts w:eastAsia="Segoe UI" w:cs="Segoe UI" w:ascii="Segoe UI" w:hAnsi="Segoe UI"/>
+                <w:color w:val="101820"/>
+                <w:kern w:val="0"/>
+                <w:sz w:val="16"/>
+                <w:szCs w:val="24"/>
+                <w:lang w:val="en-US" w:eastAsia="ja-JP" w:bidi="ar-SA"/>
+              </w:rPr>
+              <w:t>On delivery</w:t>
+            </w:r>
+          </w:p>
+        </w:tc>
+      </w:tr>
+      <w:tr>
+        <w:trPr/>
+        <w:tc>
+          <w:tcPr>
+            <w:tcW w:w="2737" w:type="dxa"/>
+            <w:tcBorders>
+              <w:top w:val="single" w:sz="4" w:space="0" w:color="BFC7D1"/>
+              <w:left w:val="single" w:sz="4" w:space="0" w:color="BFC7D1"/>
+              <w:bottom w:val="single" w:sz="4" w:space="0" w:color="BFC7D1"/>
+              <w:right w:val="single" w:sz="4" w:space="0" w:color="BFC7D1"/>
+            </w:tcBorders>
+          </w:tcPr>
+          <w:p>
+            <w:pPr>
+              <w:pStyle w:val="Normal"/>
+              <w:widowControl/>
+              <w:spacing w:lineRule="auto" w:line="240" w:before="0" w:after="20"/>
+              <w:jc w:val="left"/>
+              <w:rPr>
+                <w:rFonts w:ascii="Aptos" w:hAnsi="Aptos" w:eastAsia="ＭＳ 明朝" w:cs="Arial"/>
+                <w:kern w:val="0"/>
+                <w:sz w:val="24"/>
+                <w:szCs w:val="24"/>
+                <w:lang w:val="en-US" w:eastAsia="ja-JP" w:bidi="ar-SA"/>
+              </w:rPr>
+            </w:pPr>
+            <w:r>
+              <w:rPr>
+                <w:rFonts w:eastAsia="Segoe UI" w:cs="Segoe UI" w:ascii="Segoe UI" w:hAnsi="Segoe UI"/>
+                <w:color w:val="101820"/>
+                <w:kern w:val="0"/>
+                <w:sz w:val="16"/>
+                <w:szCs w:val="24"/>
+                <w:lang w:val="en-US" w:eastAsia="ja-JP" w:bidi="ar-SA"/>
+              </w:rPr>
+              <w:t>EOPT invoicing review with the Client's tax adviser</w:t>
+            </w:r>
+          </w:p>
+        </w:tc>
+        <w:tc>
+          <w:tcPr>
+            <w:tcW w:w="1123" w:type="dxa"/>
+            <w:tcBorders>
+              <w:top w:val="single" w:sz="4" w:space="0" w:color="BFC7D1"/>
+              <w:left w:val="single" w:sz="4" w:space="0" w:color="BFC7D1"/>
+              <w:bottom w:val="single" w:sz="4" w:space="0" w:color="BFC7D1"/>
+              <w:right w:val="single" w:sz="4" w:space="0" w:color="BFC7D1"/>
+            </w:tcBorders>
+          </w:tcPr>
+          <w:p>
+            <w:pPr>
+              <w:pStyle w:val="Normal"/>
+              <w:widowControl/>
+              <w:spacing w:lineRule="auto" w:line="240" w:before="0" w:after="20"/>
+              <w:jc w:val="left"/>
+              <w:rPr>
+                <w:rFonts w:ascii="Aptos" w:hAnsi="Aptos" w:eastAsia="ＭＳ 明朝" w:cs="Arial"/>
+                <w:kern w:val="0"/>
+                <w:sz w:val="24"/>
+                <w:szCs w:val="24"/>
+                <w:lang w:val="en-US" w:eastAsia="ja-JP" w:bidi="ar-SA"/>
+              </w:rPr>
+            </w:pPr>
+            <w:r>
+              <w:rPr>
+                <w:rFonts w:eastAsia="Segoe UI" w:cs="Segoe UI" w:ascii="Segoe UI" w:hAnsi="Segoe UI"/>
+                <w:color w:val="101820"/>
+                <w:kern w:val="0"/>
+                <w:sz w:val="16"/>
+                <w:szCs w:val="24"/>
+                <w:lang w:val="en-US" w:eastAsia="ja-JP" w:bidi="ar-SA"/>
+              </w:rPr>
+              <w:t>2</w:t>
+            </w:r>
+          </w:p>
+        </w:tc>
+        <w:tc>
+          <w:tcPr>
+            <w:tcW w:w="1413" w:type="dxa"/>
+            <w:tcBorders>
+              <w:top w:val="single" w:sz="4" w:space="0" w:color="BFC7D1"/>
+              <w:left w:val="single" w:sz="4" w:space="0" w:color="BFC7D1"/>
+              <w:bottom w:val="single" w:sz="4" w:space="0" w:color="BFC7D1"/>
+              <w:right w:val="single" w:sz="4" w:space="0" w:color="BFC7D1"/>
+            </w:tcBorders>
+          </w:tcPr>
+          <w:p>
+            <w:pPr>
+              <w:pStyle w:val="Normal"/>
+              <w:widowControl/>
+              <w:spacing w:lineRule="auto" w:line="240" w:before="0" w:after="20"/>
+              <w:jc w:val="left"/>
+              <w:rPr>
+                <w:rFonts w:ascii="Aptos" w:hAnsi="Aptos" w:eastAsia="ＭＳ 明朝" w:cs="Arial"/>
+                <w:kern w:val="0"/>
+                <w:sz w:val="24"/>
+                <w:szCs w:val="24"/>
+                <w:lang w:val="en-US" w:eastAsia="ja-JP" w:bidi="ar-SA"/>
+              </w:rPr>
+            </w:pPr>
+            <w:r>
+              <w:rPr>
+                <w:rFonts w:eastAsia="Segoe UI" w:cs="Segoe UI" w:ascii="Segoe UI" w:hAnsi="Segoe UI"/>
+                <w:color w:val="101820"/>
+                <w:kern w:val="0"/>
+                <w:sz w:val="16"/>
+                <w:szCs w:val="24"/>
+                <w:lang w:val="en-US" w:eastAsia="ja-JP" w:bidi="ar-SA"/>
+              </w:rPr>
+              <w:t>30,000.00 one-time</w:t>
+            </w:r>
+          </w:p>
+        </w:tc>
+        <w:tc>
+          <w:tcPr>
+            <w:tcW w:w="2737" w:type="dxa"/>
+            <w:tcBorders>
+              <w:top w:val="single" w:sz="4" w:space="0" w:color="BFC7D1"/>
+              <w:left w:val="single" w:sz="4" w:space="0" w:color="BFC7D1"/>
+              <w:bottom w:val="single" w:sz="4" w:space="0" w:color="BFC7D1"/>
+              <w:right w:val="single" w:sz="4" w:space="0" w:color="BFC7D1"/>
+            </w:tcBorders>
+          </w:tcPr>
+          <w:p>
+            <w:pPr>
+              <w:pStyle w:val="Normal"/>
+              <w:widowControl/>
+              <w:spacing w:lineRule="auto" w:line="240" w:before="0" w:after="20"/>
+              <w:jc w:val="left"/>
+              <w:rPr>
+                <w:rFonts w:ascii="Aptos" w:hAnsi="Aptos" w:eastAsia="ＭＳ 明朝" w:cs="Arial"/>
+                <w:kern w:val="0"/>
+                <w:sz w:val="24"/>
+                <w:szCs w:val="24"/>
+                <w:lang w:val="en-US" w:eastAsia="ja-JP" w:bidi="ar-SA"/>
+              </w:rPr>
+            </w:pPr>
+            <w:r>
+              <w:rPr>
+                <w:rFonts w:eastAsia="Segoe UI" w:cs="Segoe UI" w:ascii="Segoe UI" w:hAnsi="Segoe UI"/>
+                <w:color w:val="101820"/>
+                <w:kern w:val="0"/>
+                <w:sz w:val="16"/>
+                <w:szCs w:val="24"/>
+                <w:lang w:val="en-US" w:eastAsia="ja-JP" w:bidi="ar-SA"/>
+              </w:rPr>
+              <w:t>Registered invoice documents, supplementary wording, VAT treatment, ATP or CAS</w:t>
+            </w:r>
+          </w:p>
+        </w:tc>
+        <w:tc>
+          <w:tcPr>
+            <w:tcW w:w="1004" w:type="dxa"/>
+            <w:tcBorders>
+              <w:top w:val="single" w:sz="4" w:space="0" w:color="BFC7D1"/>
+              <w:left w:val="single" w:sz="4" w:space="0" w:color="BFC7D1"/>
+              <w:bottom w:val="single" w:sz="4" w:space="0" w:color="BFC7D1"/>
+              <w:right w:val="single" w:sz="4" w:space="0" w:color="BFC7D1"/>
+            </w:tcBorders>
+          </w:tcPr>
+          <w:p>
+            <w:pPr>
+              <w:pStyle w:val="Normal"/>
+              <w:widowControl/>
+              <w:spacing w:lineRule="auto" w:line="240" w:before="0" w:after="20"/>
+              <w:jc w:val="left"/>
+              <w:rPr>
+                <w:rFonts w:ascii="Aptos" w:hAnsi="Aptos" w:eastAsia="ＭＳ 明朝" w:cs="Arial"/>
+                <w:kern w:val="0"/>
+                <w:sz w:val="24"/>
+                <w:szCs w:val="24"/>
+                <w:lang w:val="en-US" w:eastAsia="ja-JP" w:bidi="ar-SA"/>
+              </w:rPr>
+            </w:pPr>
+            <w:r>
+              <w:rPr>
+                <w:rFonts w:eastAsia="Segoe UI" w:cs="Segoe UI" w:ascii="Segoe UI" w:hAnsi="Segoe UI"/>
+                <w:color w:val="101820"/>
+                <w:kern w:val="0"/>
+                <w:sz w:val="16"/>
+                <w:szCs w:val="24"/>
+                <w:lang w:val="en-US" w:eastAsia="ja-JP" w:bidi="ar-SA"/>
+              </w:rPr>
+              <w:t>On delivery</w:t>
+            </w:r>
+          </w:p>
+        </w:tc>
+      </w:tr>
+      <w:tr>
+        <w:trPr/>
+        <w:tc>
+          <w:tcPr>
+            <w:tcW w:w="2737" w:type="dxa"/>
+            <w:tcBorders>
+              <w:top w:val="single" w:sz="4" w:space="0" w:color="BFC7D1"/>
+              <w:left w:val="single" w:sz="4" w:space="0" w:color="BFC7D1"/>
+              <w:bottom w:val="single" w:sz="4" w:space="0" w:color="BFC7D1"/>
+              <w:right w:val="single" w:sz="4" w:space="0" w:color="BFC7D1"/>
+            </w:tcBorders>
+          </w:tcPr>
+          <w:p>
+            <w:pPr>
+              <w:pStyle w:val="Normal"/>
+              <w:widowControl/>
+              <w:spacing w:lineRule="auto" w:line="240" w:before="0" w:after="20"/>
+              <w:jc w:val="left"/>
+              <w:rPr>
+                <w:rFonts w:ascii="Aptos" w:hAnsi="Aptos" w:eastAsia="ＭＳ 明朝" w:cs="Arial"/>
+                <w:kern w:val="0"/>
+                <w:sz w:val="24"/>
+                <w:szCs w:val="24"/>
+                <w:lang w:val="en-US" w:eastAsia="ja-JP" w:bidi="ar-SA"/>
+              </w:rPr>
+            </w:pPr>
+            <w:r>
+              <w:rPr>
+                <w:rFonts w:eastAsia="Segoe UI" w:cs="Segoe UI" w:ascii="Segoe UI" w:hAnsi="Segoe UI"/>
+                <w:color w:val="101820"/>
+                <w:kern w:val="0"/>
+                <w:sz w:val="16"/>
+                <w:szCs w:val="24"/>
+                <w:lang w:val="en-US" w:eastAsia="ja-JP" w:bidi="ar-SA"/>
+              </w:rPr>
+              <w:t>BIR CAS registration support</w:t>
+            </w:r>
+          </w:p>
+        </w:tc>
+        <w:tc>
+          <w:tcPr>
+            <w:tcW w:w="1123" w:type="dxa"/>
+            <w:tcBorders>
+              <w:top w:val="single" w:sz="4" w:space="0" w:color="BFC7D1"/>
+              <w:left w:val="single" w:sz="4" w:space="0" w:color="BFC7D1"/>
+              <w:bottom w:val="single" w:sz="4" w:space="0" w:color="BFC7D1"/>
+              <w:right w:val="single" w:sz="4" w:space="0" w:color="BFC7D1"/>
+            </w:tcBorders>
+          </w:tcPr>
+          <w:p>
+            <w:pPr>
+              <w:pStyle w:val="Normal"/>
+              <w:widowControl/>
+              <w:spacing w:lineRule="auto" w:line="240" w:before="0" w:after="20"/>
+              <w:jc w:val="left"/>
+              <w:rPr>
+                <w:rFonts w:ascii="Aptos" w:hAnsi="Aptos" w:eastAsia="ＭＳ 明朝" w:cs="Arial"/>
+                <w:kern w:val="0"/>
+                <w:sz w:val="24"/>
+                <w:szCs w:val="24"/>
+                <w:lang w:val="en-US" w:eastAsia="ja-JP" w:bidi="ar-SA"/>
+              </w:rPr>
+            </w:pPr>
+            <w:r>
+              <w:rPr>
+                <w:rFonts w:eastAsia="Segoe UI" w:cs="Segoe UI" w:ascii="Segoe UI" w:hAnsi="Segoe UI"/>
+                <w:color w:val="101820"/>
+                <w:kern w:val="0"/>
+                <w:sz w:val="16"/>
+                <w:szCs w:val="24"/>
+                <w:lang w:val="en-US" w:eastAsia="ja-JP" w:bidi="ar-SA"/>
+              </w:rPr>
+              <w:t>4</w:t>
+            </w:r>
+          </w:p>
+        </w:tc>
+        <w:tc>
+          <w:tcPr>
+            <w:tcW w:w="1413" w:type="dxa"/>
+            <w:tcBorders>
+              <w:top w:val="single" w:sz="4" w:space="0" w:color="BFC7D1"/>
+              <w:left w:val="single" w:sz="4" w:space="0" w:color="BFC7D1"/>
+              <w:bottom w:val="single" w:sz="4" w:space="0" w:color="BFC7D1"/>
+              <w:right w:val="single" w:sz="4" w:space="0" w:color="BFC7D1"/>
+            </w:tcBorders>
+          </w:tcPr>
+          <w:p>
+            <w:pPr>
+              <w:pStyle w:val="Normal"/>
+              <w:widowControl/>
+              <w:spacing w:lineRule="auto" w:line="240" w:before="0" w:after="20"/>
+              <w:jc w:val="left"/>
+              <w:rPr>
+                <w:rFonts w:ascii="Aptos" w:hAnsi="Aptos" w:eastAsia="ＭＳ 明朝" w:cs="Arial"/>
+                <w:kern w:val="0"/>
+                <w:sz w:val="24"/>
+                <w:szCs w:val="24"/>
+                <w:lang w:val="en-US" w:eastAsia="ja-JP" w:bidi="ar-SA"/>
+              </w:rPr>
+            </w:pPr>
+            <w:r>
+              <w:rPr>
+                <w:rFonts w:eastAsia="Segoe UI" w:cs="Segoe UI" w:ascii="Segoe UI" w:hAnsi="Segoe UI"/>
+                <w:color w:val="101820"/>
+                <w:kern w:val="0"/>
+                <w:sz w:val="16"/>
+                <w:szCs w:val="24"/>
+                <w:lang w:val="en-US" w:eastAsia="ja-JP" w:bidi="ar-SA"/>
+              </w:rPr>
+              <w:t>60,000.00 one-time</w:t>
+            </w:r>
+          </w:p>
+        </w:tc>
+        <w:tc>
+          <w:tcPr>
+            <w:tcW w:w="2737" w:type="dxa"/>
+            <w:tcBorders>
+              <w:top w:val="single" w:sz="4" w:space="0" w:color="BFC7D1"/>
+              <w:left w:val="single" w:sz="4" w:space="0" w:color="BFC7D1"/>
+              <w:bottom w:val="single" w:sz="4" w:space="0" w:color="BFC7D1"/>
+              <w:right w:val="single" w:sz="4" w:space="0" w:color="BFC7D1"/>
+            </w:tcBorders>
+          </w:tcPr>
+          <w:p>
+            <w:pPr>
+              <w:pStyle w:val="Normal"/>
+              <w:widowControl/>
+              <w:spacing w:lineRule="auto" w:line="240" w:before="0" w:after="20"/>
+              <w:jc w:val="left"/>
+              <w:rPr>
+                <w:rFonts w:ascii="Aptos" w:hAnsi="Aptos" w:eastAsia="ＭＳ 明朝" w:cs="Arial"/>
+                <w:kern w:val="0"/>
+                <w:sz w:val="24"/>
+                <w:szCs w:val="24"/>
+                <w:lang w:val="en-US" w:eastAsia="ja-JP" w:bidi="ar-SA"/>
+              </w:rPr>
+            </w:pPr>
+            <w:r>
+              <w:rPr>
+                <w:rFonts w:eastAsia="Segoe UI" w:cs="Segoe UI" w:ascii="Segoe UI" w:hAnsi="Segoe UI"/>
+                <w:color w:val="101820"/>
+                <w:kern w:val="0"/>
+                <w:sz w:val="16"/>
+                <w:szCs w:val="24"/>
+                <w:lang w:val="en-US" w:eastAsia="ja-JP" w:bidi="ar-SA"/>
+              </w:rPr>
+              <w:t>Books, system description and the Permit to Use filing prepared with the Client</w:t>
+            </w:r>
+          </w:p>
+        </w:tc>
+        <w:tc>
+          <w:tcPr>
+            <w:tcW w:w="1004" w:type="dxa"/>
+            <w:tcBorders>
+              <w:top w:val="single" w:sz="4" w:space="0" w:color="BFC7D1"/>
+              <w:left w:val="single" w:sz="4" w:space="0" w:color="BFC7D1"/>
+              <w:bottom w:val="single" w:sz="4" w:space="0" w:color="BFC7D1"/>
+              <w:right w:val="single" w:sz="4" w:space="0" w:color="BFC7D1"/>
+            </w:tcBorders>
+          </w:tcPr>
+          <w:p>
+            <w:pPr>
+              <w:pStyle w:val="Normal"/>
+              <w:widowControl/>
+              <w:spacing w:lineRule="auto" w:line="240" w:before="0" w:after="20"/>
+              <w:jc w:val="left"/>
+              <w:rPr>
+                <w:rFonts w:ascii="Aptos" w:hAnsi="Aptos" w:eastAsia="ＭＳ 明朝" w:cs="Arial"/>
+                <w:kern w:val="0"/>
+                <w:sz w:val="24"/>
+                <w:szCs w:val="24"/>
+                <w:lang w:val="en-US" w:eastAsia="ja-JP" w:bidi="ar-SA"/>
+              </w:rPr>
+            </w:pPr>
+            <w:r>
+              <w:rPr>
+                <w:rFonts w:eastAsia="Segoe UI" w:cs="Segoe UI" w:ascii="Segoe UI" w:hAnsi="Segoe UI"/>
+                <w:color w:val="101820"/>
+                <w:kern w:val="0"/>
+                <w:sz w:val="16"/>
+                <w:szCs w:val="24"/>
+                <w:lang w:val="en-US" w:eastAsia="ja-JP" w:bidi="ar-SA"/>
+              </w:rPr>
+              <w:t>On delivery</w:t>
+            </w:r>
+          </w:p>
+        </w:tc>
+      </w:tr>
+      <w:tr>
+        <w:trPr/>
+        <w:tc>
+          <w:tcPr>
+            <w:tcW w:w="2737" w:type="dxa"/>
+            <w:tcBorders>
+              <w:top w:val="single" w:sz="4" w:space="0" w:color="BFC7D1"/>
+              <w:left w:val="single" w:sz="4" w:space="0" w:color="BFC7D1"/>
+              <w:bottom w:val="single" w:sz="4" w:space="0" w:color="BFC7D1"/>
+              <w:right w:val="single" w:sz="4" w:space="0" w:color="BFC7D1"/>
+            </w:tcBorders>
+          </w:tcPr>
+          <w:p>
+            <w:pPr>
+              <w:pStyle w:val="Normal"/>
+              <w:widowControl/>
+              <w:spacing w:lineRule="auto" w:line="240" w:before="0" w:after="20"/>
+              <w:jc w:val="left"/>
+              <w:rPr>
+                <w:rFonts w:ascii="Aptos" w:hAnsi="Aptos" w:eastAsia="ＭＳ 明朝" w:cs="Arial"/>
+                <w:kern w:val="0"/>
+                <w:sz w:val="24"/>
+                <w:szCs w:val="24"/>
+                <w:lang w:val="en-US" w:eastAsia="ja-JP" w:bidi="ar-SA"/>
+              </w:rPr>
+            </w:pPr>
+            <w:r>
+              <w:rPr>
+                <w:rFonts w:eastAsia="Segoe UI" w:cs="Segoe UI" w:ascii="Segoe UI" w:hAnsi="Segoe UI"/>
+                <w:color w:val="101820"/>
+                <w:kern w:val="0"/>
+                <w:sz w:val="16"/>
+                <w:szCs w:val="24"/>
+                <w:lang w:val="en-US" w:eastAsia="ja-JP" w:bidi="ar-SA"/>
+              </w:rPr>
+              <w:t>BIR EIS enrolment and certification</w:t>
+            </w:r>
+          </w:p>
+        </w:tc>
+        <w:tc>
+          <w:tcPr>
+            <w:tcW w:w="1123" w:type="dxa"/>
+            <w:tcBorders>
+              <w:top w:val="single" w:sz="4" w:space="0" w:color="BFC7D1"/>
+              <w:left w:val="single" w:sz="4" w:space="0" w:color="BFC7D1"/>
+              <w:bottom w:val="single" w:sz="4" w:space="0" w:color="BFC7D1"/>
+              <w:right w:val="single" w:sz="4" w:space="0" w:color="BFC7D1"/>
+            </w:tcBorders>
+          </w:tcPr>
+          <w:p>
+            <w:pPr>
+              <w:pStyle w:val="Normal"/>
+              <w:widowControl/>
+              <w:spacing w:lineRule="auto" w:line="240" w:before="0" w:after="20"/>
+              <w:jc w:val="left"/>
+              <w:rPr>
+                <w:rFonts w:ascii="Aptos" w:hAnsi="Aptos" w:eastAsia="ＭＳ 明朝" w:cs="Arial"/>
+                <w:kern w:val="0"/>
+                <w:sz w:val="24"/>
+                <w:szCs w:val="24"/>
+                <w:lang w:val="en-US" w:eastAsia="ja-JP" w:bidi="ar-SA"/>
+              </w:rPr>
+            </w:pPr>
+            <w:r>
+              <w:rPr>
+                <w:rFonts w:eastAsia="Segoe UI" w:cs="Segoe UI" w:ascii="Segoe UI" w:hAnsi="Segoe UI"/>
+                <w:color w:val="101820"/>
+                <w:kern w:val="0"/>
+                <w:sz w:val="16"/>
+                <w:szCs w:val="24"/>
+                <w:lang w:val="en-US" w:eastAsia="ja-JP" w:bidi="ar-SA"/>
+              </w:rPr>
+              <w:t>5</w:t>
+            </w:r>
+          </w:p>
+        </w:tc>
+        <w:tc>
+          <w:tcPr>
+            <w:tcW w:w="1413" w:type="dxa"/>
+            <w:tcBorders>
+              <w:top w:val="single" w:sz="4" w:space="0" w:color="BFC7D1"/>
+              <w:left w:val="single" w:sz="4" w:space="0" w:color="BFC7D1"/>
+              <w:bottom w:val="single" w:sz="4" w:space="0" w:color="BFC7D1"/>
+              <w:right w:val="single" w:sz="4" w:space="0" w:color="BFC7D1"/>
+            </w:tcBorders>
+          </w:tcPr>
+          <w:p>
+            <w:pPr>
+              <w:pStyle w:val="Normal"/>
+              <w:widowControl/>
+              <w:spacing w:lineRule="auto" w:line="240" w:before="0" w:after="20"/>
+              <w:jc w:val="left"/>
+              <w:rPr>
+                <w:rFonts w:ascii="Aptos" w:hAnsi="Aptos" w:eastAsia="ＭＳ 明朝" w:cs="Arial"/>
+                <w:kern w:val="0"/>
+                <w:sz w:val="24"/>
+                <w:szCs w:val="24"/>
+                <w:lang w:val="en-US" w:eastAsia="ja-JP" w:bidi="ar-SA"/>
+              </w:rPr>
+            </w:pPr>
+            <w:r>
+              <w:rPr>
+                <w:rFonts w:eastAsia="Segoe UI" w:cs="Segoe UI" w:ascii="Segoe UI" w:hAnsi="Segoe UI"/>
+                <w:color w:val="101820"/>
+                <w:kern w:val="0"/>
+                <w:sz w:val="16"/>
+                <w:szCs w:val="24"/>
+                <w:lang w:val="en-US" w:eastAsia="ja-JP" w:bidi="ar-SA"/>
+              </w:rPr>
+              <w:t>80,000.00 one-time</w:t>
+            </w:r>
+          </w:p>
+        </w:tc>
+        <w:tc>
+          <w:tcPr>
+            <w:tcW w:w="2737" w:type="dxa"/>
+            <w:tcBorders>
+              <w:top w:val="single" w:sz="4" w:space="0" w:color="BFC7D1"/>
+              <w:left w:val="single" w:sz="4" w:space="0" w:color="BFC7D1"/>
+              <w:bottom w:val="single" w:sz="4" w:space="0" w:color="BFC7D1"/>
+              <w:right w:val="single" w:sz="4" w:space="0" w:color="BFC7D1"/>
+            </w:tcBorders>
+          </w:tcPr>
+          <w:p>
+            <w:pPr>
+              <w:pStyle w:val="Normal"/>
+              <w:widowControl/>
+              <w:spacing w:lineRule="auto" w:line="240" w:before="0" w:after="20"/>
+              <w:jc w:val="left"/>
+              <w:rPr>
+                <w:rFonts w:ascii="Aptos" w:hAnsi="Aptos" w:eastAsia="ＭＳ 明朝" w:cs="Arial"/>
+                <w:kern w:val="0"/>
+                <w:sz w:val="24"/>
+                <w:szCs w:val="24"/>
+                <w:lang w:val="en-US" w:eastAsia="ja-JP" w:bidi="ar-SA"/>
+              </w:rPr>
+            </w:pPr>
+            <w:r>
+              <w:rPr>
+                <w:rFonts w:eastAsia="Segoe UI" w:cs="Segoe UI" w:ascii="Segoe UI" w:hAnsi="Segoe UI"/>
+                <w:color w:val="101820"/>
+                <w:kern w:val="0"/>
+                <w:sz w:val="16"/>
+                <w:szCs w:val="24"/>
+                <w:lang w:val="en-US" w:eastAsia="ja-JP" w:bidi="ar-SA"/>
+              </w:rPr>
+              <w:t>EIS enrolment, signing certificate, final field list, production endpoint and certification of the connector</w:t>
+            </w:r>
+          </w:p>
+        </w:tc>
+        <w:tc>
+          <w:tcPr>
+            <w:tcW w:w="1004" w:type="dxa"/>
+            <w:tcBorders>
+              <w:top w:val="single" w:sz="4" w:space="0" w:color="BFC7D1"/>
+              <w:left w:val="single" w:sz="4" w:space="0" w:color="BFC7D1"/>
+              <w:bottom w:val="single" w:sz="4" w:space="0" w:color="BFC7D1"/>
+              <w:right w:val="single" w:sz="4" w:space="0" w:color="BFC7D1"/>
+            </w:tcBorders>
+          </w:tcPr>
+          <w:p>
+            <w:pPr>
+              <w:pStyle w:val="Normal"/>
+              <w:widowControl/>
+              <w:spacing w:lineRule="auto" w:line="240" w:before="0" w:after="20"/>
+              <w:jc w:val="left"/>
+              <w:rPr>
+                <w:rFonts w:ascii="Aptos" w:hAnsi="Aptos" w:eastAsia="ＭＳ 明朝" w:cs="Arial"/>
+                <w:kern w:val="0"/>
+                <w:sz w:val="24"/>
+                <w:szCs w:val="24"/>
+                <w:lang w:val="en-US" w:eastAsia="ja-JP" w:bidi="ar-SA"/>
+              </w:rPr>
+            </w:pPr>
+            <w:r>
+              <w:rPr>
+                <w:rFonts w:eastAsia="Segoe UI" w:cs="Segoe UI" w:ascii="Segoe UI" w:hAnsi="Segoe UI"/>
+                <w:color w:val="101820"/>
+                <w:kern w:val="0"/>
+                <w:sz w:val="16"/>
+                <w:szCs w:val="24"/>
+                <w:lang w:val="en-US" w:eastAsia="ja-JP" w:bidi="ar-SA"/>
+              </w:rPr>
+              <w:t>On delivery</w:t>
+            </w:r>
+          </w:p>
+        </w:tc>
+      </w:tr>
+      <w:tr>
+        <w:trPr/>
+        <w:tc>
+          <w:tcPr>
+            <w:tcW w:w="2737" w:type="dxa"/>
+            <w:tcBorders>
+              <w:top w:val="single" w:sz="4" w:space="0" w:color="BFC7D1"/>
+              <w:left w:val="single" w:sz="4" w:space="0" w:color="BFC7D1"/>
+              <w:bottom w:val="single" w:sz="4" w:space="0" w:color="BFC7D1"/>
+              <w:right w:val="single" w:sz="4" w:space="0" w:color="BFC7D1"/>
+            </w:tcBorders>
+          </w:tcPr>
+          <w:p>
+            <w:pPr>
+              <w:pStyle w:val="Normal"/>
+              <w:widowControl/>
+              <w:spacing w:lineRule="auto" w:line="240" w:before="0" w:after="20"/>
+              <w:jc w:val="left"/>
+              <w:rPr>
+                <w:rFonts w:ascii="Aptos" w:hAnsi="Aptos" w:eastAsia="ＭＳ 明朝" w:cs="Arial"/>
+                <w:kern w:val="0"/>
+                <w:sz w:val="24"/>
+                <w:szCs w:val="24"/>
+                <w:lang w:val="en-US" w:eastAsia="ja-JP" w:bidi="ar-SA"/>
+              </w:rPr>
+            </w:pPr>
+            <w:r>
+              <w:rPr>
+                <w:rFonts w:eastAsia="Segoe UI" w:cs="Segoe UI" w:ascii="Segoe UI" w:hAnsi="Segoe UI"/>
+                <w:color w:val="101820"/>
+                <w:kern w:val="0"/>
+                <w:sz w:val="16"/>
+                <w:szCs w:val="24"/>
+                <w:lang w:val="en-US" w:eastAsia="ja-JP" w:bidi="ar-SA"/>
+              </w:rPr>
+              <w:t>CTPL authentication and LTO interface certification</w:t>
+            </w:r>
+          </w:p>
+        </w:tc>
+        <w:tc>
+          <w:tcPr>
+            <w:tcW w:w="1123" w:type="dxa"/>
+            <w:tcBorders>
+              <w:top w:val="single" w:sz="4" w:space="0" w:color="BFC7D1"/>
+              <w:left w:val="single" w:sz="4" w:space="0" w:color="BFC7D1"/>
+              <w:bottom w:val="single" w:sz="4" w:space="0" w:color="BFC7D1"/>
+              <w:right w:val="single" w:sz="4" w:space="0" w:color="BFC7D1"/>
+            </w:tcBorders>
+          </w:tcPr>
+          <w:p>
+            <w:pPr>
+              <w:pStyle w:val="Normal"/>
+              <w:widowControl/>
+              <w:spacing w:lineRule="auto" w:line="240" w:before="0" w:after="20"/>
+              <w:jc w:val="left"/>
+              <w:rPr>
+                <w:rFonts w:ascii="Aptos" w:hAnsi="Aptos" w:eastAsia="ＭＳ 明朝" w:cs="Arial"/>
+                <w:kern w:val="0"/>
+                <w:sz w:val="24"/>
+                <w:szCs w:val="24"/>
+                <w:lang w:val="en-US" w:eastAsia="ja-JP" w:bidi="ar-SA"/>
+              </w:rPr>
+            </w:pPr>
+            <w:r>
+              <w:rPr>
+                <w:rFonts w:eastAsia="Segoe UI" w:cs="Segoe UI" w:ascii="Segoe UI" w:hAnsi="Segoe UI"/>
+                <w:color w:val="101820"/>
+                <w:kern w:val="0"/>
+                <w:sz w:val="16"/>
+                <w:szCs w:val="24"/>
+                <w:lang w:val="en-US" w:eastAsia="ja-JP" w:bidi="ar-SA"/>
+              </w:rPr>
+              <w:t>4</w:t>
+            </w:r>
+          </w:p>
+        </w:tc>
+        <w:tc>
+          <w:tcPr>
+            <w:tcW w:w="1413" w:type="dxa"/>
+            <w:tcBorders>
+              <w:top w:val="single" w:sz="4" w:space="0" w:color="BFC7D1"/>
+              <w:left w:val="single" w:sz="4" w:space="0" w:color="BFC7D1"/>
+              <w:bottom w:val="single" w:sz="4" w:space="0" w:color="BFC7D1"/>
+              <w:right w:val="single" w:sz="4" w:space="0" w:color="BFC7D1"/>
+            </w:tcBorders>
+          </w:tcPr>
+          <w:p>
+            <w:pPr>
+              <w:pStyle w:val="Normal"/>
+              <w:widowControl/>
+              <w:spacing w:lineRule="auto" w:line="240" w:before="0" w:after="20"/>
+              <w:jc w:val="left"/>
+              <w:rPr>
+                <w:rFonts w:ascii="Aptos" w:hAnsi="Aptos" w:eastAsia="ＭＳ 明朝" w:cs="Arial"/>
+                <w:kern w:val="0"/>
+                <w:sz w:val="24"/>
+                <w:szCs w:val="24"/>
+                <w:lang w:val="en-US" w:eastAsia="ja-JP" w:bidi="ar-SA"/>
+              </w:rPr>
+            </w:pPr>
+            <w:r>
+              <w:rPr>
+                <w:rFonts w:eastAsia="Segoe UI" w:cs="Segoe UI" w:ascii="Segoe UI" w:hAnsi="Segoe UI"/>
+                <w:color w:val="101820"/>
+                <w:kern w:val="0"/>
+                <w:sz w:val="16"/>
+                <w:szCs w:val="24"/>
+                <w:lang w:val="en-US" w:eastAsia="ja-JP" w:bidi="ar-SA"/>
+              </w:rPr>
+              <w:t>60,000.00 one-time</w:t>
+            </w:r>
+          </w:p>
+        </w:tc>
+        <w:tc>
+          <w:tcPr>
+            <w:tcW w:w="2737" w:type="dxa"/>
+            <w:tcBorders>
+              <w:top w:val="single" w:sz="4" w:space="0" w:color="BFC7D1"/>
+              <w:left w:val="single" w:sz="4" w:space="0" w:color="BFC7D1"/>
+              <w:bottom w:val="single" w:sz="4" w:space="0" w:color="BFC7D1"/>
+              <w:right w:val="single" w:sz="4" w:space="0" w:color="BFC7D1"/>
+            </w:tcBorders>
+          </w:tcPr>
+          <w:p>
+            <w:pPr>
+              <w:pStyle w:val="Normal"/>
+              <w:widowControl/>
+              <w:spacing w:lineRule="auto" w:line="240" w:before="0" w:after="20"/>
+              <w:jc w:val="left"/>
+              <w:rPr>
+                <w:rFonts w:ascii="Aptos" w:hAnsi="Aptos" w:eastAsia="ＭＳ 明朝" w:cs="Arial"/>
+                <w:kern w:val="0"/>
+                <w:sz w:val="24"/>
+                <w:szCs w:val="24"/>
+                <w:lang w:val="en-US" w:eastAsia="ja-JP" w:bidi="ar-SA"/>
+              </w:rPr>
+            </w:pPr>
+            <w:r>
+              <w:rPr>
+                <w:rFonts w:eastAsia="Segoe UI" w:cs="Segoe UI" w:ascii="Segoe UI" w:hAnsi="Segoe UI"/>
+                <w:color w:val="101820"/>
+                <w:kern w:val="0"/>
+                <w:sz w:val="16"/>
+                <w:szCs w:val="24"/>
+                <w:lang w:val="en-US" w:eastAsia="ja-JP" w:bidi="ar-SA"/>
+              </w:rPr>
+              <w:t>Acceptance of the live requests by the accredited provider, COC series and the LTO interface where the provider does not transmit</w:t>
+            </w:r>
+          </w:p>
+        </w:tc>
+        <w:tc>
+          <w:tcPr>
+            <w:tcW w:w="1004" w:type="dxa"/>
+            <w:tcBorders>
+              <w:top w:val="single" w:sz="4" w:space="0" w:color="BFC7D1"/>
+              <w:left w:val="single" w:sz="4" w:space="0" w:color="BFC7D1"/>
+              <w:bottom w:val="single" w:sz="4" w:space="0" w:color="BFC7D1"/>
+              <w:right w:val="single" w:sz="4" w:space="0" w:color="BFC7D1"/>
+            </w:tcBorders>
+          </w:tcPr>
+          <w:p>
+            <w:pPr>
+              <w:pStyle w:val="Normal"/>
+              <w:widowControl/>
+              <w:spacing w:lineRule="auto" w:line="240" w:before="0" w:after="20"/>
+              <w:jc w:val="left"/>
+              <w:rPr>
+                <w:rFonts w:ascii="Aptos" w:hAnsi="Aptos" w:eastAsia="ＭＳ 明朝" w:cs="Arial"/>
+                <w:kern w:val="0"/>
+                <w:sz w:val="24"/>
+                <w:szCs w:val="24"/>
+                <w:lang w:val="en-US" w:eastAsia="ja-JP" w:bidi="ar-SA"/>
+              </w:rPr>
+            </w:pPr>
+            <w:r>
+              <w:rPr>
+                <w:rFonts w:eastAsia="Segoe UI" w:cs="Segoe UI" w:ascii="Segoe UI" w:hAnsi="Segoe UI"/>
+                <w:color w:val="101820"/>
+                <w:kern w:val="0"/>
+                <w:sz w:val="16"/>
+                <w:szCs w:val="24"/>
+                <w:lang w:val="en-US" w:eastAsia="ja-JP" w:bidi="ar-SA"/>
+              </w:rPr>
+              <w:t>On delivery</w:t>
+            </w:r>
+          </w:p>
+        </w:tc>
+      </w:tr>
+      <w:tr>
+        <w:trPr/>
+        <w:tc>
+          <w:tcPr>
+            <w:tcW w:w="2737" w:type="dxa"/>
+            <w:tcBorders>
+              <w:top w:val="single" w:sz="4" w:space="0" w:color="BFC7D1"/>
+              <w:left w:val="single" w:sz="4" w:space="0" w:color="BFC7D1"/>
+              <w:bottom w:val="single" w:sz="4" w:space="0" w:color="BFC7D1"/>
+              <w:right w:val="single" w:sz="4" w:space="0" w:color="BFC7D1"/>
+            </w:tcBorders>
+          </w:tcPr>
+          <w:p>
+            <w:pPr>
+              <w:pStyle w:val="Normal"/>
+              <w:widowControl/>
+              <w:spacing w:lineRule="auto" w:line="240" w:before="0" w:after="20"/>
+              <w:jc w:val="left"/>
+              <w:rPr>
+                <w:rFonts w:ascii="Aptos" w:hAnsi="Aptos" w:eastAsia="ＭＳ 明朝" w:cs="Arial"/>
+                <w:kern w:val="0"/>
+                <w:sz w:val="24"/>
+                <w:szCs w:val="24"/>
+                <w:lang w:val="en-US" w:eastAsia="ja-JP" w:bidi="ar-SA"/>
+              </w:rPr>
+            </w:pPr>
+            <w:r>
+              <w:rPr>
+                <w:rFonts w:eastAsia="Segoe UI" w:cs="Segoe UI" w:ascii="Segoe UI" w:hAnsi="Segoe UI"/>
+                <w:color w:val="101820"/>
+                <w:kern w:val="0"/>
+                <w:sz w:val="16"/>
+                <w:szCs w:val="24"/>
+                <w:lang w:val="en-US" w:eastAsia="ja-JP" w:bidi="ar-SA"/>
+              </w:rPr>
+              <w:t>Insurer API onboarding</w:t>
+            </w:r>
+          </w:p>
+        </w:tc>
+        <w:tc>
+          <w:tcPr>
+            <w:tcW w:w="1123" w:type="dxa"/>
+            <w:tcBorders>
+              <w:top w:val="single" w:sz="4" w:space="0" w:color="BFC7D1"/>
+              <w:left w:val="single" w:sz="4" w:space="0" w:color="BFC7D1"/>
+              <w:bottom w:val="single" w:sz="4" w:space="0" w:color="BFC7D1"/>
+              <w:right w:val="single" w:sz="4" w:space="0" w:color="BFC7D1"/>
+            </w:tcBorders>
+          </w:tcPr>
+          <w:p>
+            <w:pPr>
+              <w:pStyle w:val="Normal"/>
+              <w:widowControl/>
+              <w:spacing w:lineRule="auto" w:line="240" w:before="0" w:after="20"/>
+              <w:jc w:val="left"/>
+              <w:rPr>
+                <w:rFonts w:ascii="Aptos" w:hAnsi="Aptos" w:eastAsia="ＭＳ 明朝" w:cs="Arial"/>
+                <w:kern w:val="0"/>
+                <w:sz w:val="24"/>
+                <w:szCs w:val="24"/>
+                <w:lang w:val="en-US" w:eastAsia="ja-JP" w:bidi="ar-SA"/>
+              </w:rPr>
+            </w:pPr>
+            <w:r>
+              <w:rPr>
+                <w:rFonts w:eastAsia="Segoe UI" w:cs="Segoe UI" w:ascii="Segoe UI" w:hAnsi="Segoe UI"/>
+                <w:color w:val="101820"/>
+                <w:kern w:val="0"/>
+                <w:sz w:val="16"/>
+                <w:szCs w:val="24"/>
+                <w:lang w:val="en-US" w:eastAsia="ja-JP" w:bidi="ar-SA"/>
+              </w:rPr>
+              <w:t>3</w:t>
+            </w:r>
+          </w:p>
+        </w:tc>
+        <w:tc>
+          <w:tcPr>
+            <w:tcW w:w="1413" w:type="dxa"/>
+            <w:tcBorders>
+              <w:top w:val="single" w:sz="4" w:space="0" w:color="BFC7D1"/>
+              <w:left w:val="single" w:sz="4" w:space="0" w:color="BFC7D1"/>
+              <w:bottom w:val="single" w:sz="4" w:space="0" w:color="BFC7D1"/>
+              <w:right w:val="single" w:sz="4" w:space="0" w:color="BFC7D1"/>
+            </w:tcBorders>
+          </w:tcPr>
+          <w:p>
+            <w:pPr>
+              <w:pStyle w:val="Normal"/>
+              <w:widowControl/>
+              <w:spacing w:lineRule="auto" w:line="240" w:before="0" w:after="20"/>
+              <w:jc w:val="left"/>
+              <w:rPr>
+                <w:rFonts w:ascii="Aptos" w:hAnsi="Aptos" w:eastAsia="ＭＳ 明朝" w:cs="Arial"/>
+                <w:kern w:val="0"/>
+                <w:sz w:val="24"/>
+                <w:szCs w:val="24"/>
+                <w:lang w:val="en-US" w:eastAsia="ja-JP" w:bidi="ar-SA"/>
+              </w:rPr>
+            </w:pPr>
+            <w:r>
+              <w:rPr>
+                <w:rFonts w:eastAsia="Segoe UI" w:cs="Segoe UI" w:ascii="Segoe UI" w:hAnsi="Segoe UI"/>
+                <w:color w:val="101820"/>
+                <w:kern w:val="0"/>
+                <w:sz w:val="16"/>
+                <w:szCs w:val="24"/>
+                <w:lang w:val="en-US" w:eastAsia="ja-JP" w:bidi="ar-SA"/>
+              </w:rPr>
+              <w:t>50,000.00 per insurer</w:t>
+            </w:r>
+          </w:p>
+        </w:tc>
+        <w:tc>
+          <w:tcPr>
+            <w:tcW w:w="2737" w:type="dxa"/>
+            <w:tcBorders>
+              <w:top w:val="single" w:sz="4" w:space="0" w:color="BFC7D1"/>
+              <w:left w:val="single" w:sz="4" w:space="0" w:color="BFC7D1"/>
+              <w:bottom w:val="single" w:sz="4" w:space="0" w:color="BFC7D1"/>
+              <w:right w:val="single" w:sz="4" w:space="0" w:color="BFC7D1"/>
+            </w:tcBorders>
+          </w:tcPr>
+          <w:p>
+            <w:pPr>
+              <w:pStyle w:val="Normal"/>
+              <w:widowControl/>
+              <w:spacing w:lineRule="auto" w:line="240" w:before="0" w:after="20"/>
+              <w:jc w:val="left"/>
+              <w:rPr>
+                <w:rFonts w:ascii="Aptos" w:hAnsi="Aptos" w:eastAsia="ＭＳ 明朝" w:cs="Arial"/>
+                <w:kern w:val="0"/>
+                <w:sz w:val="24"/>
+                <w:szCs w:val="24"/>
+                <w:lang w:val="en-US" w:eastAsia="ja-JP" w:bidi="ar-SA"/>
+              </w:rPr>
+            </w:pPr>
+            <w:r>
+              <w:rPr>
+                <w:rFonts w:eastAsia="Segoe UI" w:cs="Segoe UI" w:ascii="Segoe UI" w:hAnsi="Segoe UI"/>
+                <w:color w:val="101820"/>
+                <w:kern w:val="0"/>
+                <w:sz w:val="16"/>
+                <w:szCs w:val="24"/>
+                <w:lang w:val="en-US" w:eastAsia="ja-JP" w:bidi="ar-SA"/>
+              </w:rPr>
+              <w:t>Endpoint, credentials, field mapping and live test with one insurer</w:t>
+            </w:r>
+          </w:p>
+        </w:tc>
+        <w:tc>
+          <w:tcPr>
+            <w:tcW w:w="1004" w:type="dxa"/>
+            <w:tcBorders>
+              <w:top w:val="single" w:sz="4" w:space="0" w:color="BFC7D1"/>
+              <w:left w:val="single" w:sz="4" w:space="0" w:color="BFC7D1"/>
+              <w:bottom w:val="single" w:sz="4" w:space="0" w:color="BFC7D1"/>
+              <w:right w:val="single" w:sz="4" w:space="0" w:color="BFC7D1"/>
+            </w:tcBorders>
+          </w:tcPr>
+          <w:p>
+            <w:pPr>
+              <w:pStyle w:val="Normal"/>
+              <w:widowControl/>
+              <w:spacing w:lineRule="auto" w:line="240" w:before="0" w:after="20"/>
+              <w:jc w:val="left"/>
+              <w:rPr>
+                <w:rFonts w:ascii="Aptos" w:hAnsi="Aptos" w:eastAsia="ＭＳ 明朝" w:cs="Arial"/>
+                <w:kern w:val="0"/>
+                <w:sz w:val="24"/>
+                <w:szCs w:val="24"/>
+                <w:lang w:val="en-US" w:eastAsia="ja-JP" w:bidi="ar-SA"/>
+              </w:rPr>
+            </w:pPr>
+            <w:r>
+              <w:rPr>
+                <w:rFonts w:eastAsia="Segoe UI" w:cs="Segoe UI" w:ascii="Segoe UI" w:hAnsi="Segoe UI"/>
+                <w:color w:val="101820"/>
+                <w:kern w:val="0"/>
+                <w:sz w:val="16"/>
+                <w:szCs w:val="24"/>
+                <w:lang w:val="en-US" w:eastAsia="ja-JP" w:bidi="ar-SA"/>
+              </w:rPr>
+              <w:t>On delivery</w:t>
+            </w:r>
+          </w:p>
+        </w:tc>
+      </w:tr>
+      <w:tr>
+        <w:trPr/>
+        <w:tc>
+          <w:tcPr>
+            <w:tcW w:w="2737" w:type="dxa"/>
+            <w:tcBorders>
+              <w:top w:val="single" w:sz="4" w:space="0" w:color="BFC7D1"/>
+              <w:left w:val="single" w:sz="4" w:space="0" w:color="BFC7D1"/>
+              <w:bottom w:val="single" w:sz="4" w:space="0" w:color="BFC7D1"/>
+              <w:right w:val="single" w:sz="4" w:space="0" w:color="BFC7D1"/>
+            </w:tcBorders>
+          </w:tcPr>
+          <w:p>
+            <w:pPr>
+              <w:pStyle w:val="Normal"/>
+              <w:widowControl/>
+              <w:spacing w:lineRule="auto" w:line="240" w:before="0" w:after="20"/>
+              <w:jc w:val="left"/>
+              <w:rPr>
+                <w:rFonts w:ascii="Aptos" w:hAnsi="Aptos" w:eastAsia="ＭＳ 明朝" w:cs="Arial"/>
+                <w:kern w:val="0"/>
+                <w:sz w:val="24"/>
+                <w:szCs w:val="24"/>
+                <w:lang w:val="en-US" w:eastAsia="ja-JP" w:bidi="ar-SA"/>
+              </w:rPr>
+            </w:pPr>
+            <w:r>
+              <w:rPr>
+                <w:rFonts w:eastAsia="Segoe UI" w:cs="Segoe UI" w:ascii="Segoe UI" w:hAnsi="Segoe UI"/>
+                <w:color w:val="101820"/>
+                <w:kern w:val="0"/>
+                <w:sz w:val="16"/>
+                <w:szCs w:val="24"/>
+                <w:lang w:val="en-US" w:eastAsia="ja-JP" w:bidi="ar-SA"/>
+              </w:rPr>
+              <w:t>Bank payment file certification</w:t>
+            </w:r>
+          </w:p>
+        </w:tc>
+        <w:tc>
+          <w:tcPr>
+            <w:tcW w:w="1123" w:type="dxa"/>
+            <w:tcBorders>
+              <w:top w:val="single" w:sz="4" w:space="0" w:color="BFC7D1"/>
+              <w:left w:val="single" w:sz="4" w:space="0" w:color="BFC7D1"/>
+              <w:bottom w:val="single" w:sz="4" w:space="0" w:color="BFC7D1"/>
+              <w:right w:val="single" w:sz="4" w:space="0" w:color="BFC7D1"/>
+            </w:tcBorders>
+          </w:tcPr>
+          <w:p>
+            <w:pPr>
+              <w:pStyle w:val="Normal"/>
+              <w:widowControl/>
+              <w:spacing w:lineRule="auto" w:line="240" w:before="0" w:after="20"/>
+              <w:jc w:val="left"/>
+              <w:rPr>
+                <w:rFonts w:ascii="Aptos" w:hAnsi="Aptos" w:eastAsia="ＭＳ 明朝" w:cs="Arial"/>
+                <w:kern w:val="0"/>
+                <w:sz w:val="24"/>
+                <w:szCs w:val="24"/>
+                <w:lang w:val="en-US" w:eastAsia="ja-JP" w:bidi="ar-SA"/>
+              </w:rPr>
+            </w:pPr>
+            <w:r>
+              <w:rPr>
+                <w:rFonts w:eastAsia="Segoe UI" w:cs="Segoe UI" w:ascii="Segoe UI" w:hAnsi="Segoe UI"/>
+                <w:color w:val="101820"/>
+                <w:kern w:val="0"/>
+                <w:sz w:val="16"/>
+                <w:szCs w:val="24"/>
+                <w:lang w:val="en-US" w:eastAsia="ja-JP" w:bidi="ar-SA"/>
+              </w:rPr>
+              <w:t>2</w:t>
+            </w:r>
+          </w:p>
+        </w:tc>
+        <w:tc>
+          <w:tcPr>
+            <w:tcW w:w="1413" w:type="dxa"/>
+            <w:tcBorders>
+              <w:top w:val="single" w:sz="4" w:space="0" w:color="BFC7D1"/>
+              <w:left w:val="single" w:sz="4" w:space="0" w:color="BFC7D1"/>
+              <w:bottom w:val="single" w:sz="4" w:space="0" w:color="BFC7D1"/>
+              <w:right w:val="single" w:sz="4" w:space="0" w:color="BFC7D1"/>
+            </w:tcBorders>
+          </w:tcPr>
+          <w:p>
+            <w:pPr>
+              <w:pStyle w:val="Normal"/>
+              <w:widowControl/>
+              <w:spacing w:lineRule="auto" w:line="240" w:before="0" w:after="20"/>
+              <w:jc w:val="left"/>
+              <w:rPr>
+                <w:rFonts w:ascii="Aptos" w:hAnsi="Aptos" w:eastAsia="ＭＳ 明朝" w:cs="Arial"/>
+                <w:kern w:val="0"/>
+                <w:sz w:val="24"/>
+                <w:szCs w:val="24"/>
+                <w:lang w:val="en-US" w:eastAsia="ja-JP" w:bidi="ar-SA"/>
+              </w:rPr>
+            </w:pPr>
+            <w:r>
+              <w:rPr>
+                <w:rFonts w:eastAsia="Segoe UI" w:cs="Segoe UI" w:ascii="Segoe UI" w:hAnsi="Segoe UI"/>
+                <w:color w:val="101820"/>
+                <w:kern w:val="0"/>
+                <w:sz w:val="16"/>
+                <w:szCs w:val="24"/>
+                <w:lang w:val="en-US" w:eastAsia="ja-JP" w:bidi="ar-SA"/>
+              </w:rPr>
+              <w:t>30,000.00 per bank</w:t>
+            </w:r>
+          </w:p>
+        </w:tc>
+        <w:tc>
+          <w:tcPr>
+            <w:tcW w:w="2737" w:type="dxa"/>
+            <w:tcBorders>
+              <w:top w:val="single" w:sz="4" w:space="0" w:color="BFC7D1"/>
+              <w:left w:val="single" w:sz="4" w:space="0" w:color="BFC7D1"/>
+              <w:bottom w:val="single" w:sz="4" w:space="0" w:color="BFC7D1"/>
+              <w:right w:val="single" w:sz="4" w:space="0" w:color="BFC7D1"/>
+            </w:tcBorders>
+          </w:tcPr>
+          <w:p>
+            <w:pPr>
+              <w:pStyle w:val="Normal"/>
+              <w:widowControl/>
+              <w:spacing w:lineRule="auto" w:line="240" w:before="0" w:after="20"/>
+              <w:jc w:val="left"/>
+              <w:rPr>
+                <w:rFonts w:ascii="Aptos" w:hAnsi="Aptos" w:eastAsia="ＭＳ 明朝" w:cs="Arial"/>
+                <w:kern w:val="0"/>
+                <w:sz w:val="24"/>
+                <w:szCs w:val="24"/>
+                <w:lang w:val="en-US" w:eastAsia="ja-JP" w:bidi="ar-SA"/>
+              </w:rPr>
+            </w:pPr>
+            <w:r>
+              <w:rPr>
+                <w:rFonts w:eastAsia="Segoe UI" w:cs="Segoe UI" w:ascii="Segoe UI" w:hAnsi="Segoe UI"/>
+                <w:color w:val="101820"/>
+                <w:kern w:val="0"/>
+                <w:sz w:val="16"/>
+                <w:szCs w:val="24"/>
+                <w:lang w:val="en-US" w:eastAsia="ja-JP" w:bidi="ar-SA"/>
+              </w:rPr>
+              <w:t>Layout validated against the bank's specification and a test file accepted by the bank</w:t>
+            </w:r>
+          </w:p>
+        </w:tc>
+        <w:tc>
+          <w:tcPr>
+            <w:tcW w:w="1004" w:type="dxa"/>
+            <w:tcBorders>
+              <w:top w:val="single" w:sz="4" w:space="0" w:color="BFC7D1"/>
+              <w:left w:val="single" w:sz="4" w:space="0" w:color="BFC7D1"/>
+              <w:bottom w:val="single" w:sz="4" w:space="0" w:color="BFC7D1"/>
+              <w:right w:val="single" w:sz="4" w:space="0" w:color="BFC7D1"/>
+            </w:tcBorders>
+          </w:tcPr>
+          <w:p>
+            <w:pPr>
+              <w:pStyle w:val="Normal"/>
+              <w:widowControl/>
+              <w:spacing w:lineRule="auto" w:line="240" w:before="0" w:after="20"/>
+              <w:jc w:val="left"/>
+              <w:rPr>
+                <w:rFonts w:ascii="Aptos" w:hAnsi="Aptos" w:eastAsia="ＭＳ 明朝" w:cs="Arial"/>
+                <w:kern w:val="0"/>
+                <w:sz w:val="24"/>
+                <w:szCs w:val="24"/>
+                <w:lang w:val="en-US" w:eastAsia="ja-JP" w:bidi="ar-SA"/>
+              </w:rPr>
+            </w:pPr>
+            <w:r>
+              <w:rPr>
+                <w:rFonts w:eastAsia="Segoe UI" w:cs="Segoe UI" w:ascii="Segoe UI" w:hAnsi="Segoe UI"/>
+                <w:color w:val="101820"/>
+                <w:kern w:val="0"/>
+                <w:sz w:val="16"/>
+                <w:szCs w:val="24"/>
+                <w:lang w:val="en-US" w:eastAsia="ja-JP" w:bidi="ar-SA"/>
+              </w:rPr>
+              <w:t>On delivery</w:t>
+            </w:r>
+          </w:p>
+        </w:tc>
+      </w:tr>
+      <w:tr>
+        <w:trPr/>
+        <w:tc>
+          <w:tcPr>
+            <w:tcW w:w="2737" w:type="dxa"/>
+            <w:tcBorders>
+              <w:top w:val="single" w:sz="4" w:space="0" w:color="BFC7D1"/>
+              <w:left w:val="single" w:sz="4" w:space="0" w:color="BFC7D1"/>
+              <w:bottom w:val="single" w:sz="4" w:space="0" w:color="BFC7D1"/>
+              <w:right w:val="single" w:sz="4" w:space="0" w:color="BFC7D1"/>
+            </w:tcBorders>
+          </w:tcPr>
+          <w:p>
+            <w:pPr>
+              <w:pStyle w:val="Normal"/>
+              <w:widowControl/>
+              <w:spacing w:lineRule="auto" w:line="240" w:before="0" w:after="20"/>
+              <w:jc w:val="left"/>
+              <w:rPr>
+                <w:rFonts w:ascii="Aptos" w:hAnsi="Aptos" w:eastAsia="ＭＳ 明朝" w:cs="Arial"/>
+                <w:kern w:val="0"/>
+                <w:sz w:val="24"/>
+                <w:szCs w:val="24"/>
+                <w:lang w:val="en-US" w:eastAsia="ja-JP" w:bidi="ar-SA"/>
+              </w:rPr>
+            </w:pPr>
+            <w:r>
+              <w:rPr>
+                <w:rFonts w:eastAsia="Segoe UI" w:cs="Segoe UI" w:ascii="Segoe UI" w:hAnsi="Segoe UI"/>
+                <w:color w:val="101820"/>
+                <w:kern w:val="0"/>
+                <w:sz w:val="16"/>
+                <w:szCs w:val="24"/>
+                <w:lang w:val="en-US" w:eastAsia="ja-JP" w:bidi="ar-SA"/>
+              </w:rPr>
+              <w:t>SMS or Viber gateway activation</w:t>
+            </w:r>
+          </w:p>
+        </w:tc>
+        <w:tc>
+          <w:tcPr>
+            <w:tcW w:w="1123" w:type="dxa"/>
+            <w:tcBorders>
+              <w:top w:val="single" w:sz="4" w:space="0" w:color="BFC7D1"/>
+              <w:left w:val="single" w:sz="4" w:space="0" w:color="BFC7D1"/>
+              <w:bottom w:val="single" w:sz="4" w:space="0" w:color="BFC7D1"/>
+              <w:right w:val="single" w:sz="4" w:space="0" w:color="BFC7D1"/>
+            </w:tcBorders>
+          </w:tcPr>
+          <w:p>
+            <w:pPr>
+              <w:pStyle w:val="Normal"/>
+              <w:widowControl/>
+              <w:spacing w:lineRule="auto" w:line="240" w:before="0" w:after="20"/>
+              <w:jc w:val="left"/>
+              <w:rPr>
+                <w:rFonts w:ascii="Aptos" w:hAnsi="Aptos" w:eastAsia="ＭＳ 明朝" w:cs="Arial"/>
+                <w:kern w:val="0"/>
+                <w:sz w:val="24"/>
+                <w:szCs w:val="24"/>
+                <w:lang w:val="en-US" w:eastAsia="ja-JP" w:bidi="ar-SA"/>
+              </w:rPr>
+            </w:pPr>
+            <w:r>
+              <w:rPr>
+                <w:rFonts w:eastAsia="Segoe UI" w:cs="Segoe UI" w:ascii="Segoe UI" w:hAnsi="Segoe UI"/>
+                <w:color w:val="101820"/>
+                <w:kern w:val="0"/>
+                <w:sz w:val="16"/>
+                <w:szCs w:val="24"/>
+                <w:lang w:val="en-US" w:eastAsia="ja-JP" w:bidi="ar-SA"/>
+              </w:rPr>
+              <w:t>1</w:t>
+            </w:r>
+          </w:p>
+        </w:tc>
+        <w:tc>
+          <w:tcPr>
+            <w:tcW w:w="1413" w:type="dxa"/>
+            <w:tcBorders>
+              <w:top w:val="single" w:sz="4" w:space="0" w:color="BFC7D1"/>
+              <w:left w:val="single" w:sz="4" w:space="0" w:color="BFC7D1"/>
+              <w:bottom w:val="single" w:sz="4" w:space="0" w:color="BFC7D1"/>
+              <w:right w:val="single" w:sz="4" w:space="0" w:color="BFC7D1"/>
+            </w:tcBorders>
+          </w:tcPr>
+          <w:p>
+            <w:pPr>
+              <w:pStyle w:val="Normal"/>
+              <w:widowControl/>
+              <w:spacing w:lineRule="auto" w:line="240" w:before="0" w:after="20"/>
+              <w:jc w:val="left"/>
+              <w:rPr>
+                <w:rFonts w:ascii="Aptos" w:hAnsi="Aptos" w:eastAsia="ＭＳ 明朝" w:cs="Arial"/>
+                <w:kern w:val="0"/>
+                <w:sz w:val="24"/>
+                <w:szCs w:val="24"/>
+                <w:lang w:val="en-US" w:eastAsia="ja-JP" w:bidi="ar-SA"/>
+              </w:rPr>
+            </w:pPr>
+            <w:r>
+              <w:rPr>
+                <w:rFonts w:eastAsia="Segoe UI" w:cs="Segoe UI" w:ascii="Segoe UI" w:hAnsi="Segoe UI"/>
+                <w:color w:val="101820"/>
+                <w:kern w:val="0"/>
+                <w:sz w:val="16"/>
+                <w:szCs w:val="24"/>
+                <w:lang w:val="en-US" w:eastAsia="ja-JP" w:bidi="ar-SA"/>
+              </w:rPr>
+              <w:t>20,000.00 one-time</w:t>
+            </w:r>
+          </w:p>
+        </w:tc>
+        <w:tc>
+          <w:tcPr>
+            <w:tcW w:w="2737" w:type="dxa"/>
+            <w:tcBorders>
+              <w:top w:val="single" w:sz="4" w:space="0" w:color="BFC7D1"/>
+              <w:left w:val="single" w:sz="4" w:space="0" w:color="BFC7D1"/>
+              <w:bottom w:val="single" w:sz="4" w:space="0" w:color="BFC7D1"/>
+              <w:right w:val="single" w:sz="4" w:space="0" w:color="BFC7D1"/>
+            </w:tcBorders>
+          </w:tcPr>
+          <w:p>
+            <w:pPr>
+              <w:pStyle w:val="Normal"/>
+              <w:widowControl/>
+              <w:spacing w:lineRule="auto" w:line="240" w:before="0" w:after="20"/>
+              <w:jc w:val="left"/>
+              <w:rPr>
+                <w:rFonts w:ascii="Aptos" w:hAnsi="Aptos" w:eastAsia="ＭＳ 明朝" w:cs="Arial"/>
+                <w:kern w:val="0"/>
+                <w:sz w:val="24"/>
+                <w:szCs w:val="24"/>
+                <w:lang w:val="en-US" w:eastAsia="ja-JP" w:bidi="ar-SA"/>
+              </w:rPr>
+            </w:pPr>
+            <w:r>
+              <w:rPr>
+                <w:rFonts w:eastAsia="Segoe UI" w:cs="Segoe UI" w:ascii="Segoe UI" w:hAnsi="Segoe UI"/>
+                <w:color w:val="101820"/>
+                <w:kern w:val="0"/>
+                <w:sz w:val="16"/>
+                <w:szCs w:val="24"/>
+                <w:lang w:val="en-US" w:eastAsia="ja-JP" w:bidi="ar-SA"/>
+              </w:rPr>
+              <w:t>Sender name or short code, live credentials, templates and consent check tested with the gateway</w:t>
+            </w:r>
+          </w:p>
+        </w:tc>
+        <w:tc>
+          <w:tcPr>
+            <w:tcW w:w="1004" w:type="dxa"/>
+            <w:tcBorders>
+              <w:top w:val="single" w:sz="4" w:space="0" w:color="BFC7D1"/>
+              <w:left w:val="single" w:sz="4" w:space="0" w:color="BFC7D1"/>
+              <w:bottom w:val="single" w:sz="4" w:space="0" w:color="BFC7D1"/>
+              <w:right w:val="single" w:sz="4" w:space="0" w:color="BFC7D1"/>
+            </w:tcBorders>
+          </w:tcPr>
+          <w:p>
+            <w:pPr>
+              <w:pStyle w:val="Normal"/>
+              <w:widowControl/>
+              <w:spacing w:lineRule="auto" w:line="240" w:before="0" w:after="20"/>
+              <w:jc w:val="left"/>
+              <w:rPr>
+                <w:rFonts w:ascii="Aptos" w:hAnsi="Aptos" w:eastAsia="ＭＳ 明朝" w:cs="Arial"/>
+                <w:kern w:val="0"/>
+                <w:sz w:val="24"/>
+                <w:szCs w:val="24"/>
+                <w:lang w:val="en-US" w:eastAsia="ja-JP" w:bidi="ar-SA"/>
+              </w:rPr>
+            </w:pPr>
+            <w:r>
+              <w:rPr>
+                <w:rFonts w:eastAsia="Segoe UI" w:cs="Segoe UI" w:ascii="Segoe UI" w:hAnsi="Segoe UI"/>
+                <w:color w:val="101820"/>
+                <w:kern w:val="0"/>
+                <w:sz w:val="16"/>
+                <w:szCs w:val="24"/>
+                <w:lang w:val="en-US" w:eastAsia="ja-JP" w:bidi="ar-SA"/>
+              </w:rPr>
+              <w:t>On delivery</w:t>
+            </w:r>
+          </w:p>
+        </w:tc>
+      </w:tr>
+      <w:tr>
+        <w:trPr/>
+        <w:tc>
+          <w:tcPr>
+            <w:tcW w:w="2737" w:type="dxa"/>
+            <w:tcBorders>
+              <w:top w:val="single" w:sz="4" w:space="0" w:color="BFC7D1"/>
+              <w:left w:val="single" w:sz="4" w:space="0" w:color="BFC7D1"/>
+              <w:bottom w:val="single" w:sz="4" w:space="0" w:color="BFC7D1"/>
+              <w:right w:val="single" w:sz="4" w:space="0" w:color="BFC7D1"/>
+            </w:tcBorders>
+          </w:tcPr>
+          <w:p>
+            <w:pPr>
+              <w:pStyle w:val="Normal"/>
+              <w:widowControl/>
+              <w:spacing w:lineRule="auto" w:line="240" w:before="0" w:after="20"/>
+              <w:jc w:val="left"/>
+              <w:rPr>
+                <w:rFonts w:ascii="Aptos" w:hAnsi="Aptos" w:eastAsia="ＭＳ 明朝" w:cs="Arial"/>
+                <w:kern w:val="0"/>
+                <w:sz w:val="24"/>
+                <w:szCs w:val="24"/>
+                <w:lang w:val="en-US" w:eastAsia="ja-JP" w:bidi="ar-SA"/>
+              </w:rPr>
+            </w:pPr>
+            <w:r>
+              <w:rPr>
+                <w:rFonts w:eastAsia="Segoe UI" w:cs="Segoe UI" w:ascii="Segoe UI" w:hAnsi="Segoe UI"/>
+                <w:color w:val="101820"/>
+                <w:kern w:val="0"/>
+                <w:sz w:val="16"/>
+                <w:szCs w:val="24"/>
+                <w:lang w:val="en-US" w:eastAsia="ja-JP" w:bidi="ar-SA"/>
+              </w:rPr>
+              <w:t>Screening list provider onboarding</w:t>
+            </w:r>
+          </w:p>
+        </w:tc>
+        <w:tc>
+          <w:tcPr>
+            <w:tcW w:w="1123" w:type="dxa"/>
+            <w:tcBorders>
+              <w:top w:val="single" w:sz="4" w:space="0" w:color="BFC7D1"/>
+              <w:left w:val="single" w:sz="4" w:space="0" w:color="BFC7D1"/>
+              <w:bottom w:val="single" w:sz="4" w:space="0" w:color="BFC7D1"/>
+              <w:right w:val="single" w:sz="4" w:space="0" w:color="BFC7D1"/>
+            </w:tcBorders>
+          </w:tcPr>
+          <w:p>
+            <w:pPr>
+              <w:pStyle w:val="Normal"/>
+              <w:widowControl/>
+              <w:spacing w:lineRule="auto" w:line="240" w:before="0" w:after="20"/>
+              <w:jc w:val="left"/>
+              <w:rPr>
+                <w:rFonts w:ascii="Aptos" w:hAnsi="Aptos" w:eastAsia="ＭＳ 明朝" w:cs="Arial"/>
+                <w:kern w:val="0"/>
+                <w:sz w:val="24"/>
+                <w:szCs w:val="24"/>
+                <w:lang w:val="en-US" w:eastAsia="ja-JP" w:bidi="ar-SA"/>
+              </w:rPr>
+            </w:pPr>
+            <w:r>
+              <w:rPr>
+                <w:rFonts w:eastAsia="Segoe UI" w:cs="Segoe UI" w:ascii="Segoe UI" w:hAnsi="Segoe UI"/>
+                <w:color w:val="101820"/>
+                <w:kern w:val="0"/>
+                <w:sz w:val="16"/>
+                <w:szCs w:val="24"/>
+                <w:lang w:val="en-US" w:eastAsia="ja-JP" w:bidi="ar-SA"/>
+              </w:rPr>
+              <w:t>2</w:t>
+            </w:r>
+          </w:p>
+        </w:tc>
+        <w:tc>
+          <w:tcPr>
+            <w:tcW w:w="1413" w:type="dxa"/>
+            <w:tcBorders>
+              <w:top w:val="single" w:sz="4" w:space="0" w:color="BFC7D1"/>
+              <w:left w:val="single" w:sz="4" w:space="0" w:color="BFC7D1"/>
+              <w:bottom w:val="single" w:sz="4" w:space="0" w:color="BFC7D1"/>
+              <w:right w:val="single" w:sz="4" w:space="0" w:color="BFC7D1"/>
+            </w:tcBorders>
+          </w:tcPr>
+          <w:p>
+            <w:pPr>
+              <w:pStyle w:val="Normal"/>
+              <w:widowControl/>
+              <w:spacing w:lineRule="auto" w:line="240" w:before="0" w:after="20"/>
+              <w:jc w:val="left"/>
+              <w:rPr>
+                <w:rFonts w:ascii="Aptos" w:hAnsi="Aptos" w:eastAsia="ＭＳ 明朝" w:cs="Arial"/>
+                <w:kern w:val="0"/>
+                <w:sz w:val="24"/>
+                <w:szCs w:val="24"/>
+                <w:lang w:val="en-US" w:eastAsia="ja-JP" w:bidi="ar-SA"/>
+              </w:rPr>
+            </w:pPr>
+            <w:r>
+              <w:rPr>
+                <w:rFonts w:eastAsia="Segoe UI" w:cs="Segoe UI" w:ascii="Segoe UI" w:hAnsi="Segoe UI"/>
+                <w:color w:val="101820"/>
+                <w:kern w:val="0"/>
+                <w:sz w:val="16"/>
+                <w:szCs w:val="24"/>
+                <w:lang w:val="en-US" w:eastAsia="ja-JP" w:bidi="ar-SA"/>
+              </w:rPr>
+              <w:t>30,000.00 one-time</w:t>
+            </w:r>
+          </w:p>
+        </w:tc>
+        <w:tc>
+          <w:tcPr>
+            <w:tcW w:w="2737" w:type="dxa"/>
+            <w:tcBorders>
+              <w:top w:val="single" w:sz="4" w:space="0" w:color="BFC7D1"/>
+              <w:left w:val="single" w:sz="4" w:space="0" w:color="BFC7D1"/>
+              <w:bottom w:val="single" w:sz="4" w:space="0" w:color="BFC7D1"/>
+              <w:right w:val="single" w:sz="4" w:space="0" w:color="BFC7D1"/>
+            </w:tcBorders>
+          </w:tcPr>
+          <w:p>
+            <w:pPr>
+              <w:pStyle w:val="Normal"/>
+              <w:widowControl/>
+              <w:spacing w:lineRule="auto" w:line="240" w:before="0" w:after="20"/>
+              <w:jc w:val="left"/>
+              <w:rPr>
+                <w:rFonts w:ascii="Aptos" w:hAnsi="Aptos" w:eastAsia="ＭＳ 明朝" w:cs="Arial"/>
+                <w:kern w:val="0"/>
+                <w:sz w:val="24"/>
+                <w:szCs w:val="24"/>
+                <w:lang w:val="en-US" w:eastAsia="ja-JP" w:bidi="ar-SA"/>
+              </w:rPr>
+            </w:pPr>
+            <w:r>
+              <w:rPr>
+                <w:rFonts w:eastAsia="Segoe UI" w:cs="Segoe UI" w:ascii="Segoe UI" w:hAnsi="Segoe UI"/>
+                <w:color w:val="101820"/>
+                <w:kern w:val="0"/>
+                <w:sz w:val="16"/>
+                <w:szCs w:val="24"/>
+                <w:lang w:val="en-US" w:eastAsia="ja-JP" w:bidi="ar-SA"/>
+              </w:rPr>
+              <w:t>Provider contract data, API key, adapter test and first screening run</w:t>
+            </w:r>
+          </w:p>
+        </w:tc>
+        <w:tc>
+          <w:tcPr>
+            <w:tcW w:w="1004" w:type="dxa"/>
+            <w:tcBorders>
+              <w:top w:val="single" w:sz="4" w:space="0" w:color="BFC7D1"/>
+              <w:left w:val="single" w:sz="4" w:space="0" w:color="BFC7D1"/>
+              <w:bottom w:val="single" w:sz="4" w:space="0" w:color="BFC7D1"/>
+              <w:right w:val="single" w:sz="4" w:space="0" w:color="BFC7D1"/>
+            </w:tcBorders>
+          </w:tcPr>
+          <w:p>
+            <w:pPr>
+              <w:pStyle w:val="Normal"/>
+              <w:widowControl/>
+              <w:spacing w:lineRule="auto" w:line="240" w:before="0" w:after="20"/>
+              <w:jc w:val="left"/>
+              <w:rPr>
+                <w:rFonts w:ascii="Aptos" w:hAnsi="Aptos" w:eastAsia="ＭＳ 明朝" w:cs="Arial"/>
+                <w:kern w:val="0"/>
+                <w:sz w:val="24"/>
+                <w:szCs w:val="24"/>
+                <w:lang w:val="en-US" w:eastAsia="ja-JP" w:bidi="ar-SA"/>
+              </w:rPr>
+            </w:pPr>
+            <w:r>
+              <w:rPr>
+                <w:rFonts w:eastAsia="Segoe UI" w:cs="Segoe UI" w:ascii="Segoe UI" w:hAnsi="Segoe UI"/>
+                <w:color w:val="101820"/>
+                <w:kern w:val="0"/>
+                <w:sz w:val="16"/>
+                <w:szCs w:val="24"/>
+                <w:lang w:val="en-US" w:eastAsia="ja-JP" w:bidi="ar-SA"/>
+              </w:rPr>
+              <w:t>On delivery</w:t>
+            </w:r>
+          </w:p>
+        </w:tc>
+      </w:tr>
+    </w:tbl>
+    <w:p>
+      <w:pPr>
+        <w:pStyle w:val="Normal"/>
+        <w:spacing w:before="0" w:after="80"/>
+        <w:rPr/>
+      </w:pPr>
+      <w:r>
+        <w:rPr/>
+      </w:r>
+    </w:p>
+    <w:p>
+      <w:pPr>
         <w:pStyle w:val="Heading2"/>
         <w:rPr/>
       </w:pPr>
-      <w:bookmarkStart w:id="18" w:name="__RefHeading___Toc27484_3066934455"/>
+      <w:bookmarkStart w:id="18" w:name="__RefHeading___Toc16301_2842061002"/>
       <w:bookmarkEnd w:id="18"/>
       <w:r>
         <w:rPr>
@@ -17591,7 +20862,7 @@
         <w:pStyle w:val="Heading2"/>
         <w:rPr/>
       </w:pPr>
-      <w:bookmarkStart w:id="19" w:name="__RefHeading___Toc27486_3066934455"/>
+      <w:bookmarkStart w:id="19" w:name="__RefHeading___Toc16303_2842061002"/>
       <w:bookmarkEnd w:id="19"/>
       <w:r>
         <w:rPr>
@@ -18106,7 +21377,7 @@
         <w:pStyle w:val="Heading2"/>
         <w:rPr/>
       </w:pPr>
-      <w:bookmarkStart w:id="20" w:name="__RefHeading___Toc27488_3066934455"/>
+      <w:bookmarkStart w:id="20" w:name="__RefHeading___Toc16305_2842061002"/>
       <w:bookmarkEnd w:id="20"/>
       <w:r>
         <w:rPr>
@@ -18460,7 +21731,7 @@
       <w:r>
         <w:br w:type="page"/>
       </w:r>
-      <w:bookmarkStart w:id="21" w:name="__RefHeading___Toc27490_3066934455"/>
+      <w:bookmarkStart w:id="21" w:name="__RefHeading___Toc16307_2842061002"/>
       <w:bookmarkEnd w:id="21"/>
       <w:r>
         <w:rPr>
@@ -19224,7 +22495,7 @@
         <w:pStyle w:val="Heading1"/>
         <w:rPr/>
       </w:pPr>
-      <w:bookmarkStart w:id="22" w:name="__RefHeading___Toc27492_3066934455"/>
+      <w:bookmarkStart w:id="22" w:name="__RefHeading___Toc16309_2842061002"/>
       <w:bookmarkEnd w:id="22"/>
       <w:r>
         <w:rPr>
@@ -19256,7 +22527,7 @@
         <w:pStyle w:val="Heading2"/>
         <w:rPr/>
       </w:pPr>
-      <w:bookmarkStart w:id="23" w:name="__RefHeading___Toc27494_3066934455"/>
+      <w:bookmarkStart w:id="23" w:name="__RefHeading___Toc16311_2842061002"/>
       <w:bookmarkEnd w:id="23"/>
       <w:r>
         <w:rPr>
@@ -19368,7 +22639,7 @@
         <w:pStyle w:val="Heading2"/>
         <w:rPr/>
       </w:pPr>
-      <w:bookmarkStart w:id="24" w:name="__RefHeading___Toc27496_3066934455"/>
+      <w:bookmarkStart w:id="24" w:name="__RefHeading___Toc16313_2842061002"/>
       <w:bookmarkEnd w:id="24"/>
       <w:r>
         <w:rPr>
@@ -19461,7 +22732,7 @@
         <w:pStyle w:val="Heading2"/>
         <w:rPr/>
       </w:pPr>
-      <w:bookmarkStart w:id="25" w:name="__RefHeading___Toc27498_3066934455"/>
+      <w:bookmarkStart w:id="25" w:name="__RefHeading___Toc16315_2842061002"/>
       <w:bookmarkEnd w:id="25"/>
       <w:r>
         <w:rPr>
@@ -19527,7 +22798,7 @@
           <w:color w:val="101820"/>
           <w:sz w:val="21"/>
         </w:rPr>
-        <w:t>Third-party licences and fees: cloud subscriptions beyond the agreed hosting, mailboxes, payment gateway merchant fees, SMS charges, certificates for Client-owned domains, escrow agent fees.</w:t>
+        <w:t>Third-party licences and fees: cloud subscriptions beyond the agreed hosting, mailboxes, payment gateway merchant fees, SMS charges, certificates for Client-owned domains, escrow agent fees, and the fees of the partners whose interfaces the optional modules and partner services of S08 take live (CTPL provider, insurers, banks, gateways, screening list providers).</w:t>
       </w:r>
     </w:p>
     <w:p>
@@ -19535,7 +22806,7 @@
         <w:pStyle w:val="Heading2"/>
         <w:rPr/>
       </w:pPr>
-      <w:bookmarkStart w:id="26" w:name="__RefHeading___Toc27500_3066934455"/>
+      <w:bookmarkStart w:id="26" w:name="__RefHeading___Toc16317_2842061002"/>
       <w:bookmarkEnd w:id="26"/>
       <w:r>
         <w:rPr>
@@ -19563,7 +22834,7 @@
           <w:color w:val="101820"/>
           <w:sz w:val="21"/>
         </w:rPr>
-        <w:t>Regulatory filings and registrations: BIR returns and alphalists, Computerized Accounting System registration, Authority to Print, IC reports, NPC registration, AMLC reports.</w:t>
+        <w:t>Regulatory filings and registrations: BIR returns and alphalists, Computerized Accounting System registration, Authority to Print, IC reports, NPC registration, AMLC reports. The preparation support for some of these (CAS registration, EIS enrolment, AMLC file validation, IC statement form alignment, EOPT invoicing review) is available as an optional module or partner service of S08; the filing itself and the regulator's fees remain with the Client.</w:t>
       </w:r>
     </w:p>
     <w:p>
@@ -19590,7 +22861,7 @@
         <w:pStyle w:val="Heading2"/>
         <w:rPr/>
       </w:pPr>
-      <w:bookmarkStart w:id="27" w:name="__RefHeading___Toc27502_3066934455"/>
+      <w:bookmarkStart w:id="27" w:name="__RefHeading___Toc16319_2842061002"/>
       <w:bookmarkEnd w:id="27"/>
       <w:r>
         <w:rPr>
@@ -19681,7 +22952,7 @@
           <w:spacing w:val="0"/>
         </w:rPr>
       </w:pPr>
-      <w:bookmarkStart w:id="28" w:name="__RefHeading___Toc27504_3066934455"/>
+      <w:bookmarkStart w:id="28" w:name="__RefHeading___Toc16321_2842061002"/>
       <w:bookmarkStart w:id="29" w:name="_Toc233203395"/>
       <w:bookmarkEnd w:id="28"/>
       <w:r>
@@ -21440,7 +24711,7 @@
       <w:r>
         <w:rPr/>
         <w:drawing>
-          <wp:anchor behindDoc="1" distT="0" distB="0" distL="0" distR="0" simplePos="0" locked="0" layoutInCell="0" allowOverlap="1" relativeHeight="17">
+          <wp:anchor behindDoc="1" distT="0" distB="0" distL="0" distR="0" simplePos="0" locked="0" layoutInCell="0" allowOverlap="1" relativeHeight="19">
             <wp:simplePos x="0" y="0"/>
             <wp:positionH relativeFrom="margin">
               <wp:align>center</wp:align>
@@ -21511,7 +24782,7 @@
     <w:r>
       <w:rPr/>
       <w:drawing>
-        <wp:anchor behindDoc="1" distT="0" distB="0" distL="0" distR="0" simplePos="0" locked="0" layoutInCell="0" allowOverlap="1" relativeHeight="16">
+        <wp:anchor behindDoc="1" distT="0" distB="0" distL="0" distR="0" simplePos="0" locked="0" layoutInCell="0" allowOverlap="1" relativeHeight="18">
           <wp:simplePos x="0" y="0"/>
           <wp:positionH relativeFrom="page">
             <wp:align>left</wp:align>
@@ -21570,7 +24841,7 @@
     <w:r>
       <w:rPr/>
       <w:drawing>
-        <wp:anchor behindDoc="1" distT="0" distB="0" distL="0" distR="0" simplePos="0" locked="0" layoutInCell="0" allowOverlap="1" relativeHeight="16">
+        <wp:anchor behindDoc="1" distT="0" distB="0" distL="0" distR="0" simplePos="0" locked="0" layoutInCell="0" allowOverlap="1" relativeHeight="18">
           <wp:simplePos x="0" y="0"/>
           <wp:positionH relativeFrom="page">
             <wp:align>left</wp:align>

--- a/docs/package/03_Contracts/iNXT_BrokerVerse_Service_Catalogue_and_Rate_Annex.docx
+++ b/docs/package/03_Contracts/iNXT_BrokerVerse_Service_Catalogue_and_Rate_Annex.docx
@@ -789,7 +789,7 @@
             </w:rPr>
             <w:fldChar w:fldCharType="separate"/>
           </w:r>
-          <w:hyperlink w:anchor="__RefHeading___Toc16273_2842061002">
+          <w:hyperlink w:anchor="__RefHeading___Toc33924_1894618434">
             <w:r>
               <w:rPr>
                 <w:webHidden/>
@@ -824,7 +824,7 @@
             </w:tabs>
             <w:rPr/>
           </w:pPr>
-          <w:hyperlink w:anchor="__RefHeading___Toc16275_2842061002">
+          <w:hyperlink w:anchor="__RefHeading___Toc33926_1894618434">
             <w:r>
               <w:rPr>
                 <w:webHidden/>
@@ -853,7 +853,7 @@
             </w:tabs>
             <w:rPr/>
           </w:pPr>
-          <w:hyperlink w:anchor="__RefHeading___Toc16277_2842061002">
+          <w:hyperlink w:anchor="__RefHeading___Toc33928_1894618434">
             <w:r>
               <w:rPr>
                 <w:webHidden/>
@@ -875,7 +875,7 @@
             </w:tabs>
             <w:rPr/>
           </w:pPr>
-          <w:hyperlink w:anchor="__RefHeading___Toc16279_2842061002">
+          <w:hyperlink w:anchor="__RefHeading___Toc33930_1894618434">
             <w:r>
               <w:rPr>
                 <w:webHidden/>
@@ -897,7 +897,7 @@
             </w:tabs>
             <w:rPr/>
           </w:pPr>
-          <w:hyperlink w:anchor="__RefHeading___Toc16281_2842061002">
+          <w:hyperlink w:anchor="__RefHeading___Toc33932_1894618434">
             <w:r>
               <w:rPr>
                 <w:webHidden/>
@@ -919,7 +919,7 @@
             </w:tabs>
             <w:rPr/>
           </w:pPr>
-          <w:hyperlink w:anchor="__RefHeading___Toc16283_2842061002">
+          <w:hyperlink w:anchor="__RefHeading___Toc33934_1894618434">
             <w:r>
               <w:rPr>
                 <w:webHidden/>
@@ -941,7 +941,7 @@
             </w:tabs>
             <w:rPr/>
           </w:pPr>
-          <w:hyperlink w:anchor="__RefHeading___Toc16285_2842061002">
+          <w:hyperlink w:anchor="__RefHeading___Toc33936_1894618434">
             <w:r>
               <w:rPr>
                 <w:webHidden/>
@@ -963,7 +963,7 @@
             </w:tabs>
             <w:rPr/>
           </w:pPr>
-          <w:hyperlink w:anchor="__RefHeading___Toc16287_2842061002">
+          <w:hyperlink w:anchor="__RefHeading___Toc33938_1894618434">
             <w:r>
               <w:rPr>
                 <w:webHidden/>
@@ -985,7 +985,7 @@
             </w:tabs>
             <w:rPr/>
           </w:pPr>
-          <w:hyperlink w:anchor="__RefHeading___Toc16289_2842061002">
+          <w:hyperlink w:anchor="__RefHeading___Toc33940_1894618434">
             <w:r>
               <w:rPr>
                 <w:webHidden/>
@@ -1007,7 +1007,7 @@
             </w:tabs>
             <w:rPr/>
           </w:pPr>
-          <w:hyperlink w:anchor="__RefHeading___Toc16291_2842061002">
+          <w:hyperlink w:anchor="__RefHeading___Toc33942_1894618434">
             <w:r>
               <w:rPr>
                 <w:webHidden/>
@@ -1029,7 +1029,7 @@
             </w:tabs>
             <w:rPr/>
           </w:pPr>
-          <w:hyperlink w:anchor="__RefHeading___Toc16293_2842061002">
+          <w:hyperlink w:anchor="__RefHeading___Toc33944_1894618434">
             <w:r>
               <w:rPr>
                 <w:webHidden/>
@@ -1051,7 +1051,7 @@
             </w:tabs>
             <w:rPr/>
           </w:pPr>
-          <w:hyperlink w:anchor="__RefHeading___Toc16295_2842061002">
+          <w:hyperlink w:anchor="__RefHeading___Toc33946_1894618434">
             <w:r>
               <w:rPr>
                 <w:webHidden/>
@@ -1073,7 +1073,7 @@
             </w:tabs>
             <w:rPr/>
           </w:pPr>
-          <w:hyperlink w:anchor="__RefHeading___Toc16297_2842061002">
+          <w:hyperlink w:anchor="__RefHeading___Toc33948_1894618434">
             <w:r>
               <w:rPr>
                 <w:webHidden/>
@@ -1095,7 +1095,7 @@
             </w:tabs>
             <w:rPr/>
           </w:pPr>
-          <w:hyperlink w:anchor="__RefHeading___Toc16299_2842061002">
+          <w:hyperlink w:anchor="__RefHeading___Toc33950_1894618434">
             <w:r>
               <w:rPr>
                 <w:webHidden/>
@@ -1117,7 +1117,7 @@
             </w:tabs>
             <w:rPr/>
           </w:pPr>
-          <w:hyperlink w:anchor="__RefHeading___Toc16301_2842061002">
+          <w:hyperlink w:anchor="__RefHeading___Toc33952_1894618434">
             <w:r>
               <w:rPr>
                 <w:webHidden/>
@@ -1139,7 +1139,7 @@
             </w:tabs>
             <w:rPr/>
           </w:pPr>
-          <w:hyperlink w:anchor="__RefHeading___Toc16303_2842061002">
+          <w:hyperlink w:anchor="__RefHeading___Toc33954_1894618434">
             <w:r>
               <w:rPr>
                 <w:webHidden/>
@@ -1161,7 +1161,7 @@
             </w:tabs>
             <w:rPr/>
           </w:pPr>
-          <w:hyperlink w:anchor="__RefHeading___Toc16305_2842061002">
+          <w:hyperlink w:anchor="__RefHeading___Toc33956_1894618434">
             <w:r>
               <w:rPr>
                 <w:webHidden/>
@@ -1183,7 +1183,7 @@
             </w:tabs>
             <w:rPr/>
           </w:pPr>
-          <w:hyperlink w:anchor="__RefHeading___Toc16307_2842061002">
+          <w:hyperlink w:anchor="__RefHeading___Toc33958_1894618434">
             <w:r>
               <w:rPr>
                 <w:webHidden/>
@@ -1205,7 +1205,7 @@
             </w:tabs>
             <w:rPr/>
           </w:pPr>
-          <w:hyperlink w:anchor="__RefHeading___Toc16309_2842061002">
+          <w:hyperlink w:anchor="__RefHeading___Toc33960_1894618434">
             <w:r>
               <w:rPr>
                 <w:webHidden/>
@@ -1227,7 +1227,7 @@
             </w:tabs>
             <w:rPr/>
           </w:pPr>
-          <w:hyperlink w:anchor="__RefHeading___Toc16311_2842061002">
+          <w:hyperlink w:anchor="__RefHeading___Toc33962_1894618434">
             <w:r>
               <w:rPr>
                 <w:webHidden/>
@@ -1249,7 +1249,7 @@
             </w:tabs>
             <w:rPr/>
           </w:pPr>
-          <w:hyperlink w:anchor="__RefHeading___Toc16313_2842061002">
+          <w:hyperlink w:anchor="__RefHeading___Toc33964_1894618434">
             <w:r>
               <w:rPr>
                 <w:webHidden/>
@@ -1271,7 +1271,7 @@
             </w:tabs>
             <w:rPr/>
           </w:pPr>
-          <w:hyperlink w:anchor="__RefHeading___Toc16315_2842061002">
+          <w:hyperlink w:anchor="__RefHeading___Toc33966_1894618434">
             <w:r>
               <w:rPr>
                 <w:webHidden/>
@@ -1293,7 +1293,7 @@
             </w:tabs>
             <w:rPr/>
           </w:pPr>
-          <w:hyperlink w:anchor="__RefHeading___Toc16317_2842061002">
+          <w:hyperlink w:anchor="__RefHeading___Toc33968_1894618434">
             <w:r>
               <w:rPr>
                 <w:webHidden/>
@@ -1315,7 +1315,7 @@
             </w:tabs>
             <w:rPr/>
           </w:pPr>
-          <w:hyperlink w:anchor="__RefHeading___Toc16319_2842061002">
+          <w:hyperlink w:anchor="__RefHeading___Toc33970_1894618434">
             <w:r>
               <w:rPr>
                 <w:webHidden/>
@@ -1337,7 +1337,7 @@
             </w:tabs>
             <w:rPr/>
           </w:pPr>
-          <w:hyperlink w:anchor="__RefHeading___Toc16321_2842061002">
+          <w:hyperlink w:anchor="__RefHeading___Toc33972_1894618434">
             <w:r>
               <w:rPr>
                 <w:webHidden/>
@@ -1385,7 +1385,7 @@
       <w:r>
         <w:br w:type="page"/>
       </w:r>
-      <w:bookmarkStart w:id="0" w:name="__RefHeading___Toc16273_2842061002"/>
+      <w:bookmarkStart w:id="0" w:name="__RefHeading___Toc33924_1894618434"/>
       <w:bookmarkStart w:id="1" w:name="_Toc48319687"/>
       <w:bookmarkStart w:id="2" w:name="_Toc11824118"/>
       <w:bookmarkEnd w:id="0"/>
@@ -1779,7 +1779,7 @@
                 <w:szCs w:val="24"/>
                 <w:lang w:val="en-US" w:eastAsia="ja-JP" w:bidi="ar-SA"/>
               </w:rPr>
-              <w:t>1.0.1</w:t>
+              <w:t>1.0.2</w:t>
             </w:r>
           </w:p>
         </w:tc>
@@ -1927,7 +1927,7 @@
                 <w:szCs w:val="24"/>
                 <w:lang w:val="en-US" w:eastAsia="ja-JP" w:bidi="ar-SA"/>
               </w:rPr>
-              <w:t>Version 1.0.1: optional services confirmed by management on 04 October 2026: optional modules and partner services (module activation, connector go-live, dealer programme set-up, client brand pack, regulator and partner items) added to S08 with their man-days and rates; package totals unchanged. Version 1.0: template for discussion; subject to review by the parties' legal counsel</w:t>
+              <w:t>Version 1.0.2: Client brand packs: basis is the client's contract with iorta TechNXT (management decision of 04 October 2026). Version 1.0.1: optional services confirmed by management on 04 October 2026: optional modules and partner services (module activation, connector go-live, dealer programme set-up, client brand pack, regulator and partner items) added to S08 with their man-days and rates; package totals unchanged. Version 1.0: template for discussion; subject to review by the parties' legal counsel</w:t>
             </w:r>
           </w:p>
         </w:tc>
@@ -2030,7 +2030,7 @@
           <w:spacing w:val="0"/>
         </w:rPr>
       </w:pPr>
-      <w:bookmarkStart w:id="4" w:name="__RefHeading___Toc16275_2842061002"/>
+      <w:bookmarkStart w:id="4" w:name="__RefHeading___Toc33926_1894618434"/>
       <w:bookmarkStart w:id="5" w:name="_Toc233203388"/>
       <w:bookmarkEnd w:id="4"/>
       <w:r>
@@ -3809,7 +3809,7 @@
         <w:pageBreakBefore w:val="false"/>
         <w:rPr/>
       </w:pPr>
-      <w:bookmarkStart w:id="6" w:name="__RefHeading___Toc16277_2842061002"/>
+      <w:bookmarkStart w:id="6" w:name="__RefHeading___Toc33928_1894618434"/>
       <w:bookmarkEnd w:id="6"/>
       <w:r>
         <w:rPr>
@@ -4055,7 +4055,7 @@
         <w:pStyle w:val="Heading1"/>
         <w:rPr/>
       </w:pPr>
-      <w:bookmarkStart w:id="7" w:name="__RefHeading___Toc16279_2842061002"/>
+      <w:bookmarkStart w:id="7" w:name="__RefHeading___Toc33930_1894618434"/>
       <w:bookmarkEnd w:id="7"/>
       <w:r>
         <w:rPr>
@@ -4072,7 +4072,7 @@
         <w:pStyle w:val="Heading2"/>
         <w:rPr/>
       </w:pPr>
-      <w:bookmarkStart w:id="8" w:name="__RefHeading___Toc16281_2842061002"/>
+      <w:bookmarkStart w:id="8" w:name="__RefHeading___Toc33932_1894618434"/>
       <w:bookmarkEnd w:id="8"/>
       <w:r>
         <w:rPr>
@@ -5943,7 +5943,7 @@
         <w:pStyle w:val="Heading2"/>
         <w:rPr/>
       </w:pPr>
-      <w:bookmarkStart w:id="9" w:name="__RefHeading___Toc16283_2842061002"/>
+      <w:bookmarkStart w:id="9" w:name="__RefHeading___Toc33934_1894618434"/>
       <w:bookmarkEnd w:id="9"/>
       <w:r>
         <w:rPr>
@@ -6960,7 +6960,7 @@
         <w:pStyle w:val="Heading2"/>
         <w:rPr/>
       </w:pPr>
-      <w:bookmarkStart w:id="10" w:name="__RefHeading___Toc16285_2842061002"/>
+      <w:bookmarkStart w:id="10" w:name="__RefHeading___Toc33936_1894618434"/>
       <w:bookmarkEnd w:id="10"/>
       <w:r>
         <w:rPr>
@@ -7995,7 +7995,7 @@
         <w:pStyle w:val="Heading1"/>
         <w:rPr/>
       </w:pPr>
-      <w:bookmarkStart w:id="11" w:name="__RefHeading___Toc16287_2842061002"/>
+      <w:bookmarkStart w:id="11" w:name="__RefHeading___Toc33938_1894618434"/>
       <w:bookmarkEnd w:id="11"/>
       <w:r>
         <w:rPr>
@@ -8012,7 +8012,7 @@
         <w:pStyle w:val="Heading2"/>
         <w:rPr/>
       </w:pPr>
-      <w:bookmarkStart w:id="12" w:name="__RefHeading___Toc16289_2842061002"/>
+      <w:bookmarkStart w:id="12" w:name="__RefHeading___Toc33940_1894618434"/>
       <w:bookmarkEnd w:id="12"/>
       <w:r>
         <w:rPr>
@@ -8465,7 +8465,7 @@
         <w:pStyle w:val="Heading2"/>
         <w:rPr/>
       </w:pPr>
-      <w:bookmarkStart w:id="13" w:name="__RefHeading___Toc16291_2842061002"/>
+      <w:bookmarkStart w:id="13" w:name="__RefHeading___Toc33942_1894618434"/>
       <w:bookmarkEnd w:id="13"/>
       <w:r>
         <w:rPr>
@@ -9106,7 +9106,7 @@
         <w:pStyle w:val="Heading2"/>
         <w:rPr/>
       </w:pPr>
-      <w:bookmarkStart w:id="14" w:name="__RefHeading___Toc16293_2842061002"/>
+      <w:bookmarkStart w:id="14" w:name="__RefHeading___Toc33944_1894618434"/>
       <w:bookmarkEnd w:id="14"/>
       <w:r>
         <w:rPr>
@@ -9977,7 +9977,7 @@
         <w:pStyle w:val="Heading2"/>
         <w:rPr/>
       </w:pPr>
-      <w:bookmarkStart w:id="15" w:name="__RefHeading___Toc16295_2842061002"/>
+      <w:bookmarkStart w:id="15" w:name="__RefHeading___Toc33946_1894618434"/>
       <w:bookmarkEnd w:id="15"/>
       <w:r>
         <w:rPr>
@@ -11569,7 +11569,7 @@
         <w:pStyle w:val="Heading2"/>
         <w:rPr/>
       </w:pPr>
-      <w:bookmarkStart w:id="16" w:name="__RefHeading___Toc16297_2842061002"/>
+      <w:bookmarkStart w:id="16" w:name="__RefHeading___Toc33948_1894618434"/>
       <w:bookmarkEnd w:id="16"/>
       <w:r>
         <w:rPr>
@@ -13601,7 +13601,7 @@
         <w:pStyle w:val="Heading2"/>
         <w:rPr/>
       </w:pPr>
-      <w:bookmarkStart w:id="17" w:name="__RefHeading___Toc16299_2842061002"/>
+      <w:bookmarkStart w:id="17" w:name="__RefHeading___Toc33950_1894618434"/>
       <w:bookmarkEnd w:id="17"/>
       <w:r>
         <w:rPr>
@@ -17409,7 +17409,7 @@
                 <w:szCs w:val="24"/>
                 <w:lang w:val="en-US" w:eastAsia="ja-JP" w:bidi="ar-SA"/>
               </w:rPr>
-              <w:t>Theme, sign-in picture, document and e-mail branding, e-signature mapping and the exported pack; third-party marks only with the owner's written permission</w:t>
+              <w:t>Theme, sign-in picture, document and e-mail branding, e-signature mapping and the exported pack; a client pack carries the Client's marks and is applied only in the Client's environments, under the Client's contract with iorta TechNXT, which covers the use of its marks there</w:t>
             </w:r>
           </w:p>
         </w:tc>
@@ -19347,7 +19347,7 @@
         <w:pStyle w:val="Heading2"/>
         <w:rPr/>
       </w:pPr>
-      <w:bookmarkStart w:id="18" w:name="__RefHeading___Toc16301_2842061002"/>
+      <w:bookmarkStart w:id="18" w:name="__RefHeading___Toc33952_1894618434"/>
       <w:bookmarkEnd w:id="18"/>
       <w:r>
         <w:rPr>
@@ -20862,7 +20862,7 @@
         <w:pStyle w:val="Heading2"/>
         <w:rPr/>
       </w:pPr>
-      <w:bookmarkStart w:id="19" w:name="__RefHeading___Toc16303_2842061002"/>
+      <w:bookmarkStart w:id="19" w:name="__RefHeading___Toc33954_1894618434"/>
       <w:bookmarkEnd w:id="19"/>
       <w:r>
         <w:rPr>
@@ -21377,7 +21377,7 @@
         <w:pStyle w:val="Heading2"/>
         <w:rPr/>
       </w:pPr>
-      <w:bookmarkStart w:id="20" w:name="__RefHeading___Toc16305_2842061002"/>
+      <w:bookmarkStart w:id="20" w:name="__RefHeading___Toc33956_1894618434"/>
       <w:bookmarkEnd w:id="20"/>
       <w:r>
         <w:rPr>
@@ -21731,7 +21731,7 @@
       <w:r>
         <w:br w:type="page"/>
       </w:r>
-      <w:bookmarkStart w:id="21" w:name="__RefHeading___Toc16307_2842061002"/>
+      <w:bookmarkStart w:id="21" w:name="__RefHeading___Toc33958_1894618434"/>
       <w:bookmarkEnd w:id="21"/>
       <w:r>
         <w:rPr>
@@ -22495,7 +22495,7 @@
         <w:pStyle w:val="Heading1"/>
         <w:rPr/>
       </w:pPr>
-      <w:bookmarkStart w:id="22" w:name="__RefHeading___Toc16309_2842061002"/>
+      <w:bookmarkStart w:id="22" w:name="__RefHeading___Toc33960_1894618434"/>
       <w:bookmarkEnd w:id="22"/>
       <w:r>
         <w:rPr>
@@ -22527,7 +22527,7 @@
         <w:pStyle w:val="Heading2"/>
         <w:rPr/>
       </w:pPr>
-      <w:bookmarkStart w:id="23" w:name="__RefHeading___Toc16311_2842061002"/>
+      <w:bookmarkStart w:id="23" w:name="__RefHeading___Toc33962_1894618434"/>
       <w:bookmarkEnd w:id="23"/>
       <w:r>
         <w:rPr>
@@ -22639,7 +22639,7 @@
         <w:pStyle w:val="Heading2"/>
         <w:rPr/>
       </w:pPr>
-      <w:bookmarkStart w:id="24" w:name="__RefHeading___Toc16313_2842061002"/>
+      <w:bookmarkStart w:id="24" w:name="__RefHeading___Toc33964_1894618434"/>
       <w:bookmarkEnd w:id="24"/>
       <w:r>
         <w:rPr>
@@ -22732,7 +22732,7 @@
         <w:pStyle w:val="Heading2"/>
         <w:rPr/>
       </w:pPr>
-      <w:bookmarkStart w:id="25" w:name="__RefHeading___Toc16315_2842061002"/>
+      <w:bookmarkStart w:id="25" w:name="__RefHeading___Toc33966_1894618434"/>
       <w:bookmarkEnd w:id="25"/>
       <w:r>
         <w:rPr>
@@ -22806,7 +22806,7 @@
         <w:pStyle w:val="Heading2"/>
         <w:rPr/>
       </w:pPr>
-      <w:bookmarkStart w:id="26" w:name="__RefHeading___Toc16317_2842061002"/>
+      <w:bookmarkStart w:id="26" w:name="__RefHeading___Toc33968_1894618434"/>
       <w:bookmarkEnd w:id="26"/>
       <w:r>
         <w:rPr>
@@ -22861,7 +22861,7 @@
         <w:pStyle w:val="Heading2"/>
         <w:rPr/>
       </w:pPr>
-      <w:bookmarkStart w:id="27" w:name="__RefHeading___Toc16319_2842061002"/>
+      <w:bookmarkStart w:id="27" w:name="__RefHeading___Toc33970_1894618434"/>
       <w:bookmarkEnd w:id="27"/>
       <w:r>
         <w:rPr>
@@ -22952,7 +22952,7 @@
           <w:spacing w:val="0"/>
         </w:rPr>
       </w:pPr>
-      <w:bookmarkStart w:id="28" w:name="__RefHeading___Toc16321_2842061002"/>
+      <w:bookmarkStart w:id="28" w:name="__RefHeading___Toc33972_1894618434"/>
       <w:bookmarkStart w:id="29" w:name="_Toc233203395"/>
       <w:bookmarkEnd w:id="28"/>
       <w:r>
